--- a/pentru-editori/01-pediatrie/01-pediatrie.docx
+++ b/pentru-editori/01-pediatrie/01-pediatrie.docx
@@ -362,7 +362,7 @@
         <w:rPr>
           <w:color w:val="1C5D8C"/>
         </w:rPr>
-        <w:t>3. Rânduri noi propuse</w:t>
+        <w:t>3. Propuneri noi</w:t>
       </w:r>
     </w:p>
     <w:p>

--- a/pentru-editori/01-pediatrie/01-pediatrie.docx
+++ b/pentru-editori/01-pediatrie/01-pediatrie.docx
@@ -18,7 +18,15 @@
         <w:rPr>
           <w:i/>
         </w:rPr>
-        <w:t>Vă rugăm să completați coloanele „Decizie” și „Comentariu” direct în tabele (Aprobat / Respins / Amânat), fără să modificați structura lor. Alăturat: GHID.csv, conținutul integral al ghidului.</w:t>
+        <w:t>Vă rugăm să completați coloanele „Decizie” și „Comentariu” direct în tabele (Aprobat / Respins / Amânat), fără să modificați structura lor.</w:t>
+      </w:r>
+    </w:p>
+    <w:p>
+      <w:r>
+        <w:rPr>
+          <w:i/>
+        </w:rPr>
+        <w:t>Alăturat: GHID.csv, conținutul integral al ghidului, și „Decizii structurale comune”.</w:t>
       </w:r>
     </w:p>
     <w:p>
@@ -56,24 +64,25 @@
         <w:rPr>
           <w:color w:val="1C5D8C"/>
         </w:rPr>
-        <w:t>2. Chestiuni de decis</w:t>
+        <w:t>2. Probleme de decis</w:t>
       </w:r>
     </w:p>
     <w:tbl>
       <w:tblPr>
         <w:tblStyle w:val="LightGrid-Accent1"/>
         <w:tblW w:type="auto" w:w="0"/>
+        <w:tblLayout w:type="fixed"/>
         <w:tblLook w:firstColumn="1" w:firstRow="1" w:lastColumn="0" w:lastRow="0" w:noHBand="0" w:noVBand="1" w:val="04A0"/>
       </w:tblPr>
       <w:tblGrid>
-        <w:gridCol w:w="6400"/>
-        <w:gridCol w:w="2880"/>
-        <w:gridCol w:w="2880"/>
+        <w:gridCol w:w="4713"/>
+        <w:gridCol w:w="4713"/>
+        <w:gridCol w:w="4713"/>
       </w:tblGrid>
       <w:tr>
         <w:tc>
           <w:tcPr>
-            <w:tcW w:type="dxa" w:w="2880"/>
+            <w:tcW w:type="dxa" w:w="8400"/>
           </w:tcPr>
           <w:p>
             <w:r/>
@@ -82,13 +91,13 @@
                 <w:b/>
                 <w:i w:val="0"/>
               </w:rPr>
-              <w:t>Chestiune</w:t>
+              <w:t>Problemă</w:t>
             </w:r>
           </w:p>
         </w:tc>
         <w:tc>
           <w:tcPr>
-            <w:tcW w:type="dxa" w:w="2880"/>
+            <w:tcW w:type="dxa" w:w="2700"/>
           </w:tcPr>
           <w:p>
             <w:r/>
@@ -103,7 +112,7 @@
         </w:tc>
         <w:tc>
           <w:tcPr>
-            <w:tcW w:type="dxa" w:w="2880"/>
+            <w:tcW w:type="dxa" w:w="2700"/>
           </w:tcPr>
           <w:p>
             <w:r/>
@@ -120,7 +129,7 @@
       <w:tr>
         <w:tc>
           <w:tcPr>
-            <w:tcW w:type="dxa" w:w="6400"/>
+            <w:tcW w:type="dxa" w:w="8400"/>
           </w:tcPr>
           <w:p>
             <w:r/>
@@ -149,7 +158,7 @@
         </w:tc>
         <w:tc>
           <w:tcPr>
-            <w:tcW w:type="dxa" w:w="2880"/>
+            <w:tcW w:type="dxa" w:w="2700"/>
           </w:tcPr>
           <w:p>
             <w:r/>
@@ -163,7 +172,7 @@
         </w:tc>
         <w:tc>
           <w:tcPr>
-            <w:tcW w:type="dxa" w:w="2880"/>
+            <w:tcW w:type="dxa" w:w="2700"/>
           </w:tcPr>
           <w:p>
             <w:r/>
@@ -179,7 +188,7 @@
       <w:tr>
         <w:tc>
           <w:tcPr>
-            <w:tcW w:type="dxa" w:w="6400"/>
+            <w:tcW w:type="dxa" w:w="8400"/>
           </w:tcPr>
           <w:p>
             <w:r/>
@@ -208,7 +217,7 @@
         </w:tc>
         <w:tc>
           <w:tcPr>
-            <w:tcW w:type="dxa" w:w="2880"/>
+            <w:tcW w:type="dxa" w:w="2700"/>
           </w:tcPr>
           <w:p>
             <w:r/>
@@ -222,7 +231,7 @@
         </w:tc>
         <w:tc>
           <w:tcPr>
-            <w:tcW w:type="dxa" w:w="2880"/>
+            <w:tcW w:type="dxa" w:w="2700"/>
           </w:tcPr>
           <w:p>
             <w:r/>
@@ -238,7 +247,7 @@
       <w:tr>
         <w:tc>
           <w:tcPr>
-            <w:tcW w:type="dxa" w:w="6400"/>
+            <w:tcW w:type="dxa" w:w="8400"/>
           </w:tcPr>
           <w:p>
             <w:r/>
@@ -267,7 +276,7 @@
         </w:tc>
         <w:tc>
           <w:tcPr>
-            <w:tcW w:type="dxa" w:w="2880"/>
+            <w:tcW w:type="dxa" w:w="2700"/>
           </w:tcPr>
           <w:p>
             <w:r/>
@@ -281,7 +290,7 @@
         </w:tc>
         <w:tc>
           <w:tcPr>
-            <w:tcW w:type="dxa" w:w="2880"/>
+            <w:tcW w:type="dxa" w:w="2700"/>
           </w:tcPr>
           <w:p>
             <w:r/>
@@ -297,7 +306,7 @@
       <w:tr>
         <w:tc>
           <w:tcPr>
-            <w:tcW w:type="dxa" w:w="6400"/>
+            <w:tcW w:type="dxa" w:w="8400"/>
           </w:tcPr>
           <w:p>
             <w:r/>
@@ -326,7 +335,7 @@
         </w:tc>
         <w:tc>
           <w:tcPr>
-            <w:tcW w:type="dxa" w:w="2880"/>
+            <w:tcW w:type="dxa" w:w="2700"/>
           </w:tcPr>
           <w:p>
             <w:r/>
@@ -340,7 +349,7 @@
         </w:tc>
         <w:tc>
           <w:tcPr>
-            <w:tcW w:type="dxa" w:w="2880"/>
+            <w:tcW w:type="dxa" w:w="2700"/>
           </w:tcPr>
           <w:p>
             <w:r/>
@@ -393,22 +402,23 @@
       <w:tblPr>
         <w:tblStyle w:val="LightGrid-Accent1"/>
         <w:tblW w:type="auto" w:w="0"/>
+        <w:tblLayout w:type="fixed"/>
         <w:tblLook w:firstColumn="1" w:firstRow="1" w:lastColumn="0" w:lastRow="0" w:noHBand="0" w:noVBand="1" w:val="04A0"/>
       </w:tblPr>
       <w:tblGrid>
-        <w:gridCol w:w="1080"/>
-        <w:gridCol w:w="1080"/>
-        <w:gridCol w:w="1080"/>
-        <w:gridCol w:w="1080"/>
-        <w:gridCol w:w="1080"/>
-        <w:gridCol w:w="1080"/>
-        <w:gridCol w:w="1080"/>
-        <w:gridCol w:w="1080"/>
+        <w:gridCol w:w="1767"/>
+        <w:gridCol w:w="1767"/>
+        <w:gridCol w:w="1767"/>
+        <w:gridCol w:w="1767"/>
+        <w:gridCol w:w="1767"/>
+        <w:gridCol w:w="1767"/>
+        <w:gridCol w:w="1767"/>
+        <w:gridCol w:w="1767"/>
       </w:tblGrid>
       <w:tr>
         <w:tc>
           <w:tcPr>
-            <w:tcW w:type="dxa" w:w="1080"/>
+            <w:tcW w:type="dxa" w:w="800"/>
           </w:tcPr>
           <w:p>
             <w:r/>
@@ -423,7 +433,7 @@
         </w:tc>
         <w:tc>
           <w:tcPr>
-            <w:tcW w:type="dxa" w:w="1080"/>
+            <w:tcW w:type="dxa" w:w="1800"/>
           </w:tcPr>
           <w:p>
             <w:r/>
@@ -438,7 +448,7 @@
         </w:tc>
         <w:tc>
           <w:tcPr>
-            <w:tcW w:type="dxa" w:w="1080"/>
+            <w:tcW w:type="dxa" w:w="3000"/>
           </w:tcPr>
           <w:p>
             <w:r/>
@@ -453,7 +463,7 @@
         </w:tc>
         <w:tc>
           <w:tcPr>
-            <w:tcW w:type="dxa" w:w="1080"/>
+            <w:tcW w:type="dxa" w:w="900"/>
           </w:tcPr>
           <w:p>
             <w:r/>
@@ -468,7 +478,7 @@
         </w:tc>
         <w:tc>
           <w:tcPr>
-            <w:tcW w:type="dxa" w:w="1080"/>
+            <w:tcW w:type="dxa" w:w="1100"/>
           </w:tcPr>
           <w:p>
             <w:r/>
@@ -483,7 +493,7 @@
         </w:tc>
         <w:tc>
           <w:tcPr>
-            <w:tcW w:type="dxa" w:w="1080"/>
+            <w:tcW w:type="dxa" w:w="3000"/>
           </w:tcPr>
           <w:p>
             <w:r/>
@@ -498,7 +508,7 @@
         </w:tc>
         <w:tc>
           <w:tcPr>
-            <w:tcW w:type="dxa" w:w="1080"/>
+            <w:tcW w:type="dxa" w:w="1500"/>
           </w:tcPr>
           <w:p>
             <w:r/>
@@ -513,7 +523,7 @@
         </w:tc>
         <w:tc>
           <w:tcPr>
-            <w:tcW w:type="dxa" w:w="1080"/>
+            <w:tcW w:type="dxa" w:w="1800"/>
           </w:tcPr>
           <w:p>
             <w:r/>
@@ -530,7 +540,7 @@
       <w:tr>
         <w:tc>
           <w:tcPr>
-            <w:tcW w:type="dxa" w:w="1080"/>
+            <w:tcW w:type="dxa" w:w="800"/>
           </w:tcPr>
           <w:p>
             <w:r/>
@@ -545,7 +555,7 @@
         </w:tc>
         <w:tc>
           <w:tcPr>
-            <w:tcW w:type="dxa" w:w="1080"/>
+            <w:tcW w:type="dxa" w:w="1800"/>
           </w:tcPr>
           <w:p>
             <w:r/>
@@ -560,7 +570,7 @@
         </w:tc>
         <w:tc>
           <w:tcPr>
-            <w:tcW w:type="dxa" w:w="1080"/>
+            <w:tcW w:type="dxa" w:w="3000"/>
           </w:tcPr>
           <w:p>
             <w:r/>
@@ -575,7 +585,7 @@
         </w:tc>
         <w:tc>
           <w:tcPr>
-            <w:tcW w:type="dxa" w:w="1080"/>
+            <w:tcW w:type="dxa" w:w="900"/>
           </w:tcPr>
           <w:p>
             <w:r/>
@@ -590,7 +600,7 @@
         </w:tc>
         <w:tc>
           <w:tcPr>
-            <w:tcW w:type="dxa" w:w="1080"/>
+            <w:tcW w:type="dxa" w:w="1100"/>
           </w:tcPr>
           <w:p>
             <w:r/>
@@ -605,7 +615,7 @@
         </w:tc>
         <w:tc>
           <w:tcPr>
-            <w:tcW w:type="dxa" w:w="1080"/>
+            <w:tcW w:type="dxa" w:w="3000"/>
           </w:tcPr>
           <w:p>
             <w:r/>
@@ -620,7 +630,7 @@
         </w:tc>
         <w:tc>
           <w:tcPr>
-            <w:tcW w:type="dxa" w:w="1080"/>
+            <w:tcW w:type="dxa" w:w="1500"/>
           </w:tcPr>
           <w:p>
             <w:r/>
@@ -634,7 +644,7 @@
         </w:tc>
         <w:tc>
           <w:tcPr>
-            <w:tcW w:type="dxa" w:w="1080"/>
+            <w:tcW w:type="dxa" w:w="1800"/>
           </w:tcPr>
           <w:p>
             <w:r/>
@@ -650,7 +660,7 @@
       <w:tr>
         <w:tc>
           <w:tcPr>
-            <w:tcW w:type="dxa" w:w="1080"/>
+            <w:tcW w:type="dxa" w:w="800"/>
           </w:tcPr>
           <w:p>
             <w:r/>
@@ -665,7 +675,7 @@
         </w:tc>
         <w:tc>
           <w:tcPr>
-            <w:tcW w:type="dxa" w:w="1080"/>
+            <w:tcW w:type="dxa" w:w="1800"/>
           </w:tcPr>
           <w:p>
             <w:r/>
@@ -680,7 +690,7 @@
         </w:tc>
         <w:tc>
           <w:tcPr>
-            <w:tcW w:type="dxa" w:w="1080"/>
+            <w:tcW w:type="dxa" w:w="3000"/>
           </w:tcPr>
           <w:p>
             <w:r/>
@@ -695,7 +705,7 @@
         </w:tc>
         <w:tc>
           <w:tcPr>
-            <w:tcW w:type="dxa" w:w="1080"/>
+            <w:tcW w:type="dxa" w:w="900"/>
           </w:tcPr>
           <w:p>
             <w:r/>
@@ -710,7 +720,7 @@
         </w:tc>
         <w:tc>
           <w:tcPr>
-            <w:tcW w:type="dxa" w:w="1080"/>
+            <w:tcW w:type="dxa" w:w="1100"/>
           </w:tcPr>
           <w:p>
             <w:r/>
@@ -725,7 +735,7 @@
         </w:tc>
         <w:tc>
           <w:tcPr>
-            <w:tcW w:type="dxa" w:w="1080"/>
+            <w:tcW w:type="dxa" w:w="3000"/>
           </w:tcPr>
           <w:p>
             <w:r/>
@@ -740,7 +750,7 @@
         </w:tc>
         <w:tc>
           <w:tcPr>
-            <w:tcW w:type="dxa" w:w="1080"/>
+            <w:tcW w:type="dxa" w:w="1500"/>
           </w:tcPr>
           <w:p>
             <w:r/>
@@ -754,7 +764,7 @@
         </w:tc>
         <w:tc>
           <w:tcPr>
-            <w:tcW w:type="dxa" w:w="1080"/>
+            <w:tcW w:type="dxa" w:w="1800"/>
           </w:tcPr>
           <w:p>
             <w:r/>
@@ -770,7 +780,7 @@
       <w:tr>
         <w:tc>
           <w:tcPr>
-            <w:tcW w:type="dxa" w:w="1080"/>
+            <w:tcW w:type="dxa" w:w="800"/>
           </w:tcPr>
           <w:p>
             <w:r/>
@@ -785,7 +795,7 @@
         </w:tc>
         <w:tc>
           <w:tcPr>
-            <w:tcW w:type="dxa" w:w="1080"/>
+            <w:tcW w:type="dxa" w:w="1800"/>
           </w:tcPr>
           <w:p>
             <w:r/>
@@ -800,7 +810,7 @@
         </w:tc>
         <w:tc>
           <w:tcPr>
-            <w:tcW w:type="dxa" w:w="1080"/>
+            <w:tcW w:type="dxa" w:w="3000"/>
           </w:tcPr>
           <w:p>
             <w:r/>
@@ -815,7 +825,7 @@
         </w:tc>
         <w:tc>
           <w:tcPr>
-            <w:tcW w:type="dxa" w:w="1080"/>
+            <w:tcW w:type="dxa" w:w="900"/>
           </w:tcPr>
           <w:p>
             <w:r/>
@@ -830,7 +840,7 @@
         </w:tc>
         <w:tc>
           <w:tcPr>
-            <w:tcW w:type="dxa" w:w="1080"/>
+            <w:tcW w:type="dxa" w:w="1100"/>
           </w:tcPr>
           <w:p>
             <w:r/>
@@ -845,7 +855,7 @@
         </w:tc>
         <w:tc>
           <w:tcPr>
-            <w:tcW w:type="dxa" w:w="1080"/>
+            <w:tcW w:type="dxa" w:w="3000"/>
           </w:tcPr>
           <w:p>
             <w:r/>
@@ -860,7 +870,7 @@
         </w:tc>
         <w:tc>
           <w:tcPr>
-            <w:tcW w:type="dxa" w:w="1080"/>
+            <w:tcW w:type="dxa" w:w="1500"/>
           </w:tcPr>
           <w:p>
             <w:r/>
@@ -874,7 +884,7 @@
         </w:tc>
         <w:tc>
           <w:tcPr>
-            <w:tcW w:type="dxa" w:w="1080"/>
+            <w:tcW w:type="dxa" w:w="1800"/>
           </w:tcPr>
           <w:p>
             <w:r/>
@@ -912,22 +922,23 @@
       <w:tblPr>
         <w:tblStyle w:val="LightGrid-Accent1"/>
         <w:tblW w:type="auto" w:w="0"/>
+        <w:tblLayout w:type="fixed"/>
         <w:tblLook w:firstColumn="1" w:firstRow="1" w:lastColumn="0" w:lastRow="0" w:noHBand="0" w:noVBand="1" w:val="04A0"/>
       </w:tblPr>
       <w:tblGrid>
-        <w:gridCol w:w="1080"/>
-        <w:gridCol w:w="1080"/>
-        <w:gridCol w:w="1080"/>
-        <w:gridCol w:w="1080"/>
-        <w:gridCol w:w="1080"/>
-        <w:gridCol w:w="1080"/>
-        <w:gridCol w:w="1080"/>
-        <w:gridCol w:w="1080"/>
+        <w:gridCol w:w="1767"/>
+        <w:gridCol w:w="1767"/>
+        <w:gridCol w:w="1767"/>
+        <w:gridCol w:w="1767"/>
+        <w:gridCol w:w="1767"/>
+        <w:gridCol w:w="1767"/>
+        <w:gridCol w:w="1767"/>
+        <w:gridCol w:w="1767"/>
       </w:tblGrid>
       <w:tr>
         <w:tc>
           <w:tcPr>
-            <w:tcW w:type="dxa" w:w="1080"/>
+            <w:tcW w:type="dxa" w:w="800"/>
           </w:tcPr>
           <w:p>
             <w:r/>
@@ -942,7 +953,7 @@
         </w:tc>
         <w:tc>
           <w:tcPr>
-            <w:tcW w:type="dxa" w:w="1080"/>
+            <w:tcW w:type="dxa" w:w="1800"/>
           </w:tcPr>
           <w:p>
             <w:r/>
@@ -957,7 +968,7 @@
         </w:tc>
         <w:tc>
           <w:tcPr>
-            <w:tcW w:type="dxa" w:w="1080"/>
+            <w:tcW w:type="dxa" w:w="3000"/>
           </w:tcPr>
           <w:p>
             <w:r/>
@@ -972,7 +983,7 @@
         </w:tc>
         <w:tc>
           <w:tcPr>
-            <w:tcW w:type="dxa" w:w="1080"/>
+            <w:tcW w:type="dxa" w:w="900"/>
           </w:tcPr>
           <w:p>
             <w:r/>
@@ -987,7 +998,7 @@
         </w:tc>
         <w:tc>
           <w:tcPr>
-            <w:tcW w:type="dxa" w:w="1080"/>
+            <w:tcW w:type="dxa" w:w="1100"/>
           </w:tcPr>
           <w:p>
             <w:r/>
@@ -1002,7 +1013,7 @@
         </w:tc>
         <w:tc>
           <w:tcPr>
-            <w:tcW w:type="dxa" w:w="1080"/>
+            <w:tcW w:type="dxa" w:w="3000"/>
           </w:tcPr>
           <w:p>
             <w:r/>
@@ -1017,7 +1028,7 @@
         </w:tc>
         <w:tc>
           <w:tcPr>
-            <w:tcW w:type="dxa" w:w="1080"/>
+            <w:tcW w:type="dxa" w:w="1500"/>
           </w:tcPr>
           <w:p>
             <w:r/>
@@ -1032,7 +1043,7 @@
         </w:tc>
         <w:tc>
           <w:tcPr>
-            <w:tcW w:type="dxa" w:w="1080"/>
+            <w:tcW w:type="dxa" w:w="1800"/>
           </w:tcPr>
           <w:p>
             <w:r/>
@@ -1049,7 +1060,7 @@
       <w:tr>
         <w:tc>
           <w:tcPr>
-            <w:tcW w:type="dxa" w:w="1080"/>
+            <w:tcW w:type="dxa" w:w="800"/>
           </w:tcPr>
           <w:p>
             <w:r/>
@@ -1064,7 +1075,7 @@
         </w:tc>
         <w:tc>
           <w:tcPr>
-            <w:tcW w:type="dxa" w:w="1080"/>
+            <w:tcW w:type="dxa" w:w="1800"/>
           </w:tcPr>
           <w:p>
             <w:r/>
@@ -1079,7 +1090,7 @@
         </w:tc>
         <w:tc>
           <w:tcPr>
-            <w:tcW w:type="dxa" w:w="1080"/>
+            <w:tcW w:type="dxa" w:w="3000"/>
           </w:tcPr>
           <w:p>
             <w:r/>
@@ -1094,7 +1105,7 @@
         </w:tc>
         <w:tc>
           <w:tcPr>
-            <w:tcW w:type="dxa" w:w="1080"/>
+            <w:tcW w:type="dxa" w:w="900"/>
           </w:tcPr>
           <w:p>
             <w:r/>
@@ -1109,7 +1120,7 @@
         </w:tc>
         <w:tc>
           <w:tcPr>
-            <w:tcW w:type="dxa" w:w="1080"/>
+            <w:tcW w:type="dxa" w:w="1100"/>
           </w:tcPr>
           <w:p>
             <w:r/>
@@ -1124,7 +1135,7 @@
         </w:tc>
         <w:tc>
           <w:tcPr>
-            <w:tcW w:type="dxa" w:w="1080"/>
+            <w:tcW w:type="dxa" w:w="3000"/>
           </w:tcPr>
           <w:p>
             <w:r/>
@@ -1139,7 +1150,7 @@
         </w:tc>
         <w:tc>
           <w:tcPr>
-            <w:tcW w:type="dxa" w:w="1080"/>
+            <w:tcW w:type="dxa" w:w="1500"/>
           </w:tcPr>
           <w:p>
             <w:r/>
@@ -1153,7 +1164,7 @@
         </w:tc>
         <w:tc>
           <w:tcPr>
-            <w:tcW w:type="dxa" w:w="1080"/>
+            <w:tcW w:type="dxa" w:w="1800"/>
           </w:tcPr>
           <w:p>
             <w:r/>
@@ -1169,7 +1180,7 @@
       <w:tr>
         <w:tc>
           <w:tcPr>
-            <w:tcW w:type="dxa" w:w="1080"/>
+            <w:tcW w:type="dxa" w:w="800"/>
           </w:tcPr>
           <w:p>
             <w:r/>
@@ -1184,7 +1195,7 @@
         </w:tc>
         <w:tc>
           <w:tcPr>
-            <w:tcW w:type="dxa" w:w="1080"/>
+            <w:tcW w:type="dxa" w:w="1800"/>
           </w:tcPr>
           <w:p>
             <w:r/>
@@ -1199,7 +1210,7 @@
         </w:tc>
         <w:tc>
           <w:tcPr>
-            <w:tcW w:type="dxa" w:w="1080"/>
+            <w:tcW w:type="dxa" w:w="3000"/>
           </w:tcPr>
           <w:p>
             <w:r/>
@@ -1214,7 +1225,7 @@
         </w:tc>
         <w:tc>
           <w:tcPr>
-            <w:tcW w:type="dxa" w:w="1080"/>
+            <w:tcW w:type="dxa" w:w="900"/>
           </w:tcPr>
           <w:p>
             <w:r/>
@@ -1229,7 +1240,7 @@
         </w:tc>
         <w:tc>
           <w:tcPr>
-            <w:tcW w:type="dxa" w:w="1080"/>
+            <w:tcW w:type="dxa" w:w="1100"/>
           </w:tcPr>
           <w:p>
             <w:r/>
@@ -1244,7 +1255,7 @@
         </w:tc>
         <w:tc>
           <w:tcPr>
-            <w:tcW w:type="dxa" w:w="1080"/>
+            <w:tcW w:type="dxa" w:w="3000"/>
           </w:tcPr>
           <w:p>
             <w:r/>
@@ -1259,7 +1270,7 @@
         </w:tc>
         <w:tc>
           <w:tcPr>
-            <w:tcW w:type="dxa" w:w="1080"/>
+            <w:tcW w:type="dxa" w:w="1500"/>
           </w:tcPr>
           <w:p>
             <w:r/>
@@ -1273,7 +1284,7 @@
         </w:tc>
         <w:tc>
           <w:tcPr>
-            <w:tcW w:type="dxa" w:w="1080"/>
+            <w:tcW w:type="dxa" w:w="1800"/>
           </w:tcPr>
           <w:p>
             <w:r/>
@@ -1289,7 +1300,7 @@
       <w:tr>
         <w:tc>
           <w:tcPr>
-            <w:tcW w:type="dxa" w:w="1080"/>
+            <w:tcW w:type="dxa" w:w="800"/>
           </w:tcPr>
           <w:p>
             <w:r/>
@@ -1304,7 +1315,7 @@
         </w:tc>
         <w:tc>
           <w:tcPr>
-            <w:tcW w:type="dxa" w:w="1080"/>
+            <w:tcW w:type="dxa" w:w="1800"/>
           </w:tcPr>
           <w:p>
             <w:r/>
@@ -1319,7 +1330,7 @@
         </w:tc>
         <w:tc>
           <w:tcPr>
-            <w:tcW w:type="dxa" w:w="1080"/>
+            <w:tcW w:type="dxa" w:w="3000"/>
           </w:tcPr>
           <w:p>
             <w:r/>
@@ -1334,7 +1345,7 @@
         </w:tc>
         <w:tc>
           <w:tcPr>
-            <w:tcW w:type="dxa" w:w="1080"/>
+            <w:tcW w:type="dxa" w:w="900"/>
           </w:tcPr>
           <w:p>
             <w:r/>
@@ -1349,7 +1360,7 @@
         </w:tc>
         <w:tc>
           <w:tcPr>
-            <w:tcW w:type="dxa" w:w="1080"/>
+            <w:tcW w:type="dxa" w:w="1100"/>
           </w:tcPr>
           <w:p>
             <w:r/>
@@ -1364,7 +1375,7 @@
         </w:tc>
         <w:tc>
           <w:tcPr>
-            <w:tcW w:type="dxa" w:w="1080"/>
+            <w:tcW w:type="dxa" w:w="3000"/>
           </w:tcPr>
           <w:p>
             <w:r/>
@@ -1379,7 +1390,7 @@
         </w:tc>
         <w:tc>
           <w:tcPr>
-            <w:tcW w:type="dxa" w:w="1080"/>
+            <w:tcW w:type="dxa" w:w="1500"/>
           </w:tcPr>
           <w:p>
             <w:r/>
@@ -1393,7 +1404,7 @@
         </w:tc>
         <w:tc>
           <w:tcPr>
-            <w:tcW w:type="dxa" w:w="1080"/>
+            <w:tcW w:type="dxa" w:w="1800"/>
           </w:tcPr>
           <w:p>
             <w:r/>
@@ -1409,7 +1420,7 @@
       <w:tr>
         <w:tc>
           <w:tcPr>
-            <w:tcW w:type="dxa" w:w="1080"/>
+            <w:tcW w:type="dxa" w:w="800"/>
           </w:tcPr>
           <w:p>
             <w:r/>
@@ -1424,7 +1435,7 @@
         </w:tc>
         <w:tc>
           <w:tcPr>
-            <w:tcW w:type="dxa" w:w="1080"/>
+            <w:tcW w:type="dxa" w:w="1800"/>
           </w:tcPr>
           <w:p>
             <w:r/>
@@ -1439,7 +1450,7 @@
         </w:tc>
         <w:tc>
           <w:tcPr>
-            <w:tcW w:type="dxa" w:w="1080"/>
+            <w:tcW w:type="dxa" w:w="3000"/>
           </w:tcPr>
           <w:p>
             <w:r/>
@@ -1454,7 +1465,7 @@
         </w:tc>
         <w:tc>
           <w:tcPr>
-            <w:tcW w:type="dxa" w:w="1080"/>
+            <w:tcW w:type="dxa" w:w="900"/>
           </w:tcPr>
           <w:p>
             <w:r/>
@@ -1469,7 +1480,7 @@
         </w:tc>
         <w:tc>
           <w:tcPr>
-            <w:tcW w:type="dxa" w:w="1080"/>
+            <w:tcW w:type="dxa" w:w="1100"/>
           </w:tcPr>
           <w:p>
             <w:r/>
@@ -1484,7 +1495,7 @@
         </w:tc>
         <w:tc>
           <w:tcPr>
-            <w:tcW w:type="dxa" w:w="1080"/>
+            <w:tcW w:type="dxa" w:w="3000"/>
           </w:tcPr>
           <w:p>
             <w:r/>
@@ -1499,7 +1510,7 @@
         </w:tc>
         <w:tc>
           <w:tcPr>
-            <w:tcW w:type="dxa" w:w="1080"/>
+            <w:tcW w:type="dxa" w:w="1500"/>
           </w:tcPr>
           <w:p>
             <w:r/>
@@ -1513,7 +1524,7 @@
         </w:tc>
         <w:tc>
           <w:tcPr>
-            <w:tcW w:type="dxa" w:w="1080"/>
+            <w:tcW w:type="dxa" w:w="1800"/>
           </w:tcPr>
           <w:p>
             <w:r/>
@@ -1551,22 +1562,23 @@
       <w:tblPr>
         <w:tblStyle w:val="LightGrid-Accent1"/>
         <w:tblW w:type="auto" w:w="0"/>
+        <w:tblLayout w:type="fixed"/>
         <w:tblLook w:firstColumn="1" w:firstRow="1" w:lastColumn="0" w:lastRow="0" w:noHBand="0" w:noVBand="1" w:val="04A0"/>
       </w:tblPr>
       <w:tblGrid>
-        <w:gridCol w:w="1080"/>
-        <w:gridCol w:w="1080"/>
-        <w:gridCol w:w="1080"/>
-        <w:gridCol w:w="1080"/>
-        <w:gridCol w:w="1080"/>
-        <w:gridCol w:w="1080"/>
-        <w:gridCol w:w="1080"/>
-        <w:gridCol w:w="1080"/>
+        <w:gridCol w:w="1767"/>
+        <w:gridCol w:w="1767"/>
+        <w:gridCol w:w="1767"/>
+        <w:gridCol w:w="1767"/>
+        <w:gridCol w:w="1767"/>
+        <w:gridCol w:w="1767"/>
+        <w:gridCol w:w="1767"/>
+        <w:gridCol w:w="1767"/>
       </w:tblGrid>
       <w:tr>
         <w:tc>
           <w:tcPr>
-            <w:tcW w:type="dxa" w:w="1080"/>
+            <w:tcW w:type="dxa" w:w="800"/>
           </w:tcPr>
           <w:p>
             <w:r/>
@@ -1581,7 +1593,7 @@
         </w:tc>
         <w:tc>
           <w:tcPr>
-            <w:tcW w:type="dxa" w:w="1080"/>
+            <w:tcW w:type="dxa" w:w="1800"/>
           </w:tcPr>
           <w:p>
             <w:r/>
@@ -1596,7 +1608,7 @@
         </w:tc>
         <w:tc>
           <w:tcPr>
-            <w:tcW w:type="dxa" w:w="1080"/>
+            <w:tcW w:type="dxa" w:w="3000"/>
           </w:tcPr>
           <w:p>
             <w:r/>
@@ -1611,7 +1623,7 @@
         </w:tc>
         <w:tc>
           <w:tcPr>
-            <w:tcW w:type="dxa" w:w="1080"/>
+            <w:tcW w:type="dxa" w:w="900"/>
           </w:tcPr>
           <w:p>
             <w:r/>
@@ -1626,7 +1638,7 @@
         </w:tc>
         <w:tc>
           <w:tcPr>
-            <w:tcW w:type="dxa" w:w="1080"/>
+            <w:tcW w:type="dxa" w:w="1100"/>
           </w:tcPr>
           <w:p>
             <w:r/>
@@ -1641,7 +1653,7 @@
         </w:tc>
         <w:tc>
           <w:tcPr>
-            <w:tcW w:type="dxa" w:w="1080"/>
+            <w:tcW w:type="dxa" w:w="3000"/>
           </w:tcPr>
           <w:p>
             <w:r/>
@@ -1656,7 +1668,7 @@
         </w:tc>
         <w:tc>
           <w:tcPr>
-            <w:tcW w:type="dxa" w:w="1080"/>
+            <w:tcW w:type="dxa" w:w="1500"/>
           </w:tcPr>
           <w:p>
             <w:r/>
@@ -1671,7 +1683,7 @@
         </w:tc>
         <w:tc>
           <w:tcPr>
-            <w:tcW w:type="dxa" w:w="1080"/>
+            <w:tcW w:type="dxa" w:w="1800"/>
           </w:tcPr>
           <w:p>
             <w:r/>
@@ -1688,7 +1700,7 @@
       <w:tr>
         <w:tc>
           <w:tcPr>
-            <w:tcW w:type="dxa" w:w="1080"/>
+            <w:tcW w:type="dxa" w:w="800"/>
           </w:tcPr>
           <w:p>
             <w:r/>
@@ -1703,7 +1715,7 @@
         </w:tc>
         <w:tc>
           <w:tcPr>
-            <w:tcW w:type="dxa" w:w="1080"/>
+            <w:tcW w:type="dxa" w:w="1800"/>
           </w:tcPr>
           <w:p>
             <w:r/>
@@ -1718,7 +1730,7 @@
         </w:tc>
         <w:tc>
           <w:tcPr>
-            <w:tcW w:type="dxa" w:w="1080"/>
+            <w:tcW w:type="dxa" w:w="3000"/>
           </w:tcPr>
           <w:p>
             <w:r/>
@@ -1733,7 +1745,7 @@
         </w:tc>
         <w:tc>
           <w:tcPr>
-            <w:tcW w:type="dxa" w:w="1080"/>
+            <w:tcW w:type="dxa" w:w="900"/>
           </w:tcPr>
           <w:p>
             <w:r/>
@@ -1748,7 +1760,7 @@
         </w:tc>
         <w:tc>
           <w:tcPr>
-            <w:tcW w:type="dxa" w:w="1080"/>
+            <w:tcW w:type="dxa" w:w="1100"/>
           </w:tcPr>
           <w:p>
             <w:r/>
@@ -1763,7 +1775,7 @@
         </w:tc>
         <w:tc>
           <w:tcPr>
-            <w:tcW w:type="dxa" w:w="1080"/>
+            <w:tcW w:type="dxa" w:w="3000"/>
           </w:tcPr>
           <w:p>
             <w:r/>
@@ -1778,7 +1790,7 @@
         </w:tc>
         <w:tc>
           <w:tcPr>
-            <w:tcW w:type="dxa" w:w="1080"/>
+            <w:tcW w:type="dxa" w:w="1500"/>
           </w:tcPr>
           <w:p>
             <w:r/>
@@ -1792,7 +1804,7 @@
         </w:tc>
         <w:tc>
           <w:tcPr>
-            <w:tcW w:type="dxa" w:w="1080"/>
+            <w:tcW w:type="dxa" w:w="1800"/>
           </w:tcPr>
           <w:p>
             <w:r/>
@@ -1808,7 +1820,7 @@
       <w:tr>
         <w:tc>
           <w:tcPr>
-            <w:tcW w:type="dxa" w:w="1080"/>
+            <w:tcW w:type="dxa" w:w="800"/>
           </w:tcPr>
           <w:p>
             <w:r/>
@@ -1823,7 +1835,7 @@
         </w:tc>
         <w:tc>
           <w:tcPr>
-            <w:tcW w:type="dxa" w:w="1080"/>
+            <w:tcW w:type="dxa" w:w="1800"/>
           </w:tcPr>
           <w:p>
             <w:r/>
@@ -1838,7 +1850,7 @@
         </w:tc>
         <w:tc>
           <w:tcPr>
-            <w:tcW w:type="dxa" w:w="1080"/>
+            <w:tcW w:type="dxa" w:w="3000"/>
           </w:tcPr>
           <w:p>
             <w:r/>
@@ -1853,7 +1865,7 @@
         </w:tc>
         <w:tc>
           <w:tcPr>
-            <w:tcW w:type="dxa" w:w="1080"/>
+            <w:tcW w:type="dxa" w:w="900"/>
           </w:tcPr>
           <w:p>
             <w:r/>
@@ -1868,7 +1880,7 @@
         </w:tc>
         <w:tc>
           <w:tcPr>
-            <w:tcW w:type="dxa" w:w="1080"/>
+            <w:tcW w:type="dxa" w:w="1100"/>
           </w:tcPr>
           <w:p>
             <w:r/>
@@ -1883,7 +1895,7 @@
         </w:tc>
         <w:tc>
           <w:tcPr>
-            <w:tcW w:type="dxa" w:w="1080"/>
+            <w:tcW w:type="dxa" w:w="3000"/>
           </w:tcPr>
           <w:p>
             <w:r/>
@@ -1898,7 +1910,7 @@
         </w:tc>
         <w:tc>
           <w:tcPr>
-            <w:tcW w:type="dxa" w:w="1080"/>
+            <w:tcW w:type="dxa" w:w="1500"/>
           </w:tcPr>
           <w:p>
             <w:r/>
@@ -1912,7 +1924,7 @@
         </w:tc>
         <w:tc>
           <w:tcPr>
-            <w:tcW w:type="dxa" w:w="1080"/>
+            <w:tcW w:type="dxa" w:w="1800"/>
           </w:tcPr>
           <w:p>
             <w:r/>
@@ -1950,22 +1962,23 @@
       <w:tblPr>
         <w:tblStyle w:val="LightGrid-Accent1"/>
         <w:tblW w:type="auto" w:w="0"/>
+        <w:tblLayout w:type="fixed"/>
         <w:tblLook w:firstColumn="1" w:firstRow="1" w:lastColumn="0" w:lastRow="0" w:noHBand="0" w:noVBand="1" w:val="04A0"/>
       </w:tblPr>
       <w:tblGrid>
-        <w:gridCol w:w="1080"/>
-        <w:gridCol w:w="1080"/>
-        <w:gridCol w:w="1080"/>
-        <w:gridCol w:w="1080"/>
-        <w:gridCol w:w="1080"/>
-        <w:gridCol w:w="1080"/>
-        <w:gridCol w:w="1080"/>
-        <w:gridCol w:w="1080"/>
+        <w:gridCol w:w="1767"/>
+        <w:gridCol w:w="1767"/>
+        <w:gridCol w:w="1767"/>
+        <w:gridCol w:w="1767"/>
+        <w:gridCol w:w="1767"/>
+        <w:gridCol w:w="1767"/>
+        <w:gridCol w:w="1767"/>
+        <w:gridCol w:w="1767"/>
       </w:tblGrid>
       <w:tr>
         <w:tc>
           <w:tcPr>
-            <w:tcW w:type="dxa" w:w="1080"/>
+            <w:tcW w:type="dxa" w:w="800"/>
           </w:tcPr>
           <w:p>
             <w:r/>
@@ -1980,7 +1993,7 @@
         </w:tc>
         <w:tc>
           <w:tcPr>
-            <w:tcW w:type="dxa" w:w="1080"/>
+            <w:tcW w:type="dxa" w:w="1800"/>
           </w:tcPr>
           <w:p>
             <w:r/>
@@ -1995,7 +2008,7 @@
         </w:tc>
         <w:tc>
           <w:tcPr>
-            <w:tcW w:type="dxa" w:w="1080"/>
+            <w:tcW w:type="dxa" w:w="3000"/>
           </w:tcPr>
           <w:p>
             <w:r/>
@@ -2010,7 +2023,7 @@
         </w:tc>
         <w:tc>
           <w:tcPr>
-            <w:tcW w:type="dxa" w:w="1080"/>
+            <w:tcW w:type="dxa" w:w="900"/>
           </w:tcPr>
           <w:p>
             <w:r/>
@@ -2025,7 +2038,7 @@
         </w:tc>
         <w:tc>
           <w:tcPr>
-            <w:tcW w:type="dxa" w:w="1080"/>
+            <w:tcW w:type="dxa" w:w="1100"/>
           </w:tcPr>
           <w:p>
             <w:r/>
@@ -2040,7 +2053,7 @@
         </w:tc>
         <w:tc>
           <w:tcPr>
-            <w:tcW w:type="dxa" w:w="1080"/>
+            <w:tcW w:type="dxa" w:w="3000"/>
           </w:tcPr>
           <w:p>
             <w:r/>
@@ -2055,7 +2068,7 @@
         </w:tc>
         <w:tc>
           <w:tcPr>
-            <w:tcW w:type="dxa" w:w="1080"/>
+            <w:tcW w:type="dxa" w:w="1500"/>
           </w:tcPr>
           <w:p>
             <w:r/>
@@ -2070,7 +2083,7 @@
         </w:tc>
         <w:tc>
           <w:tcPr>
-            <w:tcW w:type="dxa" w:w="1080"/>
+            <w:tcW w:type="dxa" w:w="1800"/>
           </w:tcPr>
           <w:p>
             <w:r/>
@@ -2087,7 +2100,7 @@
       <w:tr>
         <w:tc>
           <w:tcPr>
-            <w:tcW w:type="dxa" w:w="1080"/>
+            <w:tcW w:type="dxa" w:w="800"/>
           </w:tcPr>
           <w:p>
             <w:r/>
@@ -2102,7 +2115,7 @@
         </w:tc>
         <w:tc>
           <w:tcPr>
-            <w:tcW w:type="dxa" w:w="1080"/>
+            <w:tcW w:type="dxa" w:w="1800"/>
           </w:tcPr>
           <w:p>
             <w:r/>
@@ -2117,7 +2130,7 @@
         </w:tc>
         <w:tc>
           <w:tcPr>
-            <w:tcW w:type="dxa" w:w="1080"/>
+            <w:tcW w:type="dxa" w:w="3000"/>
           </w:tcPr>
           <w:p>
             <w:r/>
@@ -2132,7 +2145,7 @@
         </w:tc>
         <w:tc>
           <w:tcPr>
-            <w:tcW w:type="dxa" w:w="1080"/>
+            <w:tcW w:type="dxa" w:w="900"/>
           </w:tcPr>
           <w:p>
             <w:r/>
@@ -2147,7 +2160,7 @@
         </w:tc>
         <w:tc>
           <w:tcPr>
-            <w:tcW w:type="dxa" w:w="1080"/>
+            <w:tcW w:type="dxa" w:w="1100"/>
           </w:tcPr>
           <w:p>
             <w:r/>
@@ -2162,7 +2175,7 @@
         </w:tc>
         <w:tc>
           <w:tcPr>
-            <w:tcW w:type="dxa" w:w="1080"/>
+            <w:tcW w:type="dxa" w:w="3000"/>
           </w:tcPr>
           <w:p>
             <w:r/>
@@ -2177,7 +2190,7 @@
         </w:tc>
         <w:tc>
           <w:tcPr>
-            <w:tcW w:type="dxa" w:w="1080"/>
+            <w:tcW w:type="dxa" w:w="1500"/>
           </w:tcPr>
           <w:p>
             <w:r/>
@@ -2191,7 +2204,7 @@
         </w:tc>
         <w:tc>
           <w:tcPr>
-            <w:tcW w:type="dxa" w:w="1080"/>
+            <w:tcW w:type="dxa" w:w="1800"/>
           </w:tcPr>
           <w:p>
             <w:r/>
@@ -2229,22 +2242,23 @@
       <w:tblPr>
         <w:tblStyle w:val="LightGrid-Accent1"/>
         <w:tblW w:type="auto" w:w="0"/>
+        <w:tblLayout w:type="fixed"/>
         <w:tblLook w:firstColumn="1" w:firstRow="1" w:lastColumn="0" w:lastRow="0" w:noHBand="0" w:noVBand="1" w:val="04A0"/>
       </w:tblPr>
       <w:tblGrid>
-        <w:gridCol w:w="1080"/>
-        <w:gridCol w:w="1080"/>
-        <w:gridCol w:w="1080"/>
-        <w:gridCol w:w="1080"/>
-        <w:gridCol w:w="1080"/>
-        <w:gridCol w:w="1080"/>
-        <w:gridCol w:w="1080"/>
-        <w:gridCol w:w="1080"/>
+        <w:gridCol w:w="1767"/>
+        <w:gridCol w:w="1767"/>
+        <w:gridCol w:w="1767"/>
+        <w:gridCol w:w="1767"/>
+        <w:gridCol w:w="1767"/>
+        <w:gridCol w:w="1767"/>
+        <w:gridCol w:w="1767"/>
+        <w:gridCol w:w="1767"/>
       </w:tblGrid>
       <w:tr>
         <w:tc>
           <w:tcPr>
-            <w:tcW w:type="dxa" w:w="1080"/>
+            <w:tcW w:type="dxa" w:w="800"/>
           </w:tcPr>
           <w:p>
             <w:r/>
@@ -2259,7 +2273,7 @@
         </w:tc>
         <w:tc>
           <w:tcPr>
-            <w:tcW w:type="dxa" w:w="1080"/>
+            <w:tcW w:type="dxa" w:w="1800"/>
           </w:tcPr>
           <w:p>
             <w:r/>
@@ -2274,7 +2288,7 @@
         </w:tc>
         <w:tc>
           <w:tcPr>
-            <w:tcW w:type="dxa" w:w="1080"/>
+            <w:tcW w:type="dxa" w:w="3000"/>
           </w:tcPr>
           <w:p>
             <w:r/>
@@ -2289,7 +2303,7 @@
         </w:tc>
         <w:tc>
           <w:tcPr>
-            <w:tcW w:type="dxa" w:w="1080"/>
+            <w:tcW w:type="dxa" w:w="900"/>
           </w:tcPr>
           <w:p>
             <w:r/>
@@ -2304,7 +2318,7 @@
         </w:tc>
         <w:tc>
           <w:tcPr>
-            <w:tcW w:type="dxa" w:w="1080"/>
+            <w:tcW w:type="dxa" w:w="1100"/>
           </w:tcPr>
           <w:p>
             <w:r/>
@@ -2319,7 +2333,7 @@
         </w:tc>
         <w:tc>
           <w:tcPr>
-            <w:tcW w:type="dxa" w:w="1080"/>
+            <w:tcW w:type="dxa" w:w="3000"/>
           </w:tcPr>
           <w:p>
             <w:r/>
@@ -2334,7 +2348,7 @@
         </w:tc>
         <w:tc>
           <w:tcPr>
-            <w:tcW w:type="dxa" w:w="1080"/>
+            <w:tcW w:type="dxa" w:w="1500"/>
           </w:tcPr>
           <w:p>
             <w:r/>
@@ -2349,7 +2363,7 @@
         </w:tc>
         <w:tc>
           <w:tcPr>
-            <w:tcW w:type="dxa" w:w="1080"/>
+            <w:tcW w:type="dxa" w:w="1800"/>
           </w:tcPr>
           <w:p>
             <w:r/>
@@ -2366,7 +2380,7 @@
       <w:tr>
         <w:tc>
           <w:tcPr>
-            <w:tcW w:type="dxa" w:w="1080"/>
+            <w:tcW w:type="dxa" w:w="800"/>
           </w:tcPr>
           <w:p>
             <w:r/>
@@ -2381,7 +2395,7 @@
         </w:tc>
         <w:tc>
           <w:tcPr>
-            <w:tcW w:type="dxa" w:w="1080"/>
+            <w:tcW w:type="dxa" w:w="1800"/>
           </w:tcPr>
           <w:p>
             <w:r/>
@@ -2396,7 +2410,7 @@
         </w:tc>
         <w:tc>
           <w:tcPr>
-            <w:tcW w:type="dxa" w:w="1080"/>
+            <w:tcW w:type="dxa" w:w="3000"/>
           </w:tcPr>
           <w:p>
             <w:r/>
@@ -2411,7 +2425,7 @@
         </w:tc>
         <w:tc>
           <w:tcPr>
-            <w:tcW w:type="dxa" w:w="1080"/>
+            <w:tcW w:type="dxa" w:w="900"/>
           </w:tcPr>
           <w:p>
             <w:r/>
@@ -2426,7 +2440,7 @@
         </w:tc>
         <w:tc>
           <w:tcPr>
-            <w:tcW w:type="dxa" w:w="1080"/>
+            <w:tcW w:type="dxa" w:w="1100"/>
           </w:tcPr>
           <w:p>
             <w:r/>
@@ -2441,7 +2455,7 @@
         </w:tc>
         <w:tc>
           <w:tcPr>
-            <w:tcW w:type="dxa" w:w="1080"/>
+            <w:tcW w:type="dxa" w:w="3000"/>
           </w:tcPr>
           <w:p>
             <w:r/>
@@ -2456,7 +2470,7 @@
         </w:tc>
         <w:tc>
           <w:tcPr>
-            <w:tcW w:type="dxa" w:w="1080"/>
+            <w:tcW w:type="dxa" w:w="1500"/>
           </w:tcPr>
           <w:p>
             <w:r/>
@@ -2470,7 +2484,7 @@
         </w:tc>
         <w:tc>
           <w:tcPr>
-            <w:tcW w:type="dxa" w:w="1080"/>
+            <w:tcW w:type="dxa" w:w="1800"/>
           </w:tcPr>
           <w:p>
             <w:r/>
@@ -2486,7 +2500,7 @@
       <w:tr>
         <w:tc>
           <w:tcPr>
-            <w:tcW w:type="dxa" w:w="1080"/>
+            <w:tcW w:type="dxa" w:w="800"/>
           </w:tcPr>
           <w:p>
             <w:r/>
@@ -2501,7 +2515,7 @@
         </w:tc>
         <w:tc>
           <w:tcPr>
-            <w:tcW w:type="dxa" w:w="1080"/>
+            <w:tcW w:type="dxa" w:w="1800"/>
           </w:tcPr>
           <w:p>
             <w:r/>
@@ -2516,7 +2530,7 @@
         </w:tc>
         <w:tc>
           <w:tcPr>
-            <w:tcW w:type="dxa" w:w="1080"/>
+            <w:tcW w:type="dxa" w:w="3000"/>
           </w:tcPr>
           <w:p>
             <w:r/>
@@ -2531,7 +2545,7 @@
         </w:tc>
         <w:tc>
           <w:tcPr>
-            <w:tcW w:type="dxa" w:w="1080"/>
+            <w:tcW w:type="dxa" w:w="900"/>
           </w:tcPr>
           <w:p>
             <w:r/>
@@ -2546,7 +2560,7 @@
         </w:tc>
         <w:tc>
           <w:tcPr>
-            <w:tcW w:type="dxa" w:w="1080"/>
+            <w:tcW w:type="dxa" w:w="1100"/>
           </w:tcPr>
           <w:p>
             <w:r/>
@@ -2561,7 +2575,7 @@
         </w:tc>
         <w:tc>
           <w:tcPr>
-            <w:tcW w:type="dxa" w:w="1080"/>
+            <w:tcW w:type="dxa" w:w="3000"/>
           </w:tcPr>
           <w:p>
             <w:r/>
@@ -2576,7 +2590,7 @@
         </w:tc>
         <w:tc>
           <w:tcPr>
-            <w:tcW w:type="dxa" w:w="1080"/>
+            <w:tcW w:type="dxa" w:w="1500"/>
           </w:tcPr>
           <w:p>
             <w:r/>
@@ -2590,7 +2604,7 @@
         </w:tc>
         <w:tc>
           <w:tcPr>
-            <w:tcW w:type="dxa" w:w="1080"/>
+            <w:tcW w:type="dxa" w:w="1800"/>
           </w:tcPr>
           <w:p>
             <w:r/>
@@ -2628,22 +2642,23 @@
       <w:tblPr>
         <w:tblStyle w:val="LightGrid-Accent1"/>
         <w:tblW w:type="auto" w:w="0"/>
+        <w:tblLayout w:type="fixed"/>
         <w:tblLook w:firstColumn="1" w:firstRow="1" w:lastColumn="0" w:lastRow="0" w:noHBand="0" w:noVBand="1" w:val="04A0"/>
       </w:tblPr>
       <w:tblGrid>
-        <w:gridCol w:w="1080"/>
-        <w:gridCol w:w="1080"/>
-        <w:gridCol w:w="1080"/>
-        <w:gridCol w:w="1080"/>
-        <w:gridCol w:w="1080"/>
-        <w:gridCol w:w="1080"/>
-        <w:gridCol w:w="1080"/>
-        <w:gridCol w:w="1080"/>
+        <w:gridCol w:w="1767"/>
+        <w:gridCol w:w="1767"/>
+        <w:gridCol w:w="1767"/>
+        <w:gridCol w:w="1767"/>
+        <w:gridCol w:w="1767"/>
+        <w:gridCol w:w="1767"/>
+        <w:gridCol w:w="1767"/>
+        <w:gridCol w:w="1767"/>
       </w:tblGrid>
       <w:tr>
         <w:tc>
           <w:tcPr>
-            <w:tcW w:type="dxa" w:w="1080"/>
+            <w:tcW w:type="dxa" w:w="800"/>
           </w:tcPr>
           <w:p>
             <w:r/>
@@ -2658,7 +2673,7 @@
         </w:tc>
         <w:tc>
           <w:tcPr>
-            <w:tcW w:type="dxa" w:w="1080"/>
+            <w:tcW w:type="dxa" w:w="1800"/>
           </w:tcPr>
           <w:p>
             <w:r/>
@@ -2673,7 +2688,7 @@
         </w:tc>
         <w:tc>
           <w:tcPr>
-            <w:tcW w:type="dxa" w:w="1080"/>
+            <w:tcW w:type="dxa" w:w="3000"/>
           </w:tcPr>
           <w:p>
             <w:r/>
@@ -2688,7 +2703,7 @@
         </w:tc>
         <w:tc>
           <w:tcPr>
-            <w:tcW w:type="dxa" w:w="1080"/>
+            <w:tcW w:type="dxa" w:w="900"/>
           </w:tcPr>
           <w:p>
             <w:r/>
@@ -2703,7 +2718,7 @@
         </w:tc>
         <w:tc>
           <w:tcPr>
-            <w:tcW w:type="dxa" w:w="1080"/>
+            <w:tcW w:type="dxa" w:w="1100"/>
           </w:tcPr>
           <w:p>
             <w:r/>
@@ -2718,7 +2733,7 @@
         </w:tc>
         <w:tc>
           <w:tcPr>
-            <w:tcW w:type="dxa" w:w="1080"/>
+            <w:tcW w:type="dxa" w:w="3000"/>
           </w:tcPr>
           <w:p>
             <w:r/>
@@ -2733,7 +2748,7 @@
         </w:tc>
         <w:tc>
           <w:tcPr>
-            <w:tcW w:type="dxa" w:w="1080"/>
+            <w:tcW w:type="dxa" w:w="1500"/>
           </w:tcPr>
           <w:p>
             <w:r/>
@@ -2748,7 +2763,7 @@
         </w:tc>
         <w:tc>
           <w:tcPr>
-            <w:tcW w:type="dxa" w:w="1080"/>
+            <w:tcW w:type="dxa" w:w="1800"/>
           </w:tcPr>
           <w:p>
             <w:r/>
@@ -2765,7 +2780,7 @@
       <w:tr>
         <w:tc>
           <w:tcPr>
-            <w:tcW w:type="dxa" w:w="1080"/>
+            <w:tcW w:type="dxa" w:w="800"/>
           </w:tcPr>
           <w:p>
             <w:r/>
@@ -2780,7 +2795,7 @@
         </w:tc>
         <w:tc>
           <w:tcPr>
-            <w:tcW w:type="dxa" w:w="1080"/>
+            <w:tcW w:type="dxa" w:w="1800"/>
           </w:tcPr>
           <w:p>
             <w:r/>
@@ -2795,7 +2810,7 @@
         </w:tc>
         <w:tc>
           <w:tcPr>
-            <w:tcW w:type="dxa" w:w="1080"/>
+            <w:tcW w:type="dxa" w:w="3000"/>
           </w:tcPr>
           <w:p>
             <w:r/>
@@ -2810,7 +2825,7 @@
         </w:tc>
         <w:tc>
           <w:tcPr>
-            <w:tcW w:type="dxa" w:w="1080"/>
+            <w:tcW w:type="dxa" w:w="900"/>
           </w:tcPr>
           <w:p>
             <w:r/>
@@ -2825,7 +2840,7 @@
         </w:tc>
         <w:tc>
           <w:tcPr>
-            <w:tcW w:type="dxa" w:w="1080"/>
+            <w:tcW w:type="dxa" w:w="1100"/>
           </w:tcPr>
           <w:p>
             <w:r/>
@@ -2840,7 +2855,7 @@
         </w:tc>
         <w:tc>
           <w:tcPr>
-            <w:tcW w:type="dxa" w:w="1080"/>
+            <w:tcW w:type="dxa" w:w="3000"/>
           </w:tcPr>
           <w:p>
             <w:r/>
@@ -2855,7 +2870,7 @@
         </w:tc>
         <w:tc>
           <w:tcPr>
-            <w:tcW w:type="dxa" w:w="1080"/>
+            <w:tcW w:type="dxa" w:w="1500"/>
           </w:tcPr>
           <w:p>
             <w:r/>
@@ -2869,7 +2884,7 @@
         </w:tc>
         <w:tc>
           <w:tcPr>
-            <w:tcW w:type="dxa" w:w="1080"/>
+            <w:tcW w:type="dxa" w:w="1800"/>
           </w:tcPr>
           <w:p>
             <w:r/>
@@ -2907,22 +2922,23 @@
       <w:tblPr>
         <w:tblStyle w:val="LightGrid-Accent1"/>
         <w:tblW w:type="auto" w:w="0"/>
+        <w:tblLayout w:type="fixed"/>
         <w:tblLook w:firstColumn="1" w:firstRow="1" w:lastColumn="0" w:lastRow="0" w:noHBand="0" w:noVBand="1" w:val="04A0"/>
       </w:tblPr>
       <w:tblGrid>
-        <w:gridCol w:w="1080"/>
-        <w:gridCol w:w="1080"/>
-        <w:gridCol w:w="1080"/>
-        <w:gridCol w:w="1080"/>
-        <w:gridCol w:w="1080"/>
-        <w:gridCol w:w="1080"/>
-        <w:gridCol w:w="1080"/>
-        <w:gridCol w:w="1080"/>
+        <w:gridCol w:w="1767"/>
+        <w:gridCol w:w="1767"/>
+        <w:gridCol w:w="1767"/>
+        <w:gridCol w:w="1767"/>
+        <w:gridCol w:w="1767"/>
+        <w:gridCol w:w="1767"/>
+        <w:gridCol w:w="1767"/>
+        <w:gridCol w:w="1767"/>
       </w:tblGrid>
       <w:tr>
         <w:tc>
           <w:tcPr>
-            <w:tcW w:type="dxa" w:w="1080"/>
+            <w:tcW w:type="dxa" w:w="800"/>
           </w:tcPr>
           <w:p>
             <w:r/>
@@ -2937,7 +2953,7 @@
         </w:tc>
         <w:tc>
           <w:tcPr>
-            <w:tcW w:type="dxa" w:w="1080"/>
+            <w:tcW w:type="dxa" w:w="1800"/>
           </w:tcPr>
           <w:p>
             <w:r/>
@@ -2952,7 +2968,7 @@
         </w:tc>
         <w:tc>
           <w:tcPr>
-            <w:tcW w:type="dxa" w:w="1080"/>
+            <w:tcW w:type="dxa" w:w="3000"/>
           </w:tcPr>
           <w:p>
             <w:r/>
@@ -2967,7 +2983,7 @@
         </w:tc>
         <w:tc>
           <w:tcPr>
-            <w:tcW w:type="dxa" w:w="1080"/>
+            <w:tcW w:type="dxa" w:w="900"/>
           </w:tcPr>
           <w:p>
             <w:r/>
@@ -2982,7 +2998,7 @@
         </w:tc>
         <w:tc>
           <w:tcPr>
-            <w:tcW w:type="dxa" w:w="1080"/>
+            <w:tcW w:type="dxa" w:w="1100"/>
           </w:tcPr>
           <w:p>
             <w:r/>
@@ -2997,7 +3013,7 @@
         </w:tc>
         <w:tc>
           <w:tcPr>
-            <w:tcW w:type="dxa" w:w="1080"/>
+            <w:tcW w:type="dxa" w:w="3000"/>
           </w:tcPr>
           <w:p>
             <w:r/>
@@ -3012,7 +3028,7 @@
         </w:tc>
         <w:tc>
           <w:tcPr>
-            <w:tcW w:type="dxa" w:w="1080"/>
+            <w:tcW w:type="dxa" w:w="1500"/>
           </w:tcPr>
           <w:p>
             <w:r/>
@@ -3027,7 +3043,7 @@
         </w:tc>
         <w:tc>
           <w:tcPr>
-            <w:tcW w:type="dxa" w:w="1080"/>
+            <w:tcW w:type="dxa" w:w="1800"/>
           </w:tcPr>
           <w:p>
             <w:r/>
@@ -3044,7 +3060,7 @@
       <w:tr>
         <w:tc>
           <w:tcPr>
-            <w:tcW w:type="dxa" w:w="1080"/>
+            <w:tcW w:type="dxa" w:w="800"/>
           </w:tcPr>
           <w:p>
             <w:r/>
@@ -3059,7 +3075,7 @@
         </w:tc>
         <w:tc>
           <w:tcPr>
-            <w:tcW w:type="dxa" w:w="1080"/>
+            <w:tcW w:type="dxa" w:w="1800"/>
           </w:tcPr>
           <w:p>
             <w:r/>
@@ -3074,7 +3090,7 @@
         </w:tc>
         <w:tc>
           <w:tcPr>
-            <w:tcW w:type="dxa" w:w="1080"/>
+            <w:tcW w:type="dxa" w:w="3000"/>
           </w:tcPr>
           <w:p>
             <w:r/>
@@ -3089,7 +3105,7 @@
         </w:tc>
         <w:tc>
           <w:tcPr>
-            <w:tcW w:type="dxa" w:w="1080"/>
+            <w:tcW w:type="dxa" w:w="900"/>
           </w:tcPr>
           <w:p>
             <w:r/>
@@ -3104,7 +3120,7 @@
         </w:tc>
         <w:tc>
           <w:tcPr>
-            <w:tcW w:type="dxa" w:w="1080"/>
+            <w:tcW w:type="dxa" w:w="1100"/>
           </w:tcPr>
           <w:p>
             <w:r/>
@@ -3119,7 +3135,7 @@
         </w:tc>
         <w:tc>
           <w:tcPr>
-            <w:tcW w:type="dxa" w:w="1080"/>
+            <w:tcW w:type="dxa" w:w="3000"/>
           </w:tcPr>
           <w:p>
             <w:r/>
@@ -3134,7 +3150,7 @@
         </w:tc>
         <w:tc>
           <w:tcPr>
-            <w:tcW w:type="dxa" w:w="1080"/>
+            <w:tcW w:type="dxa" w:w="1500"/>
           </w:tcPr>
           <w:p>
             <w:r/>
@@ -3148,7 +3164,7 @@
         </w:tc>
         <w:tc>
           <w:tcPr>
-            <w:tcW w:type="dxa" w:w="1080"/>
+            <w:tcW w:type="dxa" w:w="1800"/>
           </w:tcPr>
           <w:p>
             <w:r/>
@@ -3164,7 +3180,7 @@
       <w:tr>
         <w:tc>
           <w:tcPr>
-            <w:tcW w:type="dxa" w:w="1080"/>
+            <w:tcW w:type="dxa" w:w="800"/>
           </w:tcPr>
           <w:p>
             <w:r/>
@@ -3179,7 +3195,7 @@
         </w:tc>
         <w:tc>
           <w:tcPr>
-            <w:tcW w:type="dxa" w:w="1080"/>
+            <w:tcW w:type="dxa" w:w="1800"/>
           </w:tcPr>
           <w:p>
             <w:r/>
@@ -3194,7 +3210,7 @@
         </w:tc>
         <w:tc>
           <w:tcPr>
-            <w:tcW w:type="dxa" w:w="1080"/>
+            <w:tcW w:type="dxa" w:w="3000"/>
           </w:tcPr>
           <w:p>
             <w:r/>
@@ -3209,7 +3225,7 @@
         </w:tc>
         <w:tc>
           <w:tcPr>
-            <w:tcW w:type="dxa" w:w="1080"/>
+            <w:tcW w:type="dxa" w:w="900"/>
           </w:tcPr>
           <w:p>
             <w:r/>
@@ -3224,7 +3240,7 @@
         </w:tc>
         <w:tc>
           <w:tcPr>
-            <w:tcW w:type="dxa" w:w="1080"/>
+            <w:tcW w:type="dxa" w:w="1100"/>
           </w:tcPr>
           <w:p>
             <w:r/>
@@ -3239,7 +3255,7 @@
         </w:tc>
         <w:tc>
           <w:tcPr>
-            <w:tcW w:type="dxa" w:w="1080"/>
+            <w:tcW w:type="dxa" w:w="3000"/>
           </w:tcPr>
           <w:p>
             <w:r/>
@@ -3254,7 +3270,7 @@
         </w:tc>
         <w:tc>
           <w:tcPr>
-            <w:tcW w:type="dxa" w:w="1080"/>
+            <w:tcW w:type="dxa" w:w="1500"/>
           </w:tcPr>
           <w:p>
             <w:r/>
@@ -3268,7 +3284,7 @@
         </w:tc>
         <w:tc>
           <w:tcPr>
-            <w:tcW w:type="dxa" w:w="1080"/>
+            <w:tcW w:type="dxa" w:w="1800"/>
           </w:tcPr>
           <w:p>
             <w:r/>
@@ -3306,22 +3322,23 @@
       <w:tblPr>
         <w:tblStyle w:val="LightGrid-Accent1"/>
         <w:tblW w:type="auto" w:w="0"/>
+        <w:tblLayout w:type="fixed"/>
         <w:tblLook w:firstColumn="1" w:firstRow="1" w:lastColumn="0" w:lastRow="0" w:noHBand="0" w:noVBand="1" w:val="04A0"/>
       </w:tblPr>
       <w:tblGrid>
-        <w:gridCol w:w="1080"/>
-        <w:gridCol w:w="1080"/>
-        <w:gridCol w:w="1080"/>
-        <w:gridCol w:w="1080"/>
-        <w:gridCol w:w="1080"/>
-        <w:gridCol w:w="1080"/>
-        <w:gridCol w:w="1080"/>
-        <w:gridCol w:w="1080"/>
+        <w:gridCol w:w="1767"/>
+        <w:gridCol w:w="1767"/>
+        <w:gridCol w:w="1767"/>
+        <w:gridCol w:w="1767"/>
+        <w:gridCol w:w="1767"/>
+        <w:gridCol w:w="1767"/>
+        <w:gridCol w:w="1767"/>
+        <w:gridCol w:w="1767"/>
       </w:tblGrid>
       <w:tr>
         <w:tc>
           <w:tcPr>
-            <w:tcW w:type="dxa" w:w="1080"/>
+            <w:tcW w:type="dxa" w:w="800"/>
           </w:tcPr>
           <w:p>
             <w:r/>
@@ -3336,7 +3353,7 @@
         </w:tc>
         <w:tc>
           <w:tcPr>
-            <w:tcW w:type="dxa" w:w="1080"/>
+            <w:tcW w:type="dxa" w:w="1800"/>
           </w:tcPr>
           <w:p>
             <w:r/>
@@ -3351,7 +3368,7 @@
         </w:tc>
         <w:tc>
           <w:tcPr>
-            <w:tcW w:type="dxa" w:w="1080"/>
+            <w:tcW w:type="dxa" w:w="3000"/>
           </w:tcPr>
           <w:p>
             <w:r/>
@@ -3366,7 +3383,7 @@
         </w:tc>
         <w:tc>
           <w:tcPr>
-            <w:tcW w:type="dxa" w:w="1080"/>
+            <w:tcW w:type="dxa" w:w="900"/>
           </w:tcPr>
           <w:p>
             <w:r/>
@@ -3381,7 +3398,7 @@
         </w:tc>
         <w:tc>
           <w:tcPr>
-            <w:tcW w:type="dxa" w:w="1080"/>
+            <w:tcW w:type="dxa" w:w="1100"/>
           </w:tcPr>
           <w:p>
             <w:r/>
@@ -3396,7 +3413,7 @@
         </w:tc>
         <w:tc>
           <w:tcPr>
-            <w:tcW w:type="dxa" w:w="1080"/>
+            <w:tcW w:type="dxa" w:w="3000"/>
           </w:tcPr>
           <w:p>
             <w:r/>
@@ -3411,7 +3428,7 @@
         </w:tc>
         <w:tc>
           <w:tcPr>
-            <w:tcW w:type="dxa" w:w="1080"/>
+            <w:tcW w:type="dxa" w:w="1500"/>
           </w:tcPr>
           <w:p>
             <w:r/>
@@ -3426,7 +3443,7 @@
         </w:tc>
         <w:tc>
           <w:tcPr>
-            <w:tcW w:type="dxa" w:w="1080"/>
+            <w:tcW w:type="dxa" w:w="1800"/>
           </w:tcPr>
           <w:p>
             <w:r/>
@@ -3443,7 +3460,7 @@
       <w:tr>
         <w:tc>
           <w:tcPr>
-            <w:tcW w:type="dxa" w:w="1080"/>
+            <w:tcW w:type="dxa" w:w="800"/>
           </w:tcPr>
           <w:p>
             <w:r/>
@@ -3458,7 +3475,7 @@
         </w:tc>
         <w:tc>
           <w:tcPr>
-            <w:tcW w:type="dxa" w:w="1080"/>
+            <w:tcW w:type="dxa" w:w="1800"/>
           </w:tcPr>
           <w:p>
             <w:r/>
@@ -3473,7 +3490,7 @@
         </w:tc>
         <w:tc>
           <w:tcPr>
-            <w:tcW w:type="dxa" w:w="1080"/>
+            <w:tcW w:type="dxa" w:w="3000"/>
           </w:tcPr>
           <w:p>
             <w:r/>
@@ -3488,7 +3505,7 @@
         </w:tc>
         <w:tc>
           <w:tcPr>
-            <w:tcW w:type="dxa" w:w="1080"/>
+            <w:tcW w:type="dxa" w:w="900"/>
           </w:tcPr>
           <w:p>
             <w:r/>
@@ -3503,7 +3520,7 @@
         </w:tc>
         <w:tc>
           <w:tcPr>
-            <w:tcW w:type="dxa" w:w="1080"/>
+            <w:tcW w:type="dxa" w:w="1100"/>
           </w:tcPr>
           <w:p>
             <w:r/>
@@ -3518,7 +3535,7 @@
         </w:tc>
         <w:tc>
           <w:tcPr>
-            <w:tcW w:type="dxa" w:w="1080"/>
+            <w:tcW w:type="dxa" w:w="3000"/>
           </w:tcPr>
           <w:p>
             <w:r/>
@@ -3533,7 +3550,7 @@
         </w:tc>
         <w:tc>
           <w:tcPr>
-            <w:tcW w:type="dxa" w:w="1080"/>
+            <w:tcW w:type="dxa" w:w="1500"/>
           </w:tcPr>
           <w:p>
             <w:r/>
@@ -3547,7 +3564,7 @@
         </w:tc>
         <w:tc>
           <w:tcPr>
-            <w:tcW w:type="dxa" w:w="1080"/>
+            <w:tcW w:type="dxa" w:w="1800"/>
           </w:tcPr>
           <w:p>
             <w:r/>
@@ -3563,7 +3580,7 @@
       <w:tr>
         <w:tc>
           <w:tcPr>
-            <w:tcW w:type="dxa" w:w="1080"/>
+            <w:tcW w:type="dxa" w:w="800"/>
           </w:tcPr>
           <w:p>
             <w:r/>
@@ -3578,7 +3595,7 @@
         </w:tc>
         <w:tc>
           <w:tcPr>
-            <w:tcW w:type="dxa" w:w="1080"/>
+            <w:tcW w:type="dxa" w:w="1800"/>
           </w:tcPr>
           <w:p>
             <w:r/>
@@ -3593,7 +3610,7 @@
         </w:tc>
         <w:tc>
           <w:tcPr>
-            <w:tcW w:type="dxa" w:w="1080"/>
+            <w:tcW w:type="dxa" w:w="3000"/>
           </w:tcPr>
           <w:p>
             <w:r/>
@@ -3608,7 +3625,7 @@
         </w:tc>
         <w:tc>
           <w:tcPr>
-            <w:tcW w:type="dxa" w:w="1080"/>
+            <w:tcW w:type="dxa" w:w="900"/>
           </w:tcPr>
           <w:p>
             <w:r/>
@@ -3623,7 +3640,7 @@
         </w:tc>
         <w:tc>
           <w:tcPr>
-            <w:tcW w:type="dxa" w:w="1080"/>
+            <w:tcW w:type="dxa" w:w="1100"/>
           </w:tcPr>
           <w:p>
             <w:r/>
@@ -3638,7 +3655,7 @@
         </w:tc>
         <w:tc>
           <w:tcPr>
-            <w:tcW w:type="dxa" w:w="1080"/>
+            <w:tcW w:type="dxa" w:w="3000"/>
           </w:tcPr>
           <w:p>
             <w:r/>
@@ -3653,7 +3670,7 @@
         </w:tc>
         <w:tc>
           <w:tcPr>
-            <w:tcW w:type="dxa" w:w="1080"/>
+            <w:tcW w:type="dxa" w:w="1500"/>
           </w:tcPr>
           <w:p>
             <w:r/>
@@ -3667,7 +3684,7 @@
         </w:tc>
         <w:tc>
           <w:tcPr>
-            <w:tcW w:type="dxa" w:w="1080"/>
+            <w:tcW w:type="dxa" w:w="1800"/>
           </w:tcPr>
           <w:p>
             <w:r/>
@@ -3683,7 +3700,7 @@
       <w:tr>
         <w:tc>
           <w:tcPr>
-            <w:tcW w:type="dxa" w:w="1080"/>
+            <w:tcW w:type="dxa" w:w="800"/>
           </w:tcPr>
           <w:p>
             <w:r/>
@@ -3698,7 +3715,7 @@
         </w:tc>
         <w:tc>
           <w:tcPr>
-            <w:tcW w:type="dxa" w:w="1080"/>
+            <w:tcW w:type="dxa" w:w="1800"/>
           </w:tcPr>
           <w:p>
             <w:r/>
@@ -3713,7 +3730,7 @@
         </w:tc>
         <w:tc>
           <w:tcPr>
-            <w:tcW w:type="dxa" w:w="1080"/>
+            <w:tcW w:type="dxa" w:w="3000"/>
           </w:tcPr>
           <w:p>
             <w:r/>
@@ -3728,7 +3745,7 @@
         </w:tc>
         <w:tc>
           <w:tcPr>
-            <w:tcW w:type="dxa" w:w="1080"/>
+            <w:tcW w:type="dxa" w:w="900"/>
           </w:tcPr>
           <w:p>
             <w:r/>
@@ -3743,7 +3760,7 @@
         </w:tc>
         <w:tc>
           <w:tcPr>
-            <w:tcW w:type="dxa" w:w="1080"/>
+            <w:tcW w:type="dxa" w:w="1100"/>
           </w:tcPr>
           <w:p>
             <w:r/>
@@ -3758,7 +3775,7 @@
         </w:tc>
         <w:tc>
           <w:tcPr>
-            <w:tcW w:type="dxa" w:w="1080"/>
+            <w:tcW w:type="dxa" w:w="3000"/>
           </w:tcPr>
           <w:p>
             <w:r/>
@@ -3773,7 +3790,7 @@
         </w:tc>
         <w:tc>
           <w:tcPr>
-            <w:tcW w:type="dxa" w:w="1080"/>
+            <w:tcW w:type="dxa" w:w="1500"/>
           </w:tcPr>
           <w:p>
             <w:r/>
@@ -3787,7 +3804,7 @@
         </w:tc>
         <w:tc>
           <w:tcPr>
-            <w:tcW w:type="dxa" w:w="1080"/>
+            <w:tcW w:type="dxa" w:w="1800"/>
           </w:tcPr>
           <w:p>
             <w:r/>
@@ -3819,8 +3836,8 @@
       </w:r>
     </w:p>
     <w:sectPr>
-      <w:pgSz w:w="12240" w:h="15840"/>
-      <w:pgMar w:top="1440" w:right="1800" w:bottom="1440" w:left="1800" w:header="720" w:footer="720" w:gutter="0"/>
+      <w:pgSz w:w="15840" w:h="12240" w:orient="landscape"/>
+      <w:pgMar w:top="1440" w:right="850" w:bottom="1440" w:left="850" w:header="720" w:footer="720" w:gutter="0"/>
       <w:cols w:space="720"/>
       <w:docGrid w:linePitch="360"/>
     </w:sectPr>

--- a/pentru-editori/01-pediatrie/01-pediatrie.docx
+++ b/pentru-editori/01-pediatrie/01-pediatrie.docx
@@ -7,26 +7,47 @@
         <w:pStyle w:val="Heading1"/>
       </w:pPr>
       <w:r>
+        <w:t>Pediatrie — pachet de review</w:t>
+      </w:r>
+    </w:p>
+    <w:p>
+      <w:pPr>
+        <w:spacing w:after="40"/>
+      </w:pPr>
+      <w:r>
         <w:rPr>
-          <w:color w:val="1C5D8C"/>
+          <w:b/>
+          <w:color w:val="555555"/>
+          <w:sz w:val="21"/>
         </w:rPr>
-        <w:t>Pediatrie</w:t>
+        <w:t>Revizia ghidului de indicații radioimagistice aprobat în 2021 · document de lucru pentru editorul de capitol</w:t>
+      </w:r>
+    </w:p>
+    <w:p>
+      <w:pPr>
+        <w:spacing w:before="40" w:after="200"/>
+        <w:pBdr>
+          <w:bottom w:val="single" w:sz="6" w:space="1" w:color="1C5D8C"/>
+        </w:pBdr>
+      </w:pPr>
+    </w:p>
+    <w:p>
+      <w:r>
+        <w:t>Documentul cuprinde, pentru capitolul dumneavoastră: modificările deja aplicate (informativ), problemele rămase de decis, propunerile de conținut nou și duplicatele de rezolvat. Conținutul actual al capitolului nu este reprodus aici — vine din fișierul GHID.csv, transmis alături.</w:t>
+      </w:r>
+    </w:p>
+    <w:p>
+      <w:r>
+        <w:t>Vă rugăm să completați coloanele „Decizie” (Aprobat / Respins / Amânat) și „Comentariu” direct în tabele, fără să le modificați structura. Acolo unde o problemă are variante enumerate, este suficient să indicați varianta aleasă.</w:t>
       </w:r>
     </w:p>
     <w:p>
       <w:r>
         <w:rPr>
           <w:i/>
+          <w:color w:val="555555"/>
         </w:rPr>
-        <w:t>Vă rugăm să completați coloanele „Decizie” și „Comentariu” direct în tabele (Aprobat / Respins / Amânat), fără să modificați structura lor.</w:t>
-      </w:r>
-    </w:p>
-    <w:p>
-      <w:r>
-        <w:rPr>
-          <w:i/>
-        </w:rPr>
-        <w:t>Alăturat: GHID.csv, conținutul integral al ghidului, și „Decizii structurale comune”.</w:t>
+        <w:t>Transmise alături: GHID.csv — conținutul integral al ghidului — și memoul „Decizii structurale comune”, de citit înaintea acestui pachet.</w:t>
       </w:r>
     </w:p>
     <w:p>
@@ -34,10 +55,12 @@
         <w:pStyle w:val="Heading2"/>
       </w:pPr>
       <w:r>
-        <w:rPr>
-          <w:color w:val="1C5D8C"/>
-        </w:rPr>
-        <w:t>1. Modificări aplicate (informativ)</w:t>
+        <w:t>1. Modificări deja aplicate (informativ)</w:t>
+      </w:r>
+    </w:p>
+    <w:p>
+      <w:r>
+        <w:t>Nu necesită decizie; sunt listate pentru ca revizuirea capitolului să pornească de la starea curentă.</w:t>
       </w:r>
     </w:p>
     <w:p>
@@ -61,35 +84,45 @@
         <w:pStyle w:val="Heading2"/>
       </w:pPr>
       <w:r>
-        <w:rPr>
-          <w:color w:val="1C5D8C"/>
-        </w:rPr>
         <w:t>2. Probleme de decis</w:t>
       </w:r>
     </w:p>
     <w:tbl>
       <w:tblPr>
-        <w:tblStyle w:val="LightGrid-Accent1"/>
-        <w:tblW w:type="auto" w:w="0"/>
+        <w:tblStyle w:val="TableGrid"/>
+        <w:tblW w:type="dxa" w:w="15100"/>
         <w:tblLayout w:type="fixed"/>
         <w:tblLook w:firstColumn="1" w:firstRow="1" w:lastColumn="0" w:lastRow="0" w:noHBand="0" w:noVBand="1" w:val="04A0"/>
       </w:tblPr>
       <w:tblGrid>
-        <w:gridCol w:w="4713"/>
-        <w:gridCol w:w="4713"/>
-        <w:gridCol w:w="4713"/>
+        <w:gridCol w:w="8500"/>
+        <w:gridCol w:w="3000"/>
+        <w:gridCol w:w="3600"/>
       </w:tblGrid>
       <w:tr>
+        <w:trPr>
+          <w:tblHeader w:val="true"/>
+        </w:trPr>
         <w:tc>
           <w:tcPr>
-            <w:tcW w:type="dxa" w:w="8400"/>
+            <w:tcW w:type="dxa" w:w="8500"/>
+            <w:vAlign w:val="top"/>
+            <w:shd w:val="clear" w:fill="1C5D8C"/>
           </w:tcPr>
           <w:p>
-            <w:r/>
+            <w:pPr>
+              <w:spacing w:after="40" w:line="240" w:lineRule="auto"/>
+            </w:pPr>
+            <w:r>
+              <w:rPr>
+                <w:color w:val="FFFFFF"/>
+              </w:rPr>
+            </w:r>
             <w:r>
               <w:rPr>
                 <w:b/>
                 <w:i w:val="0"/>
+                <w:sz w:val="19"/>
               </w:rPr>
               <w:t>Problemă</w:t>
             </w:r>
@@ -97,14 +130,24 @@
         </w:tc>
         <w:tc>
           <w:tcPr>
-            <w:tcW w:type="dxa" w:w="2700"/>
+            <w:tcW w:type="dxa" w:w="3000"/>
+            <w:vAlign w:val="top"/>
+            <w:shd w:val="clear" w:fill="1C5D8C"/>
           </w:tcPr>
           <w:p>
-            <w:r/>
+            <w:pPr>
+              <w:spacing w:after="40" w:line="240" w:lineRule="auto"/>
+            </w:pPr>
+            <w:r>
+              <w:rPr>
+                <w:color w:val="FFFFFF"/>
+              </w:rPr>
+            </w:r>
             <w:r>
               <w:rPr>
                 <w:b/>
                 <w:i w:val="0"/>
+                <w:sz w:val="19"/>
               </w:rPr>
               <w:t>Decizie</w:t>
             </w:r>
@@ -112,14 +155,24 @@
         </w:tc>
         <w:tc>
           <w:tcPr>
-            <w:tcW w:type="dxa" w:w="2700"/>
+            <w:tcW w:type="dxa" w:w="3600"/>
+            <w:vAlign w:val="top"/>
+            <w:shd w:val="clear" w:fill="1C5D8C"/>
           </w:tcPr>
           <w:p>
-            <w:r/>
+            <w:pPr>
+              <w:spacing w:after="40" w:line="240" w:lineRule="auto"/>
+            </w:pPr>
+            <w:r>
+              <w:rPr>
+                <w:color w:val="FFFFFF"/>
+              </w:rPr>
+            </w:r>
             <w:r>
               <w:rPr>
                 <w:b/>
                 <w:i w:val="0"/>
+                <w:sz w:val="19"/>
               </w:rPr>
               <w:t>Comentariu</w:t>
             </w:r>
@@ -129,57 +182,91 @@
       <w:tr>
         <w:tc>
           <w:tcPr>
-            <w:tcW w:type="dxa" w:w="8400"/>
+            <w:tcW w:type="dxa" w:w="8500"/>
+            <w:vAlign w:val="top"/>
           </w:tcPr>
           <w:p>
+            <w:pPr>
+              <w:spacing w:after="60" w:line="240" w:lineRule="auto"/>
+            </w:pPr>
             <w:r/>
             <w:r>
               <w:rPr>
                 <w:b/>
+                <w:i w:val="0"/>
+                <w:sz w:val="19"/>
               </w:rPr>
               <w:t>Ecografie la „Masă abdominală sau pelvină palpabilă” — grad B, posibil inconsecvent</w:t>
             </w:r>
           </w:p>
           <w:p>
-            <w:r>
+            <w:pPr>
+              <w:spacing w:after="40" w:line="240" w:lineRule="auto"/>
+            </w:pPr>
+            <w:r>
+              <w:rPr>
+                <w:sz w:val="19"/>
+              </w:rPr>
               <w:t>Grad B; ecografia e cotată A în situații similare.</w:t>
             </w:r>
           </w:p>
           <w:p>
-            <w:r>
+            <w:pPr>
+              <w:spacing w:after="40" w:line="240" w:lineRule="auto"/>
+            </w:pPr>
+            <w:r>
+              <w:rPr>
+                <w:sz w:val="19"/>
+              </w:rPr>
               <w:t>• Păstrare grad B</w:t>
             </w:r>
           </w:p>
           <w:p>
-            <w:r>
+            <w:pPr>
+              <w:spacing w:after="40" w:line="240" w:lineRule="auto"/>
+            </w:pPr>
+            <w:r>
+              <w:rPr>
+                <w:sz w:val="19"/>
+              </w:rPr>
               <w:t>• Ridicare la grad A</w:t>
             </w:r>
           </w:p>
         </w:tc>
         <w:tc>
           <w:tcPr>
-            <w:tcW w:type="dxa" w:w="2700"/>
+            <w:tcW w:type="dxa" w:w="3000"/>
+            <w:vAlign w:val="top"/>
           </w:tcPr>
           <w:p>
+            <w:pPr>
+              <w:spacing w:after="40" w:line="240" w:lineRule="auto"/>
+            </w:pPr>
             <w:r/>
             <w:r>
               <w:rPr>
                 <w:b w:val="0"/>
                 <w:i w:val="0"/>
+                <w:sz w:val="19"/>
               </w:rPr>
             </w:r>
           </w:p>
         </w:tc>
         <w:tc>
           <w:tcPr>
-            <w:tcW w:type="dxa" w:w="2700"/>
+            <w:tcW w:type="dxa" w:w="3600"/>
+            <w:vAlign w:val="top"/>
           </w:tcPr>
           <w:p>
+            <w:pPr>
+              <w:spacing w:after="40" w:line="240" w:lineRule="auto"/>
+            </w:pPr>
             <w:r/>
             <w:r>
               <w:rPr>
                 <w:b w:val="0"/>
                 <w:i w:val="0"/>
+                <w:sz w:val="19"/>
               </w:rPr>
             </w:r>
           </w:p>
@@ -188,57 +275,91 @@
       <w:tr>
         <w:tc>
           <w:tcPr>
-            <w:tcW w:type="dxa" w:w="8400"/>
+            <w:tcW w:type="dxa" w:w="8500"/>
+            <w:vAlign w:val="top"/>
           </w:tcPr>
           <w:p>
+            <w:pPr>
+              <w:spacing w:after="60" w:line="240" w:lineRule="auto"/>
+            </w:pPr>
             <w:r/>
             <w:r>
               <w:rPr>
                 <w:b/>
+                <w:i w:val="0"/>
+                <w:sz w:val="19"/>
               </w:rPr>
               <w:t>Cistosonografie micțională (RVU) — Tip X, dar e tehnică ecografică</w:t>
             </w:r>
           </w:p>
           <w:p>
-            <w:r>
+            <w:pPr>
+              <w:spacing w:after="40" w:line="240" w:lineRule="auto"/>
+            </w:pPr>
+            <w:r>
+              <w:rPr>
+                <w:sz w:val="19"/>
+              </w:rPr>
               <w:t>Tehnică ecografică, neiradiantă, codificată Tip X (contrast/fluoroscopie).</w:t>
             </w:r>
           </w:p>
           <w:p>
-            <w:r>
+            <w:pPr>
+              <w:spacing w:after="40" w:line="240" w:lineRule="auto"/>
+            </w:pPr>
+            <w:r>
+              <w:rPr>
+                <w:sz w:val="19"/>
+              </w:rPr>
               <w:t>• Schimbare Tip X → E</w:t>
             </w:r>
           </w:p>
           <w:p>
-            <w:r>
+            <w:pPr>
+              <w:spacing w:after="40" w:line="240" w:lineRule="auto"/>
+            </w:pPr>
+            <w:r>
+              <w:rPr>
+                <w:sz w:val="19"/>
+              </w:rPr>
               <w:t>• Păstrare Tip X</w:t>
             </w:r>
           </w:p>
         </w:tc>
         <w:tc>
           <w:tcPr>
-            <w:tcW w:type="dxa" w:w="2700"/>
+            <w:tcW w:type="dxa" w:w="3000"/>
+            <w:vAlign w:val="top"/>
           </w:tcPr>
           <w:p>
+            <w:pPr>
+              <w:spacing w:after="40" w:line="240" w:lineRule="auto"/>
+            </w:pPr>
             <w:r/>
             <w:r>
               <w:rPr>
                 <w:b w:val="0"/>
                 <w:i w:val="0"/>
+                <w:sz w:val="19"/>
               </w:rPr>
             </w:r>
           </w:p>
         </w:tc>
         <w:tc>
           <w:tcPr>
-            <w:tcW w:type="dxa" w:w="2700"/>
+            <w:tcW w:type="dxa" w:w="3600"/>
+            <w:vAlign w:val="top"/>
           </w:tcPr>
           <w:p>
+            <w:pPr>
+              <w:spacing w:after="40" w:line="240" w:lineRule="auto"/>
+            </w:pPr>
             <w:r/>
             <w:r>
               <w:rPr>
                 <w:b w:val="0"/>
                 <w:i w:val="0"/>
+                <w:sz w:val="19"/>
               </w:rPr>
             </w:r>
           </w:p>
@@ -247,57 +368,91 @@
       <w:tr>
         <w:tc>
           <w:tcPr>
-            <w:tcW w:type="dxa" w:w="8400"/>
+            <w:tcW w:type="dxa" w:w="8500"/>
+            <w:vAlign w:val="top"/>
           </w:tcPr>
           <w:p>
+            <w:pPr>
+              <w:spacing w:after="60" w:line="240" w:lineRule="auto"/>
+            </w:pPr>
             <w:r/>
             <w:r>
               <w:rPr>
                 <w:b/>
+                <w:i w:val="0"/>
+                <w:sz w:val="19"/>
               </w:rPr>
               <w:t>RRVS + UIV combinate într-un rând, un singur cod Tip</w:t>
             </w:r>
           </w:p>
           <w:p>
-            <w:r>
+            <w:pPr>
+              <w:spacing w:after="40" w:line="240" w:lineRule="auto"/>
+            </w:pPr>
+            <w:r>
+              <w:rPr>
+                <w:sz w:val="19"/>
+              </w:rPr>
               <w:t>RRVS (Tip G) și UIV (Tip X) apar pe același rând.</w:t>
             </w:r>
           </w:p>
           <w:p>
-            <w:r>
+            <w:pPr>
+              <w:spacing w:after="40" w:line="240" w:lineRule="auto"/>
+            </w:pPr>
+            <w:r>
+              <w:rPr>
+                <w:sz w:val="19"/>
+              </w:rPr>
               <w:t>• Separare în două rânduri</w:t>
             </w:r>
           </w:p>
           <w:p>
-            <w:r>
+            <w:pPr>
+              <w:spacing w:after="40" w:line="240" w:lineRule="auto"/>
+            </w:pPr>
+            <w:r>
+              <w:rPr>
+                <w:sz w:val="19"/>
+              </w:rPr>
               <w:t>• Păstrare combinat</w:t>
             </w:r>
           </w:p>
         </w:tc>
         <w:tc>
           <w:tcPr>
-            <w:tcW w:type="dxa" w:w="2700"/>
+            <w:tcW w:type="dxa" w:w="3000"/>
+            <w:vAlign w:val="top"/>
           </w:tcPr>
           <w:p>
+            <w:pPr>
+              <w:spacing w:after="40" w:line="240" w:lineRule="auto"/>
+            </w:pPr>
             <w:r/>
             <w:r>
               <w:rPr>
                 <w:b w:val="0"/>
                 <w:i w:val="0"/>
+                <w:sz w:val="19"/>
               </w:rPr>
             </w:r>
           </w:p>
         </w:tc>
         <w:tc>
           <w:tcPr>
-            <w:tcW w:type="dxa" w:w="2700"/>
+            <w:tcW w:type="dxa" w:w="3600"/>
+            <w:vAlign w:val="top"/>
           </w:tcPr>
           <w:p>
+            <w:pPr>
+              <w:spacing w:after="40" w:line="240" w:lineRule="auto"/>
+            </w:pPr>
             <w:r/>
             <w:r>
               <w:rPr>
                 <w:b w:val="0"/>
                 <w:i w:val="0"/>
+                <w:sz w:val="19"/>
               </w:rPr>
             </w:r>
           </w:p>
@@ -306,57 +461,91 @@
       <w:tr>
         <w:tc>
           <w:tcPr>
-            <w:tcW w:type="dxa" w:w="8400"/>
+            <w:tcW w:type="dxa" w:w="8500"/>
+            <w:vAlign w:val="top"/>
           </w:tcPr>
           <w:p>
+            <w:pPr>
+              <w:spacing w:after="60" w:line="240" w:lineRule="auto"/>
+            </w:pPr>
             <w:r/>
             <w:r>
               <w:rPr>
                 <w:b/>
+                <w:i w:val="0"/>
+                <w:sz w:val="19"/>
               </w:rPr>
               <w:t>Hernie inghinală la copil — rând propriu?</w:t>
             </w:r>
           </w:p>
           <w:p>
-            <w:r>
+            <w:pPr>
+              <w:spacing w:after="40" w:line="240" w:lineRule="auto"/>
+            </w:pPr>
+            <w:r>
+              <w:rPr>
+                <w:sz w:val="19"/>
+              </w:rPr>
               <w:t>Diagnostic clinic, acoperire imagistică marginală.</w:t>
             </w:r>
           </w:p>
           <w:p>
-            <w:r>
+            <w:pPr>
+              <w:spacing w:after="40" w:line="240" w:lineRule="auto"/>
+            </w:pPr>
+            <w:r>
+              <w:rPr>
+                <w:sz w:val="19"/>
+              </w:rPr>
               <w:t>• Nu se adaugă</w:t>
             </w:r>
           </w:p>
           <w:p>
-            <w:r>
+            <w:pPr>
+              <w:spacing w:after="40" w:line="240" w:lineRule="auto"/>
+            </w:pPr>
+            <w:r>
+              <w:rPr>
+                <w:sz w:val="19"/>
+              </w:rPr>
               <w:t>• Se adaugă: Ecografie, doar cazuri particulare, grad C</w:t>
             </w:r>
           </w:p>
         </w:tc>
         <w:tc>
           <w:tcPr>
-            <w:tcW w:type="dxa" w:w="2700"/>
+            <w:tcW w:type="dxa" w:w="3000"/>
+            <w:vAlign w:val="top"/>
           </w:tcPr>
           <w:p>
+            <w:pPr>
+              <w:spacing w:after="40" w:line="240" w:lineRule="auto"/>
+            </w:pPr>
             <w:r/>
             <w:r>
               <w:rPr>
                 <w:b w:val="0"/>
                 <w:i w:val="0"/>
+                <w:sz w:val="19"/>
               </w:rPr>
             </w:r>
           </w:p>
         </w:tc>
         <w:tc>
           <w:tcPr>
-            <w:tcW w:type="dxa" w:w="2700"/>
+            <w:tcW w:type="dxa" w:w="3600"/>
+            <w:vAlign w:val="top"/>
           </w:tcPr>
           <w:p>
+            <w:pPr>
+              <w:spacing w:after="40" w:line="240" w:lineRule="auto"/>
+            </w:pPr>
             <w:r/>
             <w:r>
               <w:rPr>
                 <w:b w:val="0"/>
                 <w:i w:val="0"/>
+                <w:sz w:val="19"/>
               </w:rPr>
             </w:r>
           </w:p>
@@ -368,15 +557,12 @@
         <w:pStyle w:val="Heading2"/>
       </w:pPr>
       <w:r>
-        <w:rPr>
-          <w:color w:val="1C5D8C"/>
-        </w:rPr>
-        <w:t>3. Propuneri noi</w:t>
+        <w:t>3. Propuneri de conținut nou</w:t>
       </w:r>
     </w:p>
     <w:p>
       <w:r>
-        <w:t>Grade și doze orientative — de validat clinic.</w:t>
+        <w:t>Gradele și dozele sunt orientative — se validează clinic. Fiecare rând se aprobă, se respinge sau se amână separat.</w:t>
       </w:r>
     </w:p>
     <w:p>
@@ -384,9 +570,6 @@
         <w:pStyle w:val="Heading3"/>
       </w:pPr>
       <w:r>
-        <w:rPr>
-          <w:color w:val="1C5D8C"/>
-        </w:rPr>
         <w:t>Aparat digestiv — Boală inflamatorie intestinală (Crohn) – bilanț și monitorizare</w:t>
       </w:r>
     </w:p>
@@ -394,38 +577,52 @@
       <w:r>
         <w:rPr>
           <w:i/>
+          <w:color w:val="555555"/>
         </w:rPr>
         <w:t>Cf. ACR Appropriateness Criteria – Crohn Disease (considerații pediatrice); ESPGHAN/ESPR.</w:t>
       </w:r>
     </w:p>
     <w:tbl>
       <w:tblPr>
-        <w:tblStyle w:val="LightGrid-Accent1"/>
-        <w:tblW w:type="auto" w:w="0"/>
+        <w:tblStyle w:val="TableGrid"/>
+        <w:tblW w:type="dxa" w:w="15120"/>
         <w:tblLayout w:type="fixed"/>
         <w:tblLook w:firstColumn="1" w:firstRow="1" w:lastColumn="0" w:lastRow="0" w:noHBand="0" w:noVBand="1" w:val="04A0"/>
       </w:tblPr>
       <w:tblGrid>
-        <w:gridCol w:w="1767"/>
-        <w:gridCol w:w="1767"/>
-        <w:gridCol w:w="1767"/>
-        <w:gridCol w:w="1767"/>
-        <w:gridCol w:w="1767"/>
-        <w:gridCol w:w="1767"/>
-        <w:gridCol w:w="1767"/>
-        <w:gridCol w:w="1767"/>
+        <w:gridCol w:w="640"/>
+        <w:gridCol w:w="2360"/>
+        <w:gridCol w:w="1900"/>
+        <w:gridCol w:w="760"/>
+        <w:gridCol w:w="800"/>
+        <w:gridCol w:w="3400"/>
+        <w:gridCol w:w="2100"/>
+        <w:gridCol w:w="3160"/>
       </w:tblGrid>
       <w:tr>
+        <w:trPr>
+          <w:tblHeader w:val="true"/>
+        </w:trPr>
         <w:tc>
           <w:tcPr>
-            <w:tcW w:type="dxa" w:w="800"/>
+            <w:tcW w:type="dxa" w:w="640"/>
+            <w:vAlign w:val="top"/>
+            <w:shd w:val="clear" w:fill="1C5D8C"/>
           </w:tcPr>
           <w:p>
-            <w:r/>
+            <w:pPr>
+              <w:spacing w:after="40" w:line="240" w:lineRule="auto"/>
+            </w:pPr>
+            <w:r>
+              <w:rPr>
+                <w:color w:val="FFFFFF"/>
+              </w:rPr>
+            </w:r>
             <w:r>
               <w:rPr>
                 <w:b/>
                 <w:i w:val="0"/>
+                <w:sz w:val="19"/>
               </w:rPr>
               <w:t>Tip</w:t>
             </w:r>
@@ -433,14 +630,24 @@
         </w:tc>
         <w:tc>
           <w:tcPr>
-            <w:tcW w:type="dxa" w:w="1800"/>
+            <w:tcW w:type="dxa" w:w="2360"/>
+            <w:vAlign w:val="top"/>
+            <w:shd w:val="clear" w:fill="1C5D8C"/>
           </w:tcPr>
           <w:p>
-            <w:r/>
+            <w:pPr>
+              <w:spacing w:after="40" w:line="240" w:lineRule="auto"/>
+            </w:pPr>
+            <w:r>
+              <w:rPr>
+                <w:color w:val="FFFFFF"/>
+              </w:rPr>
+            </w:r>
             <w:r>
               <w:rPr>
                 <w:b/>
                 <w:i w:val="0"/>
+                <w:sz w:val="19"/>
               </w:rPr>
               <w:t>Examen</w:t>
             </w:r>
@@ -448,14 +655,24 @@
         </w:tc>
         <w:tc>
           <w:tcPr>
-            <w:tcW w:type="dxa" w:w="3000"/>
+            <w:tcW w:type="dxa" w:w="1900"/>
+            <w:vAlign w:val="top"/>
+            <w:shd w:val="clear" w:fill="1C5D8C"/>
           </w:tcPr>
           <w:p>
-            <w:r/>
+            <w:pPr>
+              <w:spacing w:after="40" w:line="240" w:lineRule="auto"/>
+            </w:pPr>
+            <w:r>
+              <w:rPr>
+                <w:color w:val="FFFFFF"/>
+              </w:rPr>
+            </w:r>
             <w:r>
               <w:rPr>
                 <w:b/>
                 <w:i w:val="0"/>
+                <w:sz w:val="19"/>
               </w:rPr>
               <w:t>Indicație</w:t>
             </w:r>
@@ -463,14 +680,24 @@
         </w:tc>
         <w:tc>
           <w:tcPr>
-            <w:tcW w:type="dxa" w:w="900"/>
+            <w:tcW w:type="dxa" w:w="760"/>
+            <w:vAlign w:val="top"/>
+            <w:shd w:val="clear" w:fill="1C5D8C"/>
           </w:tcPr>
           <w:p>
-            <w:r/>
+            <w:pPr>
+              <w:spacing w:after="40" w:line="240" w:lineRule="auto"/>
+            </w:pPr>
+            <w:r>
+              <w:rPr>
+                <w:color w:val="FFFFFF"/>
+              </w:rPr>
+            </w:r>
             <w:r>
               <w:rPr>
                 <w:b/>
                 <w:i w:val="0"/>
+                <w:sz w:val="19"/>
               </w:rPr>
               <w:t>Grad</w:t>
             </w:r>
@@ -478,14 +705,24 @@
         </w:tc>
         <w:tc>
           <w:tcPr>
-            <w:tcW w:type="dxa" w:w="1100"/>
+            <w:tcW w:type="dxa" w:w="800"/>
+            <w:vAlign w:val="top"/>
+            <w:shd w:val="clear" w:fill="1C5D8C"/>
           </w:tcPr>
           <w:p>
-            <w:r/>
+            <w:pPr>
+              <w:spacing w:after="40" w:line="240" w:lineRule="auto"/>
+            </w:pPr>
+            <w:r>
+              <w:rPr>
+                <w:color w:val="FFFFFF"/>
+              </w:rPr>
+            </w:r>
             <w:r>
               <w:rPr>
                 <w:b/>
                 <w:i w:val="0"/>
+                <w:sz w:val="19"/>
               </w:rPr>
               <w:t>Doză</w:t>
             </w:r>
@@ -493,14 +730,24 @@
         </w:tc>
         <w:tc>
           <w:tcPr>
-            <w:tcW w:type="dxa" w:w="3000"/>
+            <w:tcW w:type="dxa" w:w="3400"/>
+            <w:vAlign w:val="top"/>
+            <w:shd w:val="clear" w:fill="1C5D8C"/>
           </w:tcPr>
           <w:p>
-            <w:r/>
+            <w:pPr>
+              <w:spacing w:after="40" w:line="240" w:lineRule="auto"/>
+            </w:pPr>
+            <w:r>
+              <w:rPr>
+                <w:color w:val="FFFFFF"/>
+              </w:rPr>
+            </w:r>
             <w:r>
               <w:rPr>
                 <w:b/>
                 <w:i w:val="0"/>
+                <w:sz w:val="19"/>
               </w:rPr>
               <w:t>Comentarii</w:t>
             </w:r>
@@ -508,14 +755,24 @@
         </w:tc>
         <w:tc>
           <w:tcPr>
-            <w:tcW w:type="dxa" w:w="1500"/>
+            <w:tcW w:type="dxa" w:w="2100"/>
+            <w:vAlign w:val="top"/>
+            <w:shd w:val="clear" w:fill="1C5D8C"/>
           </w:tcPr>
           <w:p>
-            <w:r/>
+            <w:pPr>
+              <w:spacing w:after="40" w:line="240" w:lineRule="auto"/>
+            </w:pPr>
+            <w:r>
+              <w:rPr>
+                <w:color w:val="FFFFFF"/>
+              </w:rPr>
+            </w:r>
             <w:r>
               <w:rPr>
                 <w:b/>
                 <w:i w:val="0"/>
+                <w:sz w:val="19"/>
               </w:rPr>
               <w:t>Decizie</w:t>
             </w:r>
@@ -523,14 +780,24 @@
         </w:tc>
         <w:tc>
           <w:tcPr>
-            <w:tcW w:type="dxa" w:w="1800"/>
+            <w:tcW w:type="dxa" w:w="3160"/>
+            <w:vAlign w:val="top"/>
+            <w:shd w:val="clear" w:fill="1C5D8C"/>
           </w:tcPr>
           <w:p>
-            <w:r/>
+            <w:pPr>
+              <w:spacing w:after="40" w:line="240" w:lineRule="auto"/>
+            </w:pPr>
+            <w:r>
+              <w:rPr>
+                <w:color w:val="FFFFFF"/>
+              </w:rPr>
+            </w:r>
             <w:r>
               <w:rPr>
                 <w:b/>
                 <w:i w:val="0"/>
+                <w:sz w:val="19"/>
               </w:rPr>
               <w:t>Comentariu editor</w:t>
             </w:r>
@@ -540,14 +807,19 @@
       <w:tr>
         <w:tc>
           <w:tcPr>
-            <w:tcW w:type="dxa" w:w="800"/>
+            <w:tcW w:type="dxa" w:w="640"/>
+            <w:vAlign w:val="top"/>
           </w:tcPr>
           <w:p>
+            <w:pPr>
+              <w:spacing w:after="40" w:line="240" w:lineRule="auto"/>
+            </w:pPr>
             <w:r/>
             <w:r>
               <w:rPr>
                 <w:b w:val="0"/>
                 <w:i w:val="0"/>
+                <w:sz w:val="19"/>
               </w:rPr>
               <w:t>M</w:t>
             </w:r>
@@ -555,14 +827,19 @@
         </w:tc>
         <w:tc>
           <w:tcPr>
-            <w:tcW w:type="dxa" w:w="1800"/>
+            <w:tcW w:type="dxa" w:w="2360"/>
+            <w:vAlign w:val="top"/>
           </w:tcPr>
           <w:p>
+            <w:pPr>
+              <w:spacing w:after="40" w:line="240" w:lineRule="auto"/>
+            </w:pPr>
             <w:r/>
             <w:r>
               <w:rPr>
                 <w:b w:val="0"/>
                 <w:i w:val="0"/>
+                <w:sz w:val="19"/>
               </w:rPr>
               <w:t>Entero-IRM</w:t>
             </w:r>
@@ -570,14 +847,19 @@
         </w:tc>
         <w:tc>
           <w:tcPr>
-            <w:tcW w:type="dxa" w:w="3000"/>
+            <w:tcW w:type="dxa" w:w="1900"/>
+            <w:vAlign w:val="top"/>
           </w:tcPr>
           <w:p>
+            <w:pPr>
+              <w:spacing w:after="40" w:line="240" w:lineRule="auto"/>
+            </w:pPr>
             <w:r/>
             <w:r>
               <w:rPr>
                 <w:b w:val="0"/>
                 <w:i w:val="0"/>
+                <w:sz w:val="19"/>
               </w:rPr>
               <w:t>Indicat</w:t>
             </w:r>
@@ -585,14 +867,19 @@
         </w:tc>
         <w:tc>
           <w:tcPr>
-            <w:tcW w:type="dxa" w:w="900"/>
+            <w:tcW w:type="dxa" w:w="760"/>
+            <w:vAlign w:val="top"/>
           </w:tcPr>
           <w:p>
+            <w:pPr>
+              <w:spacing w:after="40" w:line="240" w:lineRule="auto"/>
+            </w:pPr>
             <w:r/>
             <w:r>
               <w:rPr>
                 <w:b w:val="0"/>
                 <w:i w:val="0"/>
+                <w:sz w:val="19"/>
               </w:rPr>
               <w:t>B</w:t>
             </w:r>
@@ -600,14 +887,19 @@
         </w:tc>
         <w:tc>
           <w:tcPr>
-            <w:tcW w:type="dxa" w:w="1100"/>
+            <w:tcW w:type="dxa" w:w="800"/>
+            <w:vAlign w:val="top"/>
           </w:tcPr>
           <w:p>
+            <w:pPr>
+              <w:spacing w:after="40" w:line="240" w:lineRule="auto"/>
+            </w:pPr>
             <w:r/>
             <w:r>
               <w:rPr>
                 <w:b w:val="0"/>
                 <w:i w:val="0"/>
+                <w:sz w:val="19"/>
               </w:rPr>
               <w:t>0</w:t>
             </w:r>
@@ -615,14 +907,19 @@
         </w:tc>
         <w:tc>
           <w:tcPr>
-            <w:tcW w:type="dxa" w:w="3000"/>
+            <w:tcW w:type="dxa" w:w="3400"/>
+            <w:vAlign w:val="top"/>
           </w:tcPr>
           <w:p>
+            <w:pPr>
+              <w:spacing w:after="40" w:line="240" w:lineRule="auto"/>
+            </w:pPr>
             <w:r/>
             <w:r>
               <w:rPr>
                 <w:b w:val="0"/>
                 <w:i w:val="0"/>
+                <w:sz w:val="19"/>
               </w:rPr>
               <w:t>Referință la copil, neiradiantă: extindere, activitate, complicații.</w:t>
             </w:r>
@@ -630,28 +927,38 @@
         </w:tc>
         <w:tc>
           <w:tcPr>
-            <w:tcW w:type="dxa" w:w="1500"/>
+            <w:tcW w:type="dxa" w:w="2100"/>
+            <w:vAlign w:val="top"/>
           </w:tcPr>
           <w:p>
+            <w:pPr>
+              <w:spacing w:after="40" w:line="240" w:lineRule="auto"/>
+            </w:pPr>
             <w:r/>
             <w:r>
               <w:rPr>
                 <w:b w:val="0"/>
                 <w:i w:val="0"/>
+                <w:sz w:val="19"/>
               </w:rPr>
             </w:r>
           </w:p>
         </w:tc>
         <w:tc>
           <w:tcPr>
-            <w:tcW w:type="dxa" w:w="1800"/>
+            <w:tcW w:type="dxa" w:w="3160"/>
+            <w:vAlign w:val="top"/>
           </w:tcPr>
           <w:p>
+            <w:pPr>
+              <w:spacing w:after="40" w:line="240" w:lineRule="auto"/>
+            </w:pPr>
             <w:r/>
             <w:r>
               <w:rPr>
                 <w:b w:val="0"/>
                 <w:i w:val="0"/>
+                <w:sz w:val="19"/>
               </w:rPr>
             </w:r>
           </w:p>
@@ -660,14 +967,19 @@
       <w:tr>
         <w:tc>
           <w:tcPr>
-            <w:tcW w:type="dxa" w:w="800"/>
+            <w:tcW w:type="dxa" w:w="640"/>
+            <w:vAlign w:val="top"/>
           </w:tcPr>
           <w:p>
+            <w:pPr>
+              <w:spacing w:after="40" w:line="240" w:lineRule="auto"/>
+            </w:pPr>
             <w:r/>
             <w:r>
               <w:rPr>
                 <w:b w:val="0"/>
                 <w:i w:val="0"/>
+                <w:sz w:val="19"/>
               </w:rPr>
               <w:t>E</w:t>
             </w:r>
@@ -675,14 +987,19 @@
         </w:tc>
         <w:tc>
           <w:tcPr>
-            <w:tcW w:type="dxa" w:w="1800"/>
+            <w:tcW w:type="dxa" w:w="2360"/>
+            <w:vAlign w:val="top"/>
           </w:tcPr>
           <w:p>
+            <w:pPr>
+              <w:spacing w:after="40" w:line="240" w:lineRule="auto"/>
+            </w:pPr>
             <w:r/>
             <w:r>
               <w:rPr>
                 <w:b w:val="0"/>
                 <w:i w:val="0"/>
+                <w:sz w:val="19"/>
               </w:rPr>
               <w:t>Ecografie de anse intestinale</w:t>
             </w:r>
@@ -690,14 +1007,19 @@
         </w:tc>
         <w:tc>
           <w:tcPr>
-            <w:tcW w:type="dxa" w:w="3000"/>
+            <w:tcW w:type="dxa" w:w="1900"/>
+            <w:vAlign w:val="top"/>
           </w:tcPr>
           <w:p>
+            <w:pPr>
+              <w:spacing w:after="40" w:line="240" w:lineRule="auto"/>
+            </w:pPr>
             <w:r/>
             <w:r>
               <w:rPr>
                 <w:b w:val="0"/>
                 <w:i w:val="0"/>
+                <w:sz w:val="19"/>
               </w:rPr>
               <w:t>Indicat</w:t>
             </w:r>
@@ -705,14 +1027,19 @@
         </w:tc>
         <w:tc>
           <w:tcPr>
-            <w:tcW w:type="dxa" w:w="900"/>
+            <w:tcW w:type="dxa" w:w="760"/>
+            <w:vAlign w:val="top"/>
           </w:tcPr>
           <w:p>
+            <w:pPr>
+              <w:spacing w:after="40" w:line="240" w:lineRule="auto"/>
+            </w:pPr>
             <w:r/>
             <w:r>
               <w:rPr>
                 <w:b w:val="0"/>
                 <w:i w:val="0"/>
+                <w:sz w:val="19"/>
               </w:rPr>
               <w:t>B</w:t>
             </w:r>
@@ -720,14 +1047,19 @@
         </w:tc>
         <w:tc>
           <w:tcPr>
-            <w:tcW w:type="dxa" w:w="1100"/>
+            <w:tcW w:type="dxa" w:w="800"/>
+            <w:vAlign w:val="top"/>
           </w:tcPr>
           <w:p>
+            <w:pPr>
+              <w:spacing w:after="40" w:line="240" w:lineRule="auto"/>
+            </w:pPr>
             <w:r/>
             <w:r>
               <w:rPr>
                 <w:b w:val="0"/>
                 <w:i w:val="0"/>
+                <w:sz w:val="19"/>
               </w:rPr>
               <w:t>0</w:t>
             </w:r>
@@ -735,14 +1067,19 @@
         </w:tc>
         <w:tc>
           <w:tcPr>
-            <w:tcW w:type="dxa" w:w="3000"/>
+            <w:tcW w:type="dxa" w:w="3400"/>
+            <w:vAlign w:val="top"/>
           </w:tcPr>
           <w:p>
+            <w:pPr>
+              <w:spacing w:after="40" w:line="240" w:lineRule="auto"/>
+            </w:pPr>
             <w:r/>
             <w:r>
               <w:rPr>
                 <w:b w:val="0"/>
                 <w:i w:val="0"/>
+                <w:sz w:val="19"/>
               </w:rPr>
               <w:t>Primă intenție și monitorizare: îngroșare parietală, Doppler.</w:t>
             </w:r>
@@ -750,28 +1087,38 @@
         </w:tc>
         <w:tc>
           <w:tcPr>
-            <w:tcW w:type="dxa" w:w="1500"/>
+            <w:tcW w:type="dxa" w:w="2100"/>
+            <w:vAlign w:val="top"/>
           </w:tcPr>
           <w:p>
+            <w:pPr>
+              <w:spacing w:after="40" w:line="240" w:lineRule="auto"/>
+            </w:pPr>
             <w:r/>
             <w:r>
               <w:rPr>
                 <w:b w:val="0"/>
                 <w:i w:val="0"/>
+                <w:sz w:val="19"/>
               </w:rPr>
             </w:r>
           </w:p>
         </w:tc>
         <w:tc>
           <w:tcPr>
-            <w:tcW w:type="dxa" w:w="1800"/>
+            <w:tcW w:type="dxa" w:w="3160"/>
+            <w:vAlign w:val="top"/>
           </w:tcPr>
           <w:p>
+            <w:pPr>
+              <w:spacing w:after="40" w:line="240" w:lineRule="auto"/>
+            </w:pPr>
             <w:r/>
             <w:r>
               <w:rPr>
                 <w:b w:val="0"/>
                 <w:i w:val="0"/>
+                <w:sz w:val="19"/>
               </w:rPr>
             </w:r>
           </w:p>
@@ -780,14 +1127,19 @@
       <w:tr>
         <w:tc>
           <w:tcPr>
-            <w:tcW w:type="dxa" w:w="800"/>
+            <w:tcW w:type="dxa" w:w="640"/>
+            <w:vAlign w:val="top"/>
           </w:tcPr>
           <w:p>
+            <w:pPr>
+              <w:spacing w:after="40" w:line="240" w:lineRule="auto"/>
+            </w:pPr>
             <w:r/>
             <w:r>
               <w:rPr>
                 <w:b w:val="0"/>
                 <w:i w:val="0"/>
+                <w:sz w:val="19"/>
               </w:rPr>
               <w:t>T</w:t>
             </w:r>
@@ -795,14 +1147,19 @@
         </w:tc>
         <w:tc>
           <w:tcPr>
-            <w:tcW w:type="dxa" w:w="1800"/>
+            <w:tcW w:type="dxa" w:w="2360"/>
+            <w:vAlign w:val="top"/>
           </w:tcPr>
           <w:p>
+            <w:pPr>
+              <w:spacing w:after="40" w:line="240" w:lineRule="auto"/>
+            </w:pPr>
             <w:r/>
             <w:r>
               <w:rPr>
                 <w:b w:val="0"/>
                 <w:i w:val="0"/>
+                <w:sz w:val="19"/>
               </w:rPr>
               <w:t>Entero-CT</w:t>
             </w:r>
@@ -810,14 +1167,19 @@
         </w:tc>
         <w:tc>
           <w:tcPr>
-            <w:tcW w:type="dxa" w:w="3000"/>
+            <w:tcW w:type="dxa" w:w="1900"/>
+            <w:vAlign w:val="top"/>
           </w:tcPr>
           <w:p>
+            <w:pPr>
+              <w:spacing w:after="40" w:line="240" w:lineRule="auto"/>
+            </w:pPr>
             <w:r/>
             <w:r>
               <w:rPr>
                 <w:b w:val="0"/>
                 <w:i w:val="0"/>
+                <w:sz w:val="19"/>
               </w:rPr>
               <w:t>Doar în cazuri particulare</w:t>
             </w:r>
@@ -825,14 +1187,19 @@
         </w:tc>
         <w:tc>
           <w:tcPr>
-            <w:tcW w:type="dxa" w:w="900"/>
+            <w:tcW w:type="dxa" w:w="760"/>
+            <w:vAlign w:val="top"/>
           </w:tcPr>
           <w:p>
+            <w:pPr>
+              <w:spacing w:after="40" w:line="240" w:lineRule="auto"/>
+            </w:pPr>
             <w:r/>
             <w:r>
               <w:rPr>
                 <w:b w:val="0"/>
                 <w:i w:val="0"/>
+                <w:sz w:val="19"/>
               </w:rPr>
               <w:t>B</w:t>
             </w:r>
@@ -840,14 +1207,19 @@
         </w:tc>
         <w:tc>
           <w:tcPr>
-            <w:tcW w:type="dxa" w:w="1100"/>
+            <w:tcW w:type="dxa" w:w="800"/>
+            <w:vAlign w:val="top"/>
           </w:tcPr>
           <w:p>
+            <w:pPr>
+              <w:spacing w:after="40" w:line="240" w:lineRule="auto"/>
+            </w:pPr>
             <w:r/>
             <w:r>
               <w:rPr>
                 <w:b w:val="0"/>
                 <w:i w:val="0"/>
+                <w:sz w:val="19"/>
               </w:rPr>
               <w:t>2–3</w:t>
             </w:r>
@@ -855,14 +1227,19 @@
         </w:tc>
         <w:tc>
           <w:tcPr>
-            <w:tcW w:type="dxa" w:w="3000"/>
+            <w:tcW w:type="dxa" w:w="3400"/>
+            <w:vAlign w:val="top"/>
           </w:tcPr>
           <w:p>
+            <w:pPr>
+              <w:spacing w:after="40" w:line="240" w:lineRule="auto"/>
+            </w:pPr>
             <w:r/>
             <w:r>
               <w:rPr>
                 <w:b w:val="0"/>
                 <w:i w:val="0"/>
+                <w:sz w:val="19"/>
               </w:rPr>
               <w:t>Doar context acut/ocluziv sau IRM indisponibil.</w:t>
             </w:r>
@@ -870,28 +1247,38 @@
         </w:tc>
         <w:tc>
           <w:tcPr>
-            <w:tcW w:type="dxa" w:w="1500"/>
+            <w:tcW w:type="dxa" w:w="2100"/>
+            <w:vAlign w:val="top"/>
           </w:tcPr>
           <w:p>
+            <w:pPr>
+              <w:spacing w:after="40" w:line="240" w:lineRule="auto"/>
+            </w:pPr>
             <w:r/>
             <w:r>
               <w:rPr>
                 <w:b w:val="0"/>
                 <w:i w:val="0"/>
+                <w:sz w:val="19"/>
               </w:rPr>
             </w:r>
           </w:p>
         </w:tc>
         <w:tc>
           <w:tcPr>
-            <w:tcW w:type="dxa" w:w="1800"/>
+            <w:tcW w:type="dxa" w:w="3160"/>
+            <w:vAlign w:val="top"/>
           </w:tcPr>
           <w:p>
+            <w:pPr>
+              <w:spacing w:after="40" w:line="240" w:lineRule="auto"/>
+            </w:pPr>
             <w:r/>
             <w:r>
               <w:rPr>
                 <w:b w:val="0"/>
                 <w:i w:val="0"/>
+                <w:sz w:val="19"/>
               </w:rPr>
             </w:r>
           </w:p>
@@ -904,9 +1291,6 @@
         <w:pStyle w:val="Heading3"/>
       </w:pPr>
       <w:r>
-        <w:rPr>
-          <w:color w:val="1C5D8C"/>
-        </w:rPr>
         <w:t>Aparat locomotor — Artrită septică / osteomielită acută</w:t>
       </w:r>
     </w:p>
@@ -914,38 +1298,52 @@
       <w:r>
         <w:rPr>
           <w:i/>
+          <w:color w:val="555555"/>
         </w:rPr>
         <w:t>Cf. ACR Appropriateness Criteria – Osteomyelitis or Septic Arthritis-Child; Acutely Limping Child Up To Age 5.</w:t>
       </w:r>
     </w:p>
     <w:tbl>
       <w:tblPr>
-        <w:tblStyle w:val="LightGrid-Accent1"/>
-        <w:tblW w:type="auto" w:w="0"/>
+        <w:tblStyle w:val="TableGrid"/>
+        <w:tblW w:type="dxa" w:w="15120"/>
         <w:tblLayout w:type="fixed"/>
         <w:tblLook w:firstColumn="1" w:firstRow="1" w:lastColumn="0" w:lastRow="0" w:noHBand="0" w:noVBand="1" w:val="04A0"/>
       </w:tblPr>
       <w:tblGrid>
-        <w:gridCol w:w="1767"/>
-        <w:gridCol w:w="1767"/>
-        <w:gridCol w:w="1767"/>
-        <w:gridCol w:w="1767"/>
-        <w:gridCol w:w="1767"/>
-        <w:gridCol w:w="1767"/>
-        <w:gridCol w:w="1767"/>
-        <w:gridCol w:w="1767"/>
+        <w:gridCol w:w="640"/>
+        <w:gridCol w:w="2360"/>
+        <w:gridCol w:w="1900"/>
+        <w:gridCol w:w="760"/>
+        <w:gridCol w:w="800"/>
+        <w:gridCol w:w="3400"/>
+        <w:gridCol w:w="2100"/>
+        <w:gridCol w:w="3160"/>
       </w:tblGrid>
       <w:tr>
+        <w:trPr>
+          <w:tblHeader w:val="true"/>
+        </w:trPr>
         <w:tc>
           <w:tcPr>
-            <w:tcW w:type="dxa" w:w="800"/>
+            <w:tcW w:type="dxa" w:w="640"/>
+            <w:vAlign w:val="top"/>
+            <w:shd w:val="clear" w:fill="1C5D8C"/>
           </w:tcPr>
           <w:p>
-            <w:r/>
+            <w:pPr>
+              <w:spacing w:after="40" w:line="240" w:lineRule="auto"/>
+            </w:pPr>
+            <w:r>
+              <w:rPr>
+                <w:color w:val="FFFFFF"/>
+              </w:rPr>
+            </w:r>
             <w:r>
               <w:rPr>
                 <w:b/>
                 <w:i w:val="0"/>
+                <w:sz w:val="19"/>
               </w:rPr>
               <w:t>Tip</w:t>
             </w:r>
@@ -953,14 +1351,24 @@
         </w:tc>
         <w:tc>
           <w:tcPr>
-            <w:tcW w:type="dxa" w:w="1800"/>
+            <w:tcW w:type="dxa" w:w="2360"/>
+            <w:vAlign w:val="top"/>
+            <w:shd w:val="clear" w:fill="1C5D8C"/>
           </w:tcPr>
           <w:p>
-            <w:r/>
+            <w:pPr>
+              <w:spacing w:after="40" w:line="240" w:lineRule="auto"/>
+            </w:pPr>
+            <w:r>
+              <w:rPr>
+                <w:color w:val="FFFFFF"/>
+              </w:rPr>
+            </w:r>
             <w:r>
               <w:rPr>
                 <w:b/>
                 <w:i w:val="0"/>
+                <w:sz w:val="19"/>
               </w:rPr>
               <w:t>Examen</w:t>
             </w:r>
@@ -968,14 +1376,24 @@
         </w:tc>
         <w:tc>
           <w:tcPr>
-            <w:tcW w:type="dxa" w:w="3000"/>
+            <w:tcW w:type="dxa" w:w="1900"/>
+            <w:vAlign w:val="top"/>
+            <w:shd w:val="clear" w:fill="1C5D8C"/>
           </w:tcPr>
           <w:p>
-            <w:r/>
+            <w:pPr>
+              <w:spacing w:after="40" w:line="240" w:lineRule="auto"/>
+            </w:pPr>
+            <w:r>
+              <w:rPr>
+                <w:color w:val="FFFFFF"/>
+              </w:rPr>
+            </w:r>
             <w:r>
               <w:rPr>
                 <w:b/>
                 <w:i w:val="0"/>
+                <w:sz w:val="19"/>
               </w:rPr>
               <w:t>Indicație</w:t>
             </w:r>
@@ -983,14 +1401,24 @@
         </w:tc>
         <w:tc>
           <w:tcPr>
-            <w:tcW w:type="dxa" w:w="900"/>
+            <w:tcW w:type="dxa" w:w="760"/>
+            <w:vAlign w:val="top"/>
+            <w:shd w:val="clear" w:fill="1C5D8C"/>
           </w:tcPr>
           <w:p>
-            <w:r/>
+            <w:pPr>
+              <w:spacing w:after="40" w:line="240" w:lineRule="auto"/>
+            </w:pPr>
+            <w:r>
+              <w:rPr>
+                <w:color w:val="FFFFFF"/>
+              </w:rPr>
+            </w:r>
             <w:r>
               <w:rPr>
                 <w:b/>
                 <w:i w:val="0"/>
+                <w:sz w:val="19"/>
               </w:rPr>
               <w:t>Grad</w:t>
             </w:r>
@@ -998,14 +1426,24 @@
         </w:tc>
         <w:tc>
           <w:tcPr>
-            <w:tcW w:type="dxa" w:w="1100"/>
+            <w:tcW w:type="dxa" w:w="800"/>
+            <w:vAlign w:val="top"/>
+            <w:shd w:val="clear" w:fill="1C5D8C"/>
           </w:tcPr>
           <w:p>
-            <w:r/>
+            <w:pPr>
+              <w:spacing w:after="40" w:line="240" w:lineRule="auto"/>
+            </w:pPr>
+            <w:r>
+              <w:rPr>
+                <w:color w:val="FFFFFF"/>
+              </w:rPr>
+            </w:r>
             <w:r>
               <w:rPr>
                 <w:b/>
                 <w:i w:val="0"/>
+                <w:sz w:val="19"/>
               </w:rPr>
               <w:t>Doză</w:t>
             </w:r>
@@ -1013,14 +1451,24 @@
         </w:tc>
         <w:tc>
           <w:tcPr>
-            <w:tcW w:type="dxa" w:w="3000"/>
+            <w:tcW w:type="dxa" w:w="3400"/>
+            <w:vAlign w:val="top"/>
+            <w:shd w:val="clear" w:fill="1C5D8C"/>
           </w:tcPr>
           <w:p>
-            <w:r/>
+            <w:pPr>
+              <w:spacing w:after="40" w:line="240" w:lineRule="auto"/>
+            </w:pPr>
+            <w:r>
+              <w:rPr>
+                <w:color w:val="FFFFFF"/>
+              </w:rPr>
+            </w:r>
             <w:r>
               <w:rPr>
                 <w:b/>
                 <w:i w:val="0"/>
+                <w:sz w:val="19"/>
               </w:rPr>
               <w:t>Comentarii</w:t>
             </w:r>
@@ -1028,14 +1476,24 @@
         </w:tc>
         <w:tc>
           <w:tcPr>
-            <w:tcW w:type="dxa" w:w="1500"/>
+            <w:tcW w:type="dxa" w:w="2100"/>
+            <w:vAlign w:val="top"/>
+            <w:shd w:val="clear" w:fill="1C5D8C"/>
           </w:tcPr>
           <w:p>
-            <w:r/>
+            <w:pPr>
+              <w:spacing w:after="40" w:line="240" w:lineRule="auto"/>
+            </w:pPr>
+            <w:r>
+              <w:rPr>
+                <w:color w:val="FFFFFF"/>
+              </w:rPr>
+            </w:r>
             <w:r>
               <w:rPr>
                 <w:b/>
                 <w:i w:val="0"/>
+                <w:sz w:val="19"/>
               </w:rPr>
               <w:t>Decizie</w:t>
             </w:r>
@@ -1043,14 +1501,24 @@
         </w:tc>
         <w:tc>
           <w:tcPr>
-            <w:tcW w:type="dxa" w:w="1800"/>
+            <w:tcW w:type="dxa" w:w="3160"/>
+            <w:vAlign w:val="top"/>
+            <w:shd w:val="clear" w:fill="1C5D8C"/>
           </w:tcPr>
           <w:p>
-            <w:r/>
+            <w:pPr>
+              <w:spacing w:after="40" w:line="240" w:lineRule="auto"/>
+            </w:pPr>
+            <w:r>
+              <w:rPr>
+                <w:color w:val="FFFFFF"/>
+              </w:rPr>
+            </w:r>
             <w:r>
               <w:rPr>
                 <w:b/>
                 <w:i w:val="0"/>
+                <w:sz w:val="19"/>
               </w:rPr>
               <w:t>Comentariu editor</w:t>
             </w:r>
@@ -1060,14 +1528,19 @@
       <w:tr>
         <w:tc>
           <w:tcPr>
-            <w:tcW w:type="dxa" w:w="800"/>
+            <w:tcW w:type="dxa" w:w="640"/>
+            <w:vAlign w:val="top"/>
           </w:tcPr>
           <w:p>
+            <w:pPr>
+              <w:spacing w:after="40" w:line="240" w:lineRule="auto"/>
+            </w:pPr>
             <w:r/>
             <w:r>
               <w:rPr>
                 <w:b w:val="0"/>
                 <w:i w:val="0"/>
+                <w:sz w:val="19"/>
               </w:rPr>
               <w:t>E</w:t>
             </w:r>
@@ -1075,14 +1548,19 @@
         </w:tc>
         <w:tc>
           <w:tcPr>
-            <w:tcW w:type="dxa" w:w="1800"/>
+            <w:tcW w:type="dxa" w:w="2360"/>
+            <w:vAlign w:val="top"/>
           </w:tcPr>
           <w:p>
+            <w:pPr>
+              <w:spacing w:after="40" w:line="240" w:lineRule="auto"/>
+            </w:pPr>
             <w:r/>
             <w:r>
               <w:rPr>
                 <w:b w:val="0"/>
                 <w:i w:val="0"/>
+                <w:sz w:val="19"/>
               </w:rPr>
               <w:t>Ecografie</w:t>
             </w:r>
@@ -1090,14 +1568,19 @@
         </w:tc>
         <w:tc>
           <w:tcPr>
-            <w:tcW w:type="dxa" w:w="3000"/>
+            <w:tcW w:type="dxa" w:w="1900"/>
+            <w:vAlign w:val="top"/>
           </w:tcPr>
           <w:p>
+            <w:pPr>
+              <w:spacing w:after="40" w:line="240" w:lineRule="auto"/>
+            </w:pPr>
             <w:r/>
             <w:r>
               <w:rPr>
                 <w:b w:val="0"/>
                 <w:i w:val="0"/>
+                <w:sz w:val="19"/>
               </w:rPr>
               <w:t>Indicat</w:t>
             </w:r>
@@ -1105,14 +1588,19 @@
         </w:tc>
         <w:tc>
           <w:tcPr>
-            <w:tcW w:type="dxa" w:w="900"/>
+            <w:tcW w:type="dxa" w:w="760"/>
+            <w:vAlign w:val="top"/>
           </w:tcPr>
           <w:p>
+            <w:pPr>
+              <w:spacing w:after="40" w:line="240" w:lineRule="auto"/>
+            </w:pPr>
             <w:r/>
             <w:r>
               <w:rPr>
                 <w:b w:val="0"/>
                 <w:i w:val="0"/>
+                <w:sz w:val="19"/>
               </w:rPr>
               <w:t>B</w:t>
             </w:r>
@@ -1120,14 +1608,19 @@
         </w:tc>
         <w:tc>
           <w:tcPr>
-            <w:tcW w:type="dxa" w:w="1100"/>
+            <w:tcW w:type="dxa" w:w="800"/>
+            <w:vAlign w:val="top"/>
           </w:tcPr>
           <w:p>
+            <w:pPr>
+              <w:spacing w:after="40" w:line="240" w:lineRule="auto"/>
+            </w:pPr>
             <w:r/>
             <w:r>
               <w:rPr>
                 <w:b w:val="0"/>
                 <w:i w:val="0"/>
+                <w:sz w:val="19"/>
               </w:rPr>
               <w:t>0</w:t>
             </w:r>
@@ -1135,14 +1628,19 @@
         </w:tc>
         <w:tc>
           <w:tcPr>
-            <w:tcW w:type="dxa" w:w="3000"/>
+            <w:tcW w:type="dxa" w:w="3400"/>
+            <w:vAlign w:val="top"/>
           </w:tcPr>
           <w:p>
+            <w:pPr>
+              <w:spacing w:after="40" w:line="240" w:lineRule="auto"/>
+            </w:pPr>
             <w:r/>
             <w:r>
               <w:rPr>
                 <w:b w:val="0"/>
                 <w:i w:val="0"/>
+                <w:sz w:val="19"/>
               </w:rPr>
               <w:t>Revărsat, ghidaj puncție — cheie diagnostică.</w:t>
             </w:r>
@@ -1150,28 +1648,38 @@
         </w:tc>
         <w:tc>
           <w:tcPr>
-            <w:tcW w:type="dxa" w:w="1500"/>
+            <w:tcW w:type="dxa" w:w="2100"/>
+            <w:vAlign w:val="top"/>
           </w:tcPr>
           <w:p>
+            <w:pPr>
+              <w:spacing w:after="40" w:line="240" w:lineRule="auto"/>
+            </w:pPr>
             <w:r/>
             <w:r>
               <w:rPr>
                 <w:b w:val="0"/>
                 <w:i w:val="0"/>
+                <w:sz w:val="19"/>
               </w:rPr>
             </w:r>
           </w:p>
         </w:tc>
         <w:tc>
           <w:tcPr>
-            <w:tcW w:type="dxa" w:w="1800"/>
+            <w:tcW w:type="dxa" w:w="3160"/>
+            <w:vAlign w:val="top"/>
           </w:tcPr>
           <w:p>
+            <w:pPr>
+              <w:spacing w:after="40" w:line="240" w:lineRule="auto"/>
+            </w:pPr>
             <w:r/>
             <w:r>
               <w:rPr>
                 <w:b w:val="0"/>
                 <w:i w:val="0"/>
+                <w:sz w:val="19"/>
               </w:rPr>
             </w:r>
           </w:p>
@@ -1180,14 +1688,19 @@
       <w:tr>
         <w:tc>
           <w:tcPr>
-            <w:tcW w:type="dxa" w:w="800"/>
+            <w:tcW w:type="dxa" w:w="640"/>
+            <w:vAlign w:val="top"/>
           </w:tcPr>
           <w:p>
+            <w:pPr>
+              <w:spacing w:after="40" w:line="240" w:lineRule="auto"/>
+            </w:pPr>
             <w:r/>
             <w:r>
               <w:rPr>
                 <w:b w:val="0"/>
                 <w:i w:val="0"/>
+                <w:sz w:val="19"/>
               </w:rPr>
               <w:t>M</w:t>
             </w:r>
@@ -1195,14 +1708,19 @@
         </w:tc>
         <w:tc>
           <w:tcPr>
-            <w:tcW w:type="dxa" w:w="1800"/>
+            <w:tcW w:type="dxa" w:w="2360"/>
+            <w:vAlign w:val="top"/>
           </w:tcPr>
           <w:p>
+            <w:pPr>
+              <w:spacing w:after="40" w:line="240" w:lineRule="auto"/>
+            </w:pPr>
             <w:r/>
             <w:r>
               <w:rPr>
                 <w:b w:val="0"/>
                 <w:i w:val="0"/>
+                <w:sz w:val="19"/>
               </w:rPr>
               <w:t>IRM</w:t>
             </w:r>
@@ -1210,14 +1728,19 @@
         </w:tc>
         <w:tc>
           <w:tcPr>
-            <w:tcW w:type="dxa" w:w="3000"/>
+            <w:tcW w:type="dxa" w:w="1900"/>
+            <w:vAlign w:val="top"/>
           </w:tcPr>
           <w:p>
+            <w:pPr>
+              <w:spacing w:after="40" w:line="240" w:lineRule="auto"/>
+            </w:pPr>
             <w:r/>
             <w:r>
               <w:rPr>
                 <w:b w:val="0"/>
                 <w:i w:val="0"/>
+                <w:sz w:val="19"/>
               </w:rPr>
               <w:t>Indicat</w:t>
             </w:r>
@@ -1225,14 +1748,19 @@
         </w:tc>
         <w:tc>
           <w:tcPr>
-            <w:tcW w:type="dxa" w:w="900"/>
+            <w:tcW w:type="dxa" w:w="760"/>
+            <w:vAlign w:val="top"/>
           </w:tcPr>
           <w:p>
+            <w:pPr>
+              <w:spacing w:after="40" w:line="240" w:lineRule="auto"/>
+            </w:pPr>
             <w:r/>
             <w:r>
               <w:rPr>
                 <w:b w:val="0"/>
                 <w:i w:val="0"/>
+                <w:sz w:val="19"/>
               </w:rPr>
               <w:t>A</w:t>
             </w:r>
@@ -1240,14 +1768,19 @@
         </w:tc>
         <w:tc>
           <w:tcPr>
-            <w:tcW w:type="dxa" w:w="1100"/>
+            <w:tcW w:type="dxa" w:w="800"/>
+            <w:vAlign w:val="top"/>
           </w:tcPr>
           <w:p>
+            <w:pPr>
+              <w:spacing w:after="40" w:line="240" w:lineRule="auto"/>
+            </w:pPr>
             <w:r/>
             <w:r>
               <w:rPr>
                 <w:b w:val="0"/>
                 <w:i w:val="0"/>
+                <w:sz w:val="19"/>
               </w:rPr>
               <w:t>0</w:t>
             </w:r>
@@ -1255,14 +1788,19 @@
         </w:tc>
         <w:tc>
           <w:tcPr>
-            <w:tcW w:type="dxa" w:w="3000"/>
+            <w:tcW w:type="dxa" w:w="3400"/>
+            <w:vAlign w:val="top"/>
           </w:tcPr>
           <w:p>
+            <w:pPr>
+              <w:spacing w:after="40" w:line="240" w:lineRule="auto"/>
+            </w:pPr>
             <w:r/>
             <w:r>
               <w:rPr>
                 <w:b w:val="0"/>
                 <w:i w:val="0"/>
+                <w:sz w:val="19"/>
               </w:rPr>
               <w:t>Referință: edem osos precoce, abces.</w:t>
             </w:r>
@@ -1270,28 +1808,38 @@
         </w:tc>
         <w:tc>
           <w:tcPr>
-            <w:tcW w:type="dxa" w:w="1500"/>
+            <w:tcW w:type="dxa" w:w="2100"/>
+            <w:vAlign w:val="top"/>
           </w:tcPr>
           <w:p>
+            <w:pPr>
+              <w:spacing w:after="40" w:line="240" w:lineRule="auto"/>
+            </w:pPr>
             <w:r/>
             <w:r>
               <w:rPr>
                 <w:b w:val="0"/>
                 <w:i w:val="0"/>
+                <w:sz w:val="19"/>
               </w:rPr>
             </w:r>
           </w:p>
         </w:tc>
         <w:tc>
           <w:tcPr>
-            <w:tcW w:type="dxa" w:w="1800"/>
+            <w:tcW w:type="dxa" w:w="3160"/>
+            <w:vAlign w:val="top"/>
           </w:tcPr>
           <w:p>
+            <w:pPr>
+              <w:spacing w:after="40" w:line="240" w:lineRule="auto"/>
+            </w:pPr>
             <w:r/>
             <w:r>
               <w:rPr>
                 <w:b w:val="0"/>
                 <w:i w:val="0"/>
+                <w:sz w:val="19"/>
               </w:rPr>
             </w:r>
           </w:p>
@@ -1300,14 +1848,19 @@
       <w:tr>
         <w:tc>
           <w:tcPr>
-            <w:tcW w:type="dxa" w:w="800"/>
+            <w:tcW w:type="dxa" w:w="640"/>
+            <w:vAlign w:val="top"/>
           </w:tcPr>
           <w:p>
+            <w:pPr>
+              <w:spacing w:after="40" w:line="240" w:lineRule="auto"/>
+            </w:pPr>
             <w:r/>
             <w:r>
               <w:rPr>
                 <w:b w:val="0"/>
                 <w:i w:val="0"/>
+                <w:sz w:val="19"/>
               </w:rPr>
               <w:t>G</w:t>
             </w:r>
@@ -1315,14 +1868,19 @@
         </w:tc>
         <w:tc>
           <w:tcPr>
-            <w:tcW w:type="dxa" w:w="1800"/>
+            <w:tcW w:type="dxa" w:w="2360"/>
+            <w:vAlign w:val="top"/>
           </w:tcPr>
           <w:p>
+            <w:pPr>
+              <w:spacing w:after="40" w:line="240" w:lineRule="auto"/>
+            </w:pPr>
             <w:r/>
             <w:r>
               <w:rPr>
                 <w:b w:val="0"/>
                 <w:i w:val="0"/>
+                <w:sz w:val="19"/>
               </w:rPr>
               <w:t>Radiografie</w:t>
             </w:r>
@@ -1330,14 +1888,19 @@
         </w:tc>
         <w:tc>
           <w:tcPr>
-            <w:tcW w:type="dxa" w:w="3000"/>
+            <w:tcW w:type="dxa" w:w="1900"/>
+            <w:vAlign w:val="top"/>
           </w:tcPr>
           <w:p>
+            <w:pPr>
+              <w:spacing w:after="40" w:line="240" w:lineRule="auto"/>
+            </w:pPr>
             <w:r/>
             <w:r>
               <w:rPr>
                 <w:b w:val="0"/>
                 <w:i w:val="0"/>
+                <w:sz w:val="19"/>
               </w:rPr>
               <w:t>Indicat</w:t>
             </w:r>
@@ -1345,14 +1908,19 @@
         </w:tc>
         <w:tc>
           <w:tcPr>
-            <w:tcW w:type="dxa" w:w="900"/>
+            <w:tcW w:type="dxa" w:w="760"/>
+            <w:vAlign w:val="top"/>
           </w:tcPr>
           <w:p>
+            <w:pPr>
+              <w:spacing w:after="40" w:line="240" w:lineRule="auto"/>
+            </w:pPr>
             <w:r/>
             <w:r>
               <w:rPr>
                 <w:b w:val="0"/>
                 <w:i w:val="0"/>
+                <w:sz w:val="19"/>
               </w:rPr>
               <w:t>C</w:t>
             </w:r>
@@ -1360,14 +1928,19 @@
         </w:tc>
         <w:tc>
           <w:tcPr>
-            <w:tcW w:type="dxa" w:w="1100"/>
+            <w:tcW w:type="dxa" w:w="800"/>
+            <w:vAlign w:val="top"/>
           </w:tcPr>
           <w:p>
+            <w:pPr>
+              <w:spacing w:after="40" w:line="240" w:lineRule="auto"/>
+            </w:pPr>
             <w:r/>
             <w:r>
               <w:rPr>
                 <w:b w:val="0"/>
                 <w:i w:val="0"/>
+                <w:sz w:val="19"/>
               </w:rPr>
               <w:t>1</w:t>
             </w:r>
@@ -1375,14 +1948,19 @@
         </w:tc>
         <w:tc>
           <w:tcPr>
-            <w:tcW w:type="dxa" w:w="3000"/>
+            <w:tcW w:type="dxa" w:w="3400"/>
+            <w:vAlign w:val="top"/>
           </w:tcPr>
           <w:p>
+            <w:pPr>
+              <w:spacing w:after="40" w:line="240" w:lineRule="auto"/>
+            </w:pPr>
             <w:r/>
             <w:r>
               <w:rPr>
                 <w:b w:val="0"/>
                 <w:i w:val="0"/>
+                <w:sz w:val="19"/>
               </w:rPr>
               <w:t>Inițial adesea normală; exclude alte cauze.</w:t>
             </w:r>
@@ -1390,28 +1968,38 @@
         </w:tc>
         <w:tc>
           <w:tcPr>
-            <w:tcW w:type="dxa" w:w="1500"/>
+            <w:tcW w:type="dxa" w:w="2100"/>
+            <w:vAlign w:val="top"/>
           </w:tcPr>
           <w:p>
+            <w:pPr>
+              <w:spacing w:after="40" w:line="240" w:lineRule="auto"/>
+            </w:pPr>
             <w:r/>
             <w:r>
               <w:rPr>
                 <w:b w:val="0"/>
                 <w:i w:val="0"/>
+                <w:sz w:val="19"/>
               </w:rPr>
             </w:r>
           </w:p>
         </w:tc>
         <w:tc>
           <w:tcPr>
-            <w:tcW w:type="dxa" w:w="1800"/>
+            <w:tcW w:type="dxa" w:w="3160"/>
+            <w:vAlign w:val="top"/>
           </w:tcPr>
           <w:p>
+            <w:pPr>
+              <w:spacing w:after="40" w:line="240" w:lineRule="auto"/>
+            </w:pPr>
             <w:r/>
             <w:r>
               <w:rPr>
                 <w:b w:val="0"/>
                 <w:i w:val="0"/>
+                <w:sz w:val="19"/>
               </w:rPr>
             </w:r>
           </w:p>
@@ -1420,14 +2008,19 @@
       <w:tr>
         <w:tc>
           <w:tcPr>
-            <w:tcW w:type="dxa" w:w="800"/>
+            <w:tcW w:type="dxa" w:w="640"/>
+            <w:vAlign w:val="top"/>
           </w:tcPr>
           <w:p>
+            <w:pPr>
+              <w:spacing w:after="40" w:line="240" w:lineRule="auto"/>
+            </w:pPr>
             <w:r/>
             <w:r>
               <w:rPr>
                 <w:b w:val="0"/>
                 <w:i w:val="0"/>
+                <w:sz w:val="19"/>
               </w:rPr>
               <w:t>N</w:t>
             </w:r>
@@ -1435,14 +2028,19 @@
         </w:tc>
         <w:tc>
           <w:tcPr>
-            <w:tcW w:type="dxa" w:w="1800"/>
+            <w:tcW w:type="dxa" w:w="2360"/>
+            <w:vAlign w:val="top"/>
           </w:tcPr>
           <w:p>
+            <w:pPr>
+              <w:spacing w:after="40" w:line="240" w:lineRule="auto"/>
+            </w:pPr>
             <w:r/>
             <w:r>
               <w:rPr>
                 <w:b w:val="0"/>
                 <w:i w:val="0"/>
+                <w:sz w:val="19"/>
               </w:rPr>
               <w:t>Scintigrafie osoasă</w:t>
             </w:r>
@@ -1450,14 +2048,19 @@
         </w:tc>
         <w:tc>
           <w:tcPr>
-            <w:tcW w:type="dxa" w:w="3000"/>
+            <w:tcW w:type="dxa" w:w="1900"/>
+            <w:vAlign w:val="top"/>
           </w:tcPr>
           <w:p>
+            <w:pPr>
+              <w:spacing w:after="40" w:line="240" w:lineRule="auto"/>
+            </w:pPr>
             <w:r/>
             <w:r>
               <w:rPr>
                 <w:b w:val="0"/>
                 <w:i w:val="0"/>
+                <w:sz w:val="19"/>
               </w:rPr>
               <w:t>Doar cu aviz specializat</w:t>
             </w:r>
@@ -1465,14 +2068,19 @@
         </w:tc>
         <w:tc>
           <w:tcPr>
-            <w:tcW w:type="dxa" w:w="900"/>
+            <w:tcW w:type="dxa" w:w="760"/>
+            <w:vAlign w:val="top"/>
           </w:tcPr>
           <w:p>
+            <w:pPr>
+              <w:spacing w:after="40" w:line="240" w:lineRule="auto"/>
+            </w:pPr>
             <w:r/>
             <w:r>
               <w:rPr>
                 <w:b w:val="0"/>
                 <w:i w:val="0"/>
+                <w:sz w:val="19"/>
               </w:rPr>
               <w:t>B</w:t>
             </w:r>
@@ -1480,14 +2088,19 @@
         </w:tc>
         <w:tc>
           <w:tcPr>
-            <w:tcW w:type="dxa" w:w="1100"/>
+            <w:tcW w:type="dxa" w:w="800"/>
+            <w:vAlign w:val="top"/>
           </w:tcPr>
           <w:p>
+            <w:pPr>
+              <w:spacing w:after="40" w:line="240" w:lineRule="auto"/>
+            </w:pPr>
             <w:r/>
             <w:r>
               <w:rPr>
                 <w:b w:val="0"/>
                 <w:i w:val="0"/>
+                <w:sz w:val="19"/>
               </w:rPr>
               <w:t>2–3</w:t>
             </w:r>
@@ -1495,14 +2108,19 @@
         </w:tc>
         <w:tc>
           <w:tcPr>
-            <w:tcW w:type="dxa" w:w="3000"/>
+            <w:tcW w:type="dxa" w:w="3400"/>
+            <w:vAlign w:val="top"/>
           </w:tcPr>
           <w:p>
+            <w:pPr>
+              <w:spacing w:after="40" w:line="240" w:lineRule="auto"/>
+            </w:pPr>
             <w:r/>
             <w:r>
               <w:rPr>
                 <w:b w:val="0"/>
                 <w:i w:val="0"/>
+                <w:sz w:val="19"/>
               </w:rPr>
               <w:t>Sediu neclar clinic sau focare multiple.</w:t>
             </w:r>
@@ -1510,28 +2128,38 @@
         </w:tc>
         <w:tc>
           <w:tcPr>
-            <w:tcW w:type="dxa" w:w="1500"/>
+            <w:tcW w:type="dxa" w:w="2100"/>
+            <w:vAlign w:val="top"/>
           </w:tcPr>
           <w:p>
+            <w:pPr>
+              <w:spacing w:after="40" w:line="240" w:lineRule="auto"/>
+            </w:pPr>
             <w:r/>
             <w:r>
               <w:rPr>
                 <w:b w:val="0"/>
                 <w:i w:val="0"/>
+                <w:sz w:val="19"/>
               </w:rPr>
             </w:r>
           </w:p>
         </w:tc>
         <w:tc>
           <w:tcPr>
-            <w:tcW w:type="dxa" w:w="1800"/>
+            <w:tcW w:type="dxa" w:w="3160"/>
+            <w:vAlign w:val="top"/>
           </w:tcPr>
           <w:p>
+            <w:pPr>
+              <w:spacing w:after="40" w:line="240" w:lineRule="auto"/>
+            </w:pPr>
             <w:r/>
             <w:r>
               <w:rPr>
                 <w:b w:val="0"/>
                 <w:i w:val="0"/>
+                <w:sz w:val="19"/>
               </w:rPr>
             </w:r>
           </w:p>
@@ -1544,9 +2172,6 @@
         <w:pStyle w:val="Heading3"/>
       </w:pPr>
       <w:r>
-        <w:rPr>
-          <w:color w:val="1C5D8C"/>
-        </w:rPr>
         <w:t>Aparat locomotor — Artrită idiopatică juvenilă (AIJ) – bilanț articular</w:t>
       </w:r>
     </w:p>
@@ -1554,38 +2179,52 @@
       <w:r>
         <w:rPr>
           <w:i/>
+          <w:color w:val="555555"/>
         </w:rPr>
         <w:t>Cf. EULAR-PReS – imaging in juvenile idiopathic arthritis (Colebatch-Bourn 2015).</w:t>
       </w:r>
     </w:p>
     <w:tbl>
       <w:tblPr>
-        <w:tblStyle w:val="LightGrid-Accent1"/>
-        <w:tblW w:type="auto" w:w="0"/>
+        <w:tblStyle w:val="TableGrid"/>
+        <w:tblW w:type="dxa" w:w="15120"/>
         <w:tblLayout w:type="fixed"/>
         <w:tblLook w:firstColumn="1" w:firstRow="1" w:lastColumn="0" w:lastRow="0" w:noHBand="0" w:noVBand="1" w:val="04A0"/>
       </w:tblPr>
       <w:tblGrid>
-        <w:gridCol w:w="1767"/>
-        <w:gridCol w:w="1767"/>
-        <w:gridCol w:w="1767"/>
-        <w:gridCol w:w="1767"/>
-        <w:gridCol w:w="1767"/>
-        <w:gridCol w:w="1767"/>
-        <w:gridCol w:w="1767"/>
-        <w:gridCol w:w="1767"/>
+        <w:gridCol w:w="640"/>
+        <w:gridCol w:w="2360"/>
+        <w:gridCol w:w="1900"/>
+        <w:gridCol w:w="760"/>
+        <w:gridCol w:w="800"/>
+        <w:gridCol w:w="3400"/>
+        <w:gridCol w:w="2100"/>
+        <w:gridCol w:w="3160"/>
       </w:tblGrid>
       <w:tr>
+        <w:trPr>
+          <w:tblHeader w:val="true"/>
+        </w:trPr>
         <w:tc>
           <w:tcPr>
-            <w:tcW w:type="dxa" w:w="800"/>
+            <w:tcW w:type="dxa" w:w="640"/>
+            <w:vAlign w:val="top"/>
+            <w:shd w:val="clear" w:fill="1C5D8C"/>
           </w:tcPr>
           <w:p>
-            <w:r/>
+            <w:pPr>
+              <w:spacing w:after="40" w:line="240" w:lineRule="auto"/>
+            </w:pPr>
+            <w:r>
+              <w:rPr>
+                <w:color w:val="FFFFFF"/>
+              </w:rPr>
+            </w:r>
             <w:r>
               <w:rPr>
                 <w:b/>
                 <w:i w:val="0"/>
+                <w:sz w:val="19"/>
               </w:rPr>
               <w:t>Tip</w:t>
             </w:r>
@@ -1593,14 +2232,24 @@
         </w:tc>
         <w:tc>
           <w:tcPr>
-            <w:tcW w:type="dxa" w:w="1800"/>
+            <w:tcW w:type="dxa" w:w="2360"/>
+            <w:vAlign w:val="top"/>
+            <w:shd w:val="clear" w:fill="1C5D8C"/>
           </w:tcPr>
           <w:p>
-            <w:r/>
+            <w:pPr>
+              <w:spacing w:after="40" w:line="240" w:lineRule="auto"/>
+            </w:pPr>
+            <w:r>
+              <w:rPr>
+                <w:color w:val="FFFFFF"/>
+              </w:rPr>
+            </w:r>
             <w:r>
               <w:rPr>
                 <w:b/>
                 <w:i w:val="0"/>
+                <w:sz w:val="19"/>
               </w:rPr>
               <w:t>Examen</w:t>
             </w:r>
@@ -1608,14 +2257,24 @@
         </w:tc>
         <w:tc>
           <w:tcPr>
-            <w:tcW w:type="dxa" w:w="3000"/>
+            <w:tcW w:type="dxa" w:w="1900"/>
+            <w:vAlign w:val="top"/>
+            <w:shd w:val="clear" w:fill="1C5D8C"/>
           </w:tcPr>
           <w:p>
-            <w:r/>
+            <w:pPr>
+              <w:spacing w:after="40" w:line="240" w:lineRule="auto"/>
+            </w:pPr>
+            <w:r>
+              <w:rPr>
+                <w:color w:val="FFFFFF"/>
+              </w:rPr>
+            </w:r>
             <w:r>
               <w:rPr>
                 <w:b/>
                 <w:i w:val="0"/>
+                <w:sz w:val="19"/>
               </w:rPr>
               <w:t>Indicație</w:t>
             </w:r>
@@ -1623,14 +2282,24 @@
         </w:tc>
         <w:tc>
           <w:tcPr>
-            <w:tcW w:type="dxa" w:w="900"/>
+            <w:tcW w:type="dxa" w:w="760"/>
+            <w:vAlign w:val="top"/>
+            <w:shd w:val="clear" w:fill="1C5D8C"/>
           </w:tcPr>
           <w:p>
-            <w:r/>
+            <w:pPr>
+              <w:spacing w:after="40" w:line="240" w:lineRule="auto"/>
+            </w:pPr>
+            <w:r>
+              <w:rPr>
+                <w:color w:val="FFFFFF"/>
+              </w:rPr>
+            </w:r>
             <w:r>
               <w:rPr>
                 <w:b/>
                 <w:i w:val="0"/>
+                <w:sz w:val="19"/>
               </w:rPr>
               <w:t>Grad</w:t>
             </w:r>
@@ -1638,14 +2307,24 @@
         </w:tc>
         <w:tc>
           <w:tcPr>
-            <w:tcW w:type="dxa" w:w="1100"/>
+            <w:tcW w:type="dxa" w:w="800"/>
+            <w:vAlign w:val="top"/>
+            <w:shd w:val="clear" w:fill="1C5D8C"/>
           </w:tcPr>
           <w:p>
-            <w:r/>
+            <w:pPr>
+              <w:spacing w:after="40" w:line="240" w:lineRule="auto"/>
+            </w:pPr>
+            <w:r>
+              <w:rPr>
+                <w:color w:val="FFFFFF"/>
+              </w:rPr>
+            </w:r>
             <w:r>
               <w:rPr>
                 <w:b/>
                 <w:i w:val="0"/>
+                <w:sz w:val="19"/>
               </w:rPr>
               <w:t>Doză</w:t>
             </w:r>
@@ -1653,14 +2332,24 @@
         </w:tc>
         <w:tc>
           <w:tcPr>
-            <w:tcW w:type="dxa" w:w="3000"/>
+            <w:tcW w:type="dxa" w:w="3400"/>
+            <w:vAlign w:val="top"/>
+            <w:shd w:val="clear" w:fill="1C5D8C"/>
           </w:tcPr>
           <w:p>
-            <w:r/>
+            <w:pPr>
+              <w:spacing w:after="40" w:line="240" w:lineRule="auto"/>
+            </w:pPr>
+            <w:r>
+              <w:rPr>
+                <w:color w:val="FFFFFF"/>
+              </w:rPr>
+            </w:r>
             <w:r>
               <w:rPr>
                 <w:b/>
                 <w:i w:val="0"/>
+                <w:sz w:val="19"/>
               </w:rPr>
               <w:t>Comentarii</w:t>
             </w:r>
@@ -1668,14 +2357,24 @@
         </w:tc>
         <w:tc>
           <w:tcPr>
-            <w:tcW w:type="dxa" w:w="1500"/>
+            <w:tcW w:type="dxa" w:w="2100"/>
+            <w:vAlign w:val="top"/>
+            <w:shd w:val="clear" w:fill="1C5D8C"/>
           </w:tcPr>
           <w:p>
-            <w:r/>
+            <w:pPr>
+              <w:spacing w:after="40" w:line="240" w:lineRule="auto"/>
+            </w:pPr>
+            <w:r>
+              <w:rPr>
+                <w:color w:val="FFFFFF"/>
+              </w:rPr>
+            </w:r>
             <w:r>
               <w:rPr>
                 <w:b/>
                 <w:i w:val="0"/>
+                <w:sz w:val="19"/>
               </w:rPr>
               <w:t>Decizie</w:t>
             </w:r>
@@ -1683,14 +2382,24 @@
         </w:tc>
         <w:tc>
           <w:tcPr>
-            <w:tcW w:type="dxa" w:w="1800"/>
+            <w:tcW w:type="dxa" w:w="3160"/>
+            <w:vAlign w:val="top"/>
+            <w:shd w:val="clear" w:fill="1C5D8C"/>
           </w:tcPr>
           <w:p>
-            <w:r/>
+            <w:pPr>
+              <w:spacing w:after="40" w:line="240" w:lineRule="auto"/>
+            </w:pPr>
+            <w:r>
+              <w:rPr>
+                <w:color w:val="FFFFFF"/>
+              </w:rPr>
+            </w:r>
             <w:r>
               <w:rPr>
                 <w:b/>
                 <w:i w:val="0"/>
+                <w:sz w:val="19"/>
               </w:rPr>
               <w:t>Comentariu editor</w:t>
             </w:r>
@@ -1700,14 +2409,19 @@
       <w:tr>
         <w:tc>
           <w:tcPr>
-            <w:tcW w:type="dxa" w:w="800"/>
+            <w:tcW w:type="dxa" w:w="640"/>
+            <w:vAlign w:val="top"/>
           </w:tcPr>
           <w:p>
+            <w:pPr>
+              <w:spacing w:after="40" w:line="240" w:lineRule="auto"/>
+            </w:pPr>
             <w:r/>
             <w:r>
               <w:rPr>
                 <w:b w:val="0"/>
                 <w:i w:val="0"/>
+                <w:sz w:val="19"/>
               </w:rPr>
               <w:t>M</w:t>
             </w:r>
@@ -1715,14 +2429,19 @@
         </w:tc>
         <w:tc>
           <w:tcPr>
-            <w:tcW w:type="dxa" w:w="1800"/>
+            <w:tcW w:type="dxa" w:w="2360"/>
+            <w:vAlign w:val="top"/>
           </w:tcPr>
           <w:p>
+            <w:pPr>
+              <w:spacing w:after="40" w:line="240" w:lineRule="auto"/>
+            </w:pPr>
             <w:r/>
             <w:r>
               <w:rPr>
                 <w:b w:val="0"/>
                 <w:i w:val="0"/>
+                <w:sz w:val="19"/>
               </w:rPr>
               <w:t>IRM cu substanță de contrast</w:t>
             </w:r>
@@ -1730,14 +2449,19 @@
         </w:tc>
         <w:tc>
           <w:tcPr>
-            <w:tcW w:type="dxa" w:w="3000"/>
+            <w:tcW w:type="dxa" w:w="1900"/>
+            <w:vAlign w:val="top"/>
           </w:tcPr>
           <w:p>
+            <w:pPr>
+              <w:spacing w:after="40" w:line="240" w:lineRule="auto"/>
+            </w:pPr>
             <w:r/>
             <w:r>
               <w:rPr>
                 <w:b w:val="0"/>
                 <w:i w:val="0"/>
+                <w:sz w:val="19"/>
               </w:rPr>
               <w:t>Indicat</w:t>
             </w:r>
@@ -1745,14 +2469,19 @@
         </w:tc>
         <w:tc>
           <w:tcPr>
-            <w:tcW w:type="dxa" w:w="900"/>
+            <w:tcW w:type="dxa" w:w="760"/>
+            <w:vAlign w:val="top"/>
           </w:tcPr>
           <w:p>
+            <w:pPr>
+              <w:spacing w:after="40" w:line="240" w:lineRule="auto"/>
+            </w:pPr>
             <w:r/>
             <w:r>
               <w:rPr>
                 <w:b w:val="0"/>
                 <w:i w:val="0"/>
+                <w:sz w:val="19"/>
               </w:rPr>
               <w:t>B</w:t>
             </w:r>
@@ -1760,14 +2489,19 @@
         </w:tc>
         <w:tc>
           <w:tcPr>
-            <w:tcW w:type="dxa" w:w="1100"/>
+            <w:tcW w:type="dxa" w:w="800"/>
+            <w:vAlign w:val="top"/>
           </w:tcPr>
           <w:p>
+            <w:pPr>
+              <w:spacing w:after="40" w:line="240" w:lineRule="auto"/>
+            </w:pPr>
             <w:r/>
             <w:r>
               <w:rPr>
                 <w:b w:val="0"/>
                 <w:i w:val="0"/>
+                <w:sz w:val="19"/>
               </w:rPr>
               <w:t>0</w:t>
             </w:r>
@@ -1775,14 +2509,19 @@
         </w:tc>
         <w:tc>
           <w:tcPr>
-            <w:tcW w:type="dxa" w:w="3000"/>
+            <w:tcW w:type="dxa" w:w="3400"/>
+            <w:vAlign w:val="top"/>
           </w:tcPr>
           <w:p>
+            <w:pPr>
+              <w:spacing w:after="40" w:line="240" w:lineRule="auto"/>
+            </w:pPr>
             <w:r/>
             <w:r>
               <w:rPr>
                 <w:b w:val="0"/>
                 <w:i w:val="0"/>
+                <w:sz w:val="19"/>
               </w:rPr>
               <w:t>Sinovită, eroziuni precoce; articulații profunde (șold, ATM, sacro-iliace).</w:t>
             </w:r>
@@ -1790,28 +2529,38 @@
         </w:tc>
         <w:tc>
           <w:tcPr>
-            <w:tcW w:type="dxa" w:w="1500"/>
+            <w:tcW w:type="dxa" w:w="2100"/>
+            <w:vAlign w:val="top"/>
           </w:tcPr>
           <w:p>
+            <w:pPr>
+              <w:spacing w:after="40" w:line="240" w:lineRule="auto"/>
+            </w:pPr>
             <w:r/>
             <w:r>
               <w:rPr>
                 <w:b w:val="0"/>
                 <w:i w:val="0"/>
+                <w:sz w:val="19"/>
               </w:rPr>
             </w:r>
           </w:p>
         </w:tc>
         <w:tc>
           <w:tcPr>
-            <w:tcW w:type="dxa" w:w="1800"/>
+            <w:tcW w:type="dxa" w:w="3160"/>
+            <w:vAlign w:val="top"/>
           </w:tcPr>
           <w:p>
+            <w:pPr>
+              <w:spacing w:after="40" w:line="240" w:lineRule="auto"/>
+            </w:pPr>
             <w:r/>
             <w:r>
               <w:rPr>
                 <w:b w:val="0"/>
                 <w:i w:val="0"/>
+                <w:sz w:val="19"/>
               </w:rPr>
             </w:r>
           </w:p>
@@ -1820,14 +2569,19 @@
       <w:tr>
         <w:tc>
           <w:tcPr>
-            <w:tcW w:type="dxa" w:w="800"/>
+            <w:tcW w:type="dxa" w:w="640"/>
+            <w:vAlign w:val="top"/>
           </w:tcPr>
           <w:p>
+            <w:pPr>
+              <w:spacing w:after="40" w:line="240" w:lineRule="auto"/>
+            </w:pPr>
             <w:r/>
             <w:r>
               <w:rPr>
                 <w:b w:val="0"/>
                 <w:i w:val="0"/>
+                <w:sz w:val="19"/>
               </w:rPr>
               <w:t>E</w:t>
             </w:r>
@@ -1835,14 +2589,19 @@
         </w:tc>
         <w:tc>
           <w:tcPr>
-            <w:tcW w:type="dxa" w:w="1800"/>
+            <w:tcW w:type="dxa" w:w="2360"/>
+            <w:vAlign w:val="top"/>
           </w:tcPr>
           <w:p>
+            <w:pPr>
+              <w:spacing w:after="40" w:line="240" w:lineRule="auto"/>
+            </w:pPr>
             <w:r/>
             <w:r>
               <w:rPr>
                 <w:b w:val="0"/>
                 <w:i w:val="0"/>
+                <w:sz w:val="19"/>
               </w:rPr>
               <w:t>Ecografie (Doppler)</w:t>
             </w:r>
@@ -1850,14 +2609,19 @@
         </w:tc>
         <w:tc>
           <w:tcPr>
-            <w:tcW w:type="dxa" w:w="3000"/>
+            <w:tcW w:type="dxa" w:w="1900"/>
+            <w:vAlign w:val="top"/>
           </w:tcPr>
           <w:p>
+            <w:pPr>
+              <w:spacing w:after="40" w:line="240" w:lineRule="auto"/>
+            </w:pPr>
             <w:r/>
             <w:r>
               <w:rPr>
                 <w:b w:val="0"/>
                 <w:i w:val="0"/>
+                <w:sz w:val="19"/>
               </w:rPr>
               <w:t>Indicat</w:t>
             </w:r>
@@ -1865,14 +2629,19 @@
         </w:tc>
         <w:tc>
           <w:tcPr>
-            <w:tcW w:type="dxa" w:w="900"/>
+            <w:tcW w:type="dxa" w:w="760"/>
+            <w:vAlign w:val="top"/>
           </w:tcPr>
           <w:p>
+            <w:pPr>
+              <w:spacing w:after="40" w:line="240" w:lineRule="auto"/>
+            </w:pPr>
             <w:r/>
             <w:r>
               <w:rPr>
                 <w:b w:val="0"/>
                 <w:i w:val="0"/>
+                <w:sz w:val="19"/>
               </w:rPr>
               <w:t>B</w:t>
             </w:r>
@@ -1880,14 +2649,19 @@
         </w:tc>
         <w:tc>
           <w:tcPr>
-            <w:tcW w:type="dxa" w:w="1100"/>
+            <w:tcW w:type="dxa" w:w="800"/>
+            <w:vAlign w:val="top"/>
           </w:tcPr>
           <w:p>
+            <w:pPr>
+              <w:spacing w:after="40" w:line="240" w:lineRule="auto"/>
+            </w:pPr>
             <w:r/>
             <w:r>
               <w:rPr>
                 <w:b w:val="0"/>
                 <w:i w:val="0"/>
+                <w:sz w:val="19"/>
               </w:rPr>
               <w:t>0</w:t>
             </w:r>
@@ -1895,14 +2669,19 @@
         </w:tc>
         <w:tc>
           <w:tcPr>
-            <w:tcW w:type="dxa" w:w="3000"/>
+            <w:tcW w:type="dxa" w:w="3400"/>
+            <w:vAlign w:val="top"/>
           </w:tcPr>
           <w:p>
+            <w:pPr>
+              <w:spacing w:after="40" w:line="240" w:lineRule="auto"/>
+            </w:pPr>
             <w:r/>
             <w:r>
               <w:rPr>
                 <w:b w:val="0"/>
                 <w:i w:val="0"/>
+                <w:sz w:val="19"/>
               </w:rPr>
               <w:t>Sinovită, revărsat; monitorizare, ghidaj infiltrații.</w:t>
             </w:r>
@@ -1910,28 +2689,38 @@
         </w:tc>
         <w:tc>
           <w:tcPr>
-            <w:tcW w:type="dxa" w:w="1500"/>
+            <w:tcW w:type="dxa" w:w="2100"/>
+            <w:vAlign w:val="top"/>
           </w:tcPr>
           <w:p>
+            <w:pPr>
+              <w:spacing w:after="40" w:line="240" w:lineRule="auto"/>
+            </w:pPr>
             <w:r/>
             <w:r>
               <w:rPr>
                 <w:b w:val="0"/>
                 <w:i w:val="0"/>
+                <w:sz w:val="19"/>
               </w:rPr>
             </w:r>
           </w:p>
         </w:tc>
         <w:tc>
           <w:tcPr>
-            <w:tcW w:type="dxa" w:w="1800"/>
+            <w:tcW w:type="dxa" w:w="3160"/>
+            <w:vAlign w:val="top"/>
           </w:tcPr>
           <w:p>
+            <w:pPr>
+              <w:spacing w:after="40" w:line="240" w:lineRule="auto"/>
+            </w:pPr>
             <w:r/>
             <w:r>
               <w:rPr>
                 <w:b w:val="0"/>
                 <w:i w:val="0"/>
+                <w:sz w:val="19"/>
               </w:rPr>
             </w:r>
           </w:p>
@@ -1944,9 +2733,6 @@
         <w:pStyle w:val="Heading3"/>
       </w:pPr>
       <w:r>
-        <w:rPr>
-          <w:color w:val="1C5D8C"/>
-        </w:rPr>
         <w:t>Torace, pulmon, cord — Bronșiolită acută (sugar)</w:t>
       </w:r>
     </w:p>
@@ -1954,38 +2740,52 @@
       <w:r>
         <w:rPr>
           <w:i/>
+          <w:color w:val="555555"/>
         </w:rPr>
         <w:t>Cf. AAP Clinical Practice Guideline – Bronchiolitis (2014).</w:t>
       </w:r>
     </w:p>
     <w:tbl>
       <w:tblPr>
-        <w:tblStyle w:val="LightGrid-Accent1"/>
-        <w:tblW w:type="auto" w:w="0"/>
+        <w:tblStyle w:val="TableGrid"/>
+        <w:tblW w:type="dxa" w:w="15120"/>
         <w:tblLayout w:type="fixed"/>
         <w:tblLook w:firstColumn="1" w:firstRow="1" w:lastColumn="0" w:lastRow="0" w:noHBand="0" w:noVBand="1" w:val="04A0"/>
       </w:tblPr>
       <w:tblGrid>
-        <w:gridCol w:w="1767"/>
-        <w:gridCol w:w="1767"/>
-        <w:gridCol w:w="1767"/>
-        <w:gridCol w:w="1767"/>
-        <w:gridCol w:w="1767"/>
-        <w:gridCol w:w="1767"/>
-        <w:gridCol w:w="1767"/>
-        <w:gridCol w:w="1767"/>
+        <w:gridCol w:w="640"/>
+        <w:gridCol w:w="2360"/>
+        <w:gridCol w:w="1900"/>
+        <w:gridCol w:w="760"/>
+        <w:gridCol w:w="800"/>
+        <w:gridCol w:w="3400"/>
+        <w:gridCol w:w="2100"/>
+        <w:gridCol w:w="3160"/>
       </w:tblGrid>
       <w:tr>
+        <w:trPr>
+          <w:tblHeader w:val="true"/>
+        </w:trPr>
         <w:tc>
           <w:tcPr>
-            <w:tcW w:type="dxa" w:w="800"/>
+            <w:tcW w:type="dxa" w:w="640"/>
+            <w:vAlign w:val="top"/>
+            <w:shd w:val="clear" w:fill="1C5D8C"/>
           </w:tcPr>
           <w:p>
-            <w:r/>
+            <w:pPr>
+              <w:spacing w:after="40" w:line="240" w:lineRule="auto"/>
+            </w:pPr>
+            <w:r>
+              <w:rPr>
+                <w:color w:val="FFFFFF"/>
+              </w:rPr>
+            </w:r>
             <w:r>
               <w:rPr>
                 <w:b/>
                 <w:i w:val="0"/>
+                <w:sz w:val="19"/>
               </w:rPr>
               <w:t>Tip</w:t>
             </w:r>
@@ -1993,14 +2793,24 @@
         </w:tc>
         <w:tc>
           <w:tcPr>
-            <w:tcW w:type="dxa" w:w="1800"/>
+            <w:tcW w:type="dxa" w:w="2360"/>
+            <w:vAlign w:val="top"/>
+            <w:shd w:val="clear" w:fill="1C5D8C"/>
           </w:tcPr>
           <w:p>
-            <w:r/>
+            <w:pPr>
+              <w:spacing w:after="40" w:line="240" w:lineRule="auto"/>
+            </w:pPr>
+            <w:r>
+              <w:rPr>
+                <w:color w:val="FFFFFF"/>
+              </w:rPr>
+            </w:r>
             <w:r>
               <w:rPr>
                 <w:b/>
                 <w:i w:val="0"/>
+                <w:sz w:val="19"/>
               </w:rPr>
               <w:t>Examen</w:t>
             </w:r>
@@ -2008,14 +2818,24 @@
         </w:tc>
         <w:tc>
           <w:tcPr>
-            <w:tcW w:type="dxa" w:w="3000"/>
+            <w:tcW w:type="dxa" w:w="1900"/>
+            <w:vAlign w:val="top"/>
+            <w:shd w:val="clear" w:fill="1C5D8C"/>
           </w:tcPr>
           <w:p>
-            <w:r/>
+            <w:pPr>
+              <w:spacing w:after="40" w:line="240" w:lineRule="auto"/>
+            </w:pPr>
+            <w:r>
+              <w:rPr>
+                <w:color w:val="FFFFFF"/>
+              </w:rPr>
+            </w:r>
             <w:r>
               <w:rPr>
                 <w:b/>
                 <w:i w:val="0"/>
+                <w:sz w:val="19"/>
               </w:rPr>
               <w:t>Indicație</w:t>
             </w:r>
@@ -2023,14 +2843,24 @@
         </w:tc>
         <w:tc>
           <w:tcPr>
-            <w:tcW w:type="dxa" w:w="900"/>
+            <w:tcW w:type="dxa" w:w="760"/>
+            <w:vAlign w:val="top"/>
+            <w:shd w:val="clear" w:fill="1C5D8C"/>
           </w:tcPr>
           <w:p>
-            <w:r/>
+            <w:pPr>
+              <w:spacing w:after="40" w:line="240" w:lineRule="auto"/>
+            </w:pPr>
+            <w:r>
+              <w:rPr>
+                <w:color w:val="FFFFFF"/>
+              </w:rPr>
+            </w:r>
             <w:r>
               <w:rPr>
                 <w:b/>
                 <w:i w:val="0"/>
+                <w:sz w:val="19"/>
               </w:rPr>
               <w:t>Grad</w:t>
             </w:r>
@@ -2038,14 +2868,24 @@
         </w:tc>
         <w:tc>
           <w:tcPr>
-            <w:tcW w:type="dxa" w:w="1100"/>
+            <w:tcW w:type="dxa" w:w="800"/>
+            <w:vAlign w:val="top"/>
+            <w:shd w:val="clear" w:fill="1C5D8C"/>
           </w:tcPr>
           <w:p>
-            <w:r/>
+            <w:pPr>
+              <w:spacing w:after="40" w:line="240" w:lineRule="auto"/>
+            </w:pPr>
+            <w:r>
+              <w:rPr>
+                <w:color w:val="FFFFFF"/>
+              </w:rPr>
+            </w:r>
             <w:r>
               <w:rPr>
                 <w:b/>
                 <w:i w:val="0"/>
+                <w:sz w:val="19"/>
               </w:rPr>
               <w:t>Doză</w:t>
             </w:r>
@@ -2053,14 +2893,24 @@
         </w:tc>
         <w:tc>
           <w:tcPr>
-            <w:tcW w:type="dxa" w:w="3000"/>
+            <w:tcW w:type="dxa" w:w="3400"/>
+            <w:vAlign w:val="top"/>
+            <w:shd w:val="clear" w:fill="1C5D8C"/>
           </w:tcPr>
           <w:p>
-            <w:r/>
+            <w:pPr>
+              <w:spacing w:after="40" w:line="240" w:lineRule="auto"/>
+            </w:pPr>
+            <w:r>
+              <w:rPr>
+                <w:color w:val="FFFFFF"/>
+              </w:rPr>
+            </w:r>
             <w:r>
               <w:rPr>
                 <w:b/>
                 <w:i w:val="0"/>
+                <w:sz w:val="19"/>
               </w:rPr>
               <w:t>Comentarii</w:t>
             </w:r>
@@ -2068,14 +2918,24 @@
         </w:tc>
         <w:tc>
           <w:tcPr>
-            <w:tcW w:type="dxa" w:w="1500"/>
+            <w:tcW w:type="dxa" w:w="2100"/>
+            <w:vAlign w:val="top"/>
+            <w:shd w:val="clear" w:fill="1C5D8C"/>
           </w:tcPr>
           <w:p>
-            <w:r/>
+            <w:pPr>
+              <w:spacing w:after="40" w:line="240" w:lineRule="auto"/>
+            </w:pPr>
+            <w:r>
+              <w:rPr>
+                <w:color w:val="FFFFFF"/>
+              </w:rPr>
+            </w:r>
             <w:r>
               <w:rPr>
                 <w:b/>
                 <w:i w:val="0"/>
+                <w:sz w:val="19"/>
               </w:rPr>
               <w:t>Decizie</w:t>
             </w:r>
@@ -2083,14 +2943,24 @@
         </w:tc>
         <w:tc>
           <w:tcPr>
-            <w:tcW w:type="dxa" w:w="1800"/>
+            <w:tcW w:type="dxa" w:w="3160"/>
+            <w:vAlign w:val="top"/>
+            <w:shd w:val="clear" w:fill="1C5D8C"/>
           </w:tcPr>
           <w:p>
-            <w:r/>
+            <w:pPr>
+              <w:spacing w:after="40" w:line="240" w:lineRule="auto"/>
+            </w:pPr>
+            <w:r>
+              <w:rPr>
+                <w:color w:val="FFFFFF"/>
+              </w:rPr>
+            </w:r>
             <w:r>
               <w:rPr>
                 <w:b/>
                 <w:i w:val="0"/>
+                <w:sz w:val="19"/>
               </w:rPr>
               <w:t>Comentariu editor</w:t>
             </w:r>
@@ -2100,14 +2970,19 @@
       <w:tr>
         <w:tc>
           <w:tcPr>
-            <w:tcW w:type="dxa" w:w="800"/>
+            <w:tcW w:type="dxa" w:w="640"/>
+            <w:vAlign w:val="top"/>
           </w:tcPr>
           <w:p>
+            <w:pPr>
+              <w:spacing w:after="40" w:line="240" w:lineRule="auto"/>
+            </w:pPr>
             <w:r/>
             <w:r>
               <w:rPr>
                 <w:b w:val="0"/>
                 <w:i w:val="0"/>
+                <w:sz w:val="19"/>
               </w:rPr>
               <w:t>G</w:t>
             </w:r>
@@ -2115,14 +2990,19 @@
         </w:tc>
         <w:tc>
           <w:tcPr>
-            <w:tcW w:type="dxa" w:w="1800"/>
+            <w:tcW w:type="dxa" w:w="2360"/>
+            <w:vAlign w:val="top"/>
           </w:tcPr>
           <w:p>
+            <w:pPr>
+              <w:spacing w:after="40" w:line="240" w:lineRule="auto"/>
+            </w:pPr>
             <w:r/>
             <w:r>
               <w:rPr>
                 <w:b w:val="0"/>
                 <w:i w:val="0"/>
+                <w:sz w:val="19"/>
               </w:rPr>
               <w:t>Radiografie toracică</w:t>
             </w:r>
@@ -2130,14 +3010,19 @@
         </w:tc>
         <w:tc>
           <w:tcPr>
-            <w:tcW w:type="dxa" w:w="3000"/>
+            <w:tcW w:type="dxa" w:w="1900"/>
+            <w:vAlign w:val="top"/>
           </w:tcPr>
           <w:p>
+            <w:pPr>
+              <w:spacing w:after="40" w:line="240" w:lineRule="auto"/>
+            </w:pPr>
             <w:r/>
             <w:r>
               <w:rPr>
                 <w:b w:val="0"/>
                 <w:i w:val="0"/>
+                <w:sz w:val="19"/>
               </w:rPr>
               <w:t>Neindicat</w:t>
             </w:r>
@@ -2145,14 +3030,19 @@
         </w:tc>
         <w:tc>
           <w:tcPr>
-            <w:tcW w:type="dxa" w:w="900"/>
+            <w:tcW w:type="dxa" w:w="760"/>
+            <w:vAlign w:val="top"/>
           </w:tcPr>
           <w:p>
+            <w:pPr>
+              <w:spacing w:after="40" w:line="240" w:lineRule="auto"/>
+            </w:pPr>
             <w:r/>
             <w:r>
               <w:rPr>
                 <w:b w:val="0"/>
                 <w:i w:val="0"/>
+                <w:sz w:val="19"/>
               </w:rPr>
               <w:t>B</w:t>
             </w:r>
@@ -2160,14 +3050,19 @@
         </w:tc>
         <w:tc>
           <w:tcPr>
-            <w:tcW w:type="dxa" w:w="1100"/>
+            <w:tcW w:type="dxa" w:w="800"/>
+            <w:vAlign w:val="top"/>
           </w:tcPr>
           <w:p>
+            <w:pPr>
+              <w:spacing w:after="40" w:line="240" w:lineRule="auto"/>
+            </w:pPr>
             <w:r/>
             <w:r>
               <w:rPr>
                 <w:b w:val="0"/>
                 <w:i w:val="0"/>
+                <w:sz w:val="19"/>
               </w:rPr>
               <w:t>1</w:t>
             </w:r>
@@ -2175,14 +3070,19 @@
         </w:tc>
         <w:tc>
           <w:tcPr>
-            <w:tcW w:type="dxa" w:w="3000"/>
+            <w:tcW w:type="dxa" w:w="3400"/>
+            <w:vAlign w:val="top"/>
           </w:tcPr>
           <w:p>
+            <w:pPr>
+              <w:spacing w:after="40" w:line="240" w:lineRule="auto"/>
+            </w:pPr>
             <w:r/>
             <w:r>
               <w:rPr>
                 <w:b w:val="0"/>
                 <w:i w:val="0"/>
+                <w:sz w:val="19"/>
               </w:rPr>
               <w:t>Neindicat de rutină în forma tipică; doar forme severe/atipice.</w:t>
             </w:r>
@@ -2190,28 +3090,38 @@
         </w:tc>
         <w:tc>
           <w:tcPr>
-            <w:tcW w:type="dxa" w:w="1500"/>
+            <w:tcW w:type="dxa" w:w="2100"/>
+            <w:vAlign w:val="top"/>
           </w:tcPr>
           <w:p>
+            <w:pPr>
+              <w:spacing w:after="40" w:line="240" w:lineRule="auto"/>
+            </w:pPr>
             <w:r/>
             <w:r>
               <w:rPr>
                 <w:b w:val="0"/>
                 <w:i w:val="0"/>
+                <w:sz w:val="19"/>
               </w:rPr>
             </w:r>
           </w:p>
         </w:tc>
         <w:tc>
           <w:tcPr>
-            <w:tcW w:type="dxa" w:w="1800"/>
+            <w:tcW w:type="dxa" w:w="3160"/>
+            <w:vAlign w:val="top"/>
           </w:tcPr>
           <w:p>
+            <w:pPr>
+              <w:spacing w:after="40" w:line="240" w:lineRule="auto"/>
+            </w:pPr>
             <w:r/>
             <w:r>
               <w:rPr>
                 <w:b w:val="0"/>
                 <w:i w:val="0"/>
+                <w:sz w:val="19"/>
               </w:rPr>
             </w:r>
           </w:p>
@@ -2224,9 +3134,6 @@
         <w:pStyle w:val="Heading3"/>
       </w:pPr>
       <w:r>
-        <w:rPr>
-          <w:color w:val="1C5D8C"/>
-        </w:rPr>
         <w:t>Torace, pulmon, cord — Malformații pulmonare congenitale (CPAM / sechestrare pulmonară) – bilanț postnatal</w:t>
       </w:r>
     </w:p>
@@ -2234,38 +3141,52 @@
       <w:r>
         <w:rPr>
           <w:i/>
+          <w:color w:val="555555"/>
         </w:rPr>
         <w:t>Literatură de specialitate — sursă citabilă de confirmat.</w:t>
       </w:r>
     </w:p>
     <w:tbl>
       <w:tblPr>
-        <w:tblStyle w:val="LightGrid-Accent1"/>
-        <w:tblW w:type="auto" w:w="0"/>
+        <w:tblStyle w:val="TableGrid"/>
+        <w:tblW w:type="dxa" w:w="15120"/>
         <w:tblLayout w:type="fixed"/>
         <w:tblLook w:firstColumn="1" w:firstRow="1" w:lastColumn="0" w:lastRow="0" w:noHBand="0" w:noVBand="1" w:val="04A0"/>
       </w:tblPr>
       <w:tblGrid>
-        <w:gridCol w:w="1767"/>
-        <w:gridCol w:w="1767"/>
-        <w:gridCol w:w="1767"/>
-        <w:gridCol w:w="1767"/>
-        <w:gridCol w:w="1767"/>
-        <w:gridCol w:w="1767"/>
-        <w:gridCol w:w="1767"/>
-        <w:gridCol w:w="1767"/>
+        <w:gridCol w:w="640"/>
+        <w:gridCol w:w="2360"/>
+        <w:gridCol w:w="1900"/>
+        <w:gridCol w:w="760"/>
+        <w:gridCol w:w="800"/>
+        <w:gridCol w:w="3400"/>
+        <w:gridCol w:w="2100"/>
+        <w:gridCol w:w="3160"/>
       </w:tblGrid>
       <w:tr>
+        <w:trPr>
+          <w:tblHeader w:val="true"/>
+        </w:trPr>
         <w:tc>
           <w:tcPr>
-            <w:tcW w:type="dxa" w:w="800"/>
+            <w:tcW w:type="dxa" w:w="640"/>
+            <w:vAlign w:val="top"/>
+            <w:shd w:val="clear" w:fill="1C5D8C"/>
           </w:tcPr>
           <w:p>
-            <w:r/>
+            <w:pPr>
+              <w:spacing w:after="40" w:line="240" w:lineRule="auto"/>
+            </w:pPr>
+            <w:r>
+              <w:rPr>
+                <w:color w:val="FFFFFF"/>
+              </w:rPr>
+            </w:r>
             <w:r>
               <w:rPr>
                 <w:b/>
                 <w:i w:val="0"/>
+                <w:sz w:val="19"/>
               </w:rPr>
               <w:t>Tip</w:t>
             </w:r>
@@ -2273,14 +3194,24 @@
         </w:tc>
         <w:tc>
           <w:tcPr>
-            <w:tcW w:type="dxa" w:w="1800"/>
+            <w:tcW w:type="dxa" w:w="2360"/>
+            <w:vAlign w:val="top"/>
+            <w:shd w:val="clear" w:fill="1C5D8C"/>
           </w:tcPr>
           <w:p>
-            <w:r/>
+            <w:pPr>
+              <w:spacing w:after="40" w:line="240" w:lineRule="auto"/>
+            </w:pPr>
+            <w:r>
+              <w:rPr>
+                <w:color w:val="FFFFFF"/>
+              </w:rPr>
+            </w:r>
             <w:r>
               <w:rPr>
                 <w:b/>
                 <w:i w:val="0"/>
+                <w:sz w:val="19"/>
               </w:rPr>
               <w:t>Examen</w:t>
             </w:r>
@@ -2288,14 +3219,24 @@
         </w:tc>
         <w:tc>
           <w:tcPr>
-            <w:tcW w:type="dxa" w:w="3000"/>
+            <w:tcW w:type="dxa" w:w="1900"/>
+            <w:vAlign w:val="top"/>
+            <w:shd w:val="clear" w:fill="1C5D8C"/>
           </w:tcPr>
           <w:p>
-            <w:r/>
+            <w:pPr>
+              <w:spacing w:after="40" w:line="240" w:lineRule="auto"/>
+            </w:pPr>
+            <w:r>
+              <w:rPr>
+                <w:color w:val="FFFFFF"/>
+              </w:rPr>
+            </w:r>
             <w:r>
               <w:rPr>
                 <w:b/>
                 <w:i w:val="0"/>
+                <w:sz w:val="19"/>
               </w:rPr>
               <w:t>Indicație</w:t>
             </w:r>
@@ -2303,14 +3244,24 @@
         </w:tc>
         <w:tc>
           <w:tcPr>
-            <w:tcW w:type="dxa" w:w="900"/>
+            <w:tcW w:type="dxa" w:w="760"/>
+            <w:vAlign w:val="top"/>
+            <w:shd w:val="clear" w:fill="1C5D8C"/>
           </w:tcPr>
           <w:p>
-            <w:r/>
+            <w:pPr>
+              <w:spacing w:after="40" w:line="240" w:lineRule="auto"/>
+            </w:pPr>
+            <w:r>
+              <w:rPr>
+                <w:color w:val="FFFFFF"/>
+              </w:rPr>
+            </w:r>
             <w:r>
               <w:rPr>
                 <w:b/>
                 <w:i w:val="0"/>
+                <w:sz w:val="19"/>
               </w:rPr>
               <w:t>Grad</w:t>
             </w:r>
@@ -2318,14 +3269,24 @@
         </w:tc>
         <w:tc>
           <w:tcPr>
-            <w:tcW w:type="dxa" w:w="1100"/>
+            <w:tcW w:type="dxa" w:w="800"/>
+            <w:vAlign w:val="top"/>
+            <w:shd w:val="clear" w:fill="1C5D8C"/>
           </w:tcPr>
           <w:p>
-            <w:r/>
+            <w:pPr>
+              <w:spacing w:after="40" w:line="240" w:lineRule="auto"/>
+            </w:pPr>
+            <w:r>
+              <w:rPr>
+                <w:color w:val="FFFFFF"/>
+              </w:rPr>
+            </w:r>
             <w:r>
               <w:rPr>
                 <w:b/>
                 <w:i w:val="0"/>
+                <w:sz w:val="19"/>
               </w:rPr>
               <w:t>Doză</w:t>
             </w:r>
@@ -2333,14 +3294,24 @@
         </w:tc>
         <w:tc>
           <w:tcPr>
-            <w:tcW w:type="dxa" w:w="3000"/>
+            <w:tcW w:type="dxa" w:w="3400"/>
+            <w:vAlign w:val="top"/>
+            <w:shd w:val="clear" w:fill="1C5D8C"/>
           </w:tcPr>
           <w:p>
-            <w:r/>
+            <w:pPr>
+              <w:spacing w:after="40" w:line="240" w:lineRule="auto"/>
+            </w:pPr>
+            <w:r>
+              <w:rPr>
+                <w:color w:val="FFFFFF"/>
+              </w:rPr>
+            </w:r>
             <w:r>
               <w:rPr>
                 <w:b/>
                 <w:i w:val="0"/>
+                <w:sz w:val="19"/>
               </w:rPr>
               <w:t>Comentarii</w:t>
             </w:r>
@@ -2348,14 +3319,24 @@
         </w:tc>
         <w:tc>
           <w:tcPr>
-            <w:tcW w:type="dxa" w:w="1500"/>
+            <w:tcW w:type="dxa" w:w="2100"/>
+            <w:vAlign w:val="top"/>
+            <w:shd w:val="clear" w:fill="1C5D8C"/>
           </w:tcPr>
           <w:p>
-            <w:r/>
+            <w:pPr>
+              <w:spacing w:after="40" w:line="240" w:lineRule="auto"/>
+            </w:pPr>
+            <w:r>
+              <w:rPr>
+                <w:color w:val="FFFFFF"/>
+              </w:rPr>
+            </w:r>
             <w:r>
               <w:rPr>
                 <w:b/>
                 <w:i w:val="0"/>
+                <w:sz w:val="19"/>
               </w:rPr>
               <w:t>Decizie</w:t>
             </w:r>
@@ -2363,14 +3344,24 @@
         </w:tc>
         <w:tc>
           <w:tcPr>
-            <w:tcW w:type="dxa" w:w="1800"/>
+            <w:tcW w:type="dxa" w:w="3160"/>
+            <w:vAlign w:val="top"/>
+            <w:shd w:val="clear" w:fill="1C5D8C"/>
           </w:tcPr>
           <w:p>
-            <w:r/>
+            <w:pPr>
+              <w:spacing w:after="40" w:line="240" w:lineRule="auto"/>
+            </w:pPr>
+            <w:r>
+              <w:rPr>
+                <w:color w:val="FFFFFF"/>
+              </w:rPr>
+            </w:r>
             <w:r>
               <w:rPr>
                 <w:b/>
                 <w:i w:val="0"/>
+                <w:sz w:val="19"/>
               </w:rPr>
               <w:t>Comentariu editor</w:t>
             </w:r>
@@ -2380,14 +3371,19 @@
       <w:tr>
         <w:tc>
           <w:tcPr>
-            <w:tcW w:type="dxa" w:w="800"/>
+            <w:tcW w:type="dxa" w:w="640"/>
+            <w:vAlign w:val="top"/>
           </w:tcPr>
           <w:p>
+            <w:pPr>
+              <w:spacing w:after="40" w:line="240" w:lineRule="auto"/>
+            </w:pPr>
             <w:r/>
             <w:r>
               <w:rPr>
                 <w:b w:val="0"/>
                 <w:i w:val="0"/>
+                <w:sz w:val="19"/>
               </w:rPr>
               <w:t>T</w:t>
             </w:r>
@@ -2395,14 +3391,19 @@
         </w:tc>
         <w:tc>
           <w:tcPr>
-            <w:tcW w:type="dxa" w:w="1800"/>
+            <w:tcW w:type="dxa" w:w="2360"/>
+            <w:vAlign w:val="top"/>
           </w:tcPr>
           <w:p>
+            <w:pPr>
+              <w:spacing w:after="40" w:line="240" w:lineRule="auto"/>
+            </w:pPr>
             <w:r/>
             <w:r>
               <w:rPr>
                 <w:b w:val="0"/>
                 <w:i w:val="0"/>
+                <w:sz w:val="19"/>
               </w:rPr>
               <w:t>Angio-CT toracic cu substanță de contrast</w:t>
             </w:r>
@@ -2410,14 +3411,19 @@
         </w:tc>
         <w:tc>
           <w:tcPr>
-            <w:tcW w:type="dxa" w:w="3000"/>
+            <w:tcW w:type="dxa" w:w="1900"/>
+            <w:vAlign w:val="top"/>
           </w:tcPr>
           <w:p>
+            <w:pPr>
+              <w:spacing w:after="40" w:line="240" w:lineRule="auto"/>
+            </w:pPr>
             <w:r/>
             <w:r>
               <w:rPr>
                 <w:b w:val="0"/>
                 <w:i w:val="0"/>
+                <w:sz w:val="19"/>
               </w:rPr>
               <w:t>Indicat</w:t>
             </w:r>
@@ -2425,14 +3431,19 @@
         </w:tc>
         <w:tc>
           <w:tcPr>
-            <w:tcW w:type="dxa" w:w="900"/>
+            <w:tcW w:type="dxa" w:w="760"/>
+            <w:vAlign w:val="top"/>
           </w:tcPr>
           <w:p>
+            <w:pPr>
+              <w:spacing w:after="40" w:line="240" w:lineRule="auto"/>
+            </w:pPr>
             <w:r/>
             <w:r>
               <w:rPr>
                 <w:b w:val="0"/>
                 <w:i w:val="0"/>
+                <w:sz w:val="19"/>
               </w:rPr>
               <w:t>B</w:t>
             </w:r>
@@ -2440,14 +3451,19 @@
         </w:tc>
         <w:tc>
           <w:tcPr>
-            <w:tcW w:type="dxa" w:w="1100"/>
+            <w:tcW w:type="dxa" w:w="800"/>
+            <w:vAlign w:val="top"/>
           </w:tcPr>
           <w:p>
+            <w:pPr>
+              <w:spacing w:after="40" w:line="240" w:lineRule="auto"/>
+            </w:pPr>
             <w:r/>
             <w:r>
               <w:rPr>
                 <w:b w:val="0"/>
                 <w:i w:val="0"/>
+                <w:sz w:val="19"/>
               </w:rPr>
               <w:t>2–3</w:t>
             </w:r>
@@ -2455,14 +3471,19 @@
         </w:tc>
         <w:tc>
           <w:tcPr>
-            <w:tcW w:type="dxa" w:w="3000"/>
+            <w:tcW w:type="dxa" w:w="3400"/>
+            <w:vAlign w:val="top"/>
           </w:tcPr>
           <w:p>
+            <w:pPr>
+              <w:spacing w:after="40" w:line="240" w:lineRule="auto"/>
+            </w:pPr>
             <w:r/>
             <w:r>
               <w:rPr>
                 <w:b w:val="0"/>
                 <w:i w:val="0"/>
+                <w:sz w:val="19"/>
               </w:rPr>
               <w:t>Caracterizare + pedicul arterial sistemic — esențial pre-chirurgical.</w:t>
             </w:r>
@@ -2470,28 +3491,38 @@
         </w:tc>
         <w:tc>
           <w:tcPr>
-            <w:tcW w:type="dxa" w:w="1500"/>
+            <w:tcW w:type="dxa" w:w="2100"/>
+            <w:vAlign w:val="top"/>
           </w:tcPr>
           <w:p>
+            <w:pPr>
+              <w:spacing w:after="40" w:line="240" w:lineRule="auto"/>
+            </w:pPr>
             <w:r/>
             <w:r>
               <w:rPr>
                 <w:b w:val="0"/>
                 <w:i w:val="0"/>
+                <w:sz w:val="19"/>
               </w:rPr>
             </w:r>
           </w:p>
         </w:tc>
         <w:tc>
           <w:tcPr>
-            <w:tcW w:type="dxa" w:w="1800"/>
+            <w:tcW w:type="dxa" w:w="3160"/>
+            <w:vAlign w:val="top"/>
           </w:tcPr>
           <w:p>
+            <w:pPr>
+              <w:spacing w:after="40" w:line="240" w:lineRule="auto"/>
+            </w:pPr>
             <w:r/>
             <w:r>
               <w:rPr>
                 <w:b w:val="0"/>
                 <w:i w:val="0"/>
+                <w:sz w:val="19"/>
               </w:rPr>
             </w:r>
           </w:p>
@@ -2500,14 +3531,19 @@
       <w:tr>
         <w:tc>
           <w:tcPr>
-            <w:tcW w:type="dxa" w:w="800"/>
+            <w:tcW w:type="dxa" w:w="640"/>
+            <w:vAlign w:val="top"/>
           </w:tcPr>
           <w:p>
+            <w:pPr>
+              <w:spacing w:after="40" w:line="240" w:lineRule="auto"/>
+            </w:pPr>
             <w:r/>
             <w:r>
               <w:rPr>
                 <w:b w:val="0"/>
                 <w:i w:val="0"/>
+                <w:sz w:val="19"/>
               </w:rPr>
               <w:t>G</w:t>
             </w:r>
@@ -2515,14 +3551,19 @@
         </w:tc>
         <w:tc>
           <w:tcPr>
-            <w:tcW w:type="dxa" w:w="1800"/>
+            <w:tcW w:type="dxa" w:w="2360"/>
+            <w:vAlign w:val="top"/>
           </w:tcPr>
           <w:p>
+            <w:pPr>
+              <w:spacing w:after="40" w:line="240" w:lineRule="auto"/>
+            </w:pPr>
             <w:r/>
             <w:r>
               <w:rPr>
                 <w:b w:val="0"/>
                 <w:i w:val="0"/>
+                <w:sz w:val="19"/>
               </w:rPr>
               <w:t>Radiografie toracică</w:t>
             </w:r>
@@ -2530,14 +3571,19 @@
         </w:tc>
         <w:tc>
           <w:tcPr>
-            <w:tcW w:type="dxa" w:w="3000"/>
+            <w:tcW w:type="dxa" w:w="1900"/>
+            <w:vAlign w:val="top"/>
           </w:tcPr>
           <w:p>
+            <w:pPr>
+              <w:spacing w:after="40" w:line="240" w:lineRule="auto"/>
+            </w:pPr>
             <w:r/>
             <w:r>
               <w:rPr>
                 <w:b w:val="0"/>
                 <w:i w:val="0"/>
+                <w:sz w:val="19"/>
               </w:rPr>
               <w:t>Indicat</w:t>
             </w:r>
@@ -2545,14 +3591,19 @@
         </w:tc>
         <w:tc>
           <w:tcPr>
-            <w:tcW w:type="dxa" w:w="900"/>
+            <w:tcW w:type="dxa" w:w="760"/>
+            <w:vAlign w:val="top"/>
           </w:tcPr>
           <w:p>
+            <w:pPr>
+              <w:spacing w:after="40" w:line="240" w:lineRule="auto"/>
+            </w:pPr>
             <w:r/>
             <w:r>
               <w:rPr>
                 <w:b w:val="0"/>
                 <w:i w:val="0"/>
+                <w:sz w:val="19"/>
               </w:rPr>
               <w:t>C</w:t>
             </w:r>
@@ -2560,14 +3611,19 @@
         </w:tc>
         <w:tc>
           <w:tcPr>
-            <w:tcW w:type="dxa" w:w="1100"/>
+            <w:tcW w:type="dxa" w:w="800"/>
+            <w:vAlign w:val="top"/>
           </w:tcPr>
           <w:p>
+            <w:pPr>
+              <w:spacing w:after="40" w:line="240" w:lineRule="auto"/>
+            </w:pPr>
             <w:r/>
             <w:r>
               <w:rPr>
                 <w:b w:val="0"/>
                 <w:i w:val="0"/>
+                <w:sz w:val="19"/>
               </w:rPr>
               <w:t>1</w:t>
             </w:r>
@@ -2575,14 +3631,19 @@
         </w:tc>
         <w:tc>
           <w:tcPr>
-            <w:tcW w:type="dxa" w:w="3000"/>
+            <w:tcW w:type="dxa" w:w="3400"/>
+            <w:vAlign w:val="top"/>
           </w:tcPr>
           <w:p>
+            <w:pPr>
+              <w:spacing w:after="40" w:line="240" w:lineRule="auto"/>
+            </w:pPr>
             <w:r/>
             <w:r>
               <w:rPr>
                 <w:b w:val="0"/>
                 <w:i w:val="0"/>
+                <w:sz w:val="19"/>
               </w:rPr>
               <w:t>Evaluare inițială; normală nu exclude leziunea.</w:t>
             </w:r>
@@ -2590,28 +3651,38 @@
         </w:tc>
         <w:tc>
           <w:tcPr>
-            <w:tcW w:type="dxa" w:w="1500"/>
+            <w:tcW w:type="dxa" w:w="2100"/>
+            <w:vAlign w:val="top"/>
           </w:tcPr>
           <w:p>
+            <w:pPr>
+              <w:spacing w:after="40" w:line="240" w:lineRule="auto"/>
+            </w:pPr>
             <w:r/>
             <w:r>
               <w:rPr>
                 <w:b w:val="0"/>
                 <w:i w:val="0"/>
+                <w:sz w:val="19"/>
               </w:rPr>
             </w:r>
           </w:p>
         </w:tc>
         <w:tc>
           <w:tcPr>
-            <w:tcW w:type="dxa" w:w="1800"/>
+            <w:tcW w:type="dxa" w:w="3160"/>
+            <w:vAlign w:val="top"/>
           </w:tcPr>
           <w:p>
+            <w:pPr>
+              <w:spacing w:after="40" w:line="240" w:lineRule="auto"/>
+            </w:pPr>
             <w:r/>
             <w:r>
               <w:rPr>
                 <w:b w:val="0"/>
                 <w:i w:val="0"/>
+                <w:sz w:val="19"/>
               </w:rPr>
             </w:r>
           </w:p>
@@ -2624,9 +3695,6 @@
         <w:pStyle w:val="Heading3"/>
       </w:pPr>
       <w:r>
-        <w:rPr>
-          <w:color w:val="1C5D8C"/>
-        </w:rPr>
         <w:t>Uro-nefrologie — Hematurie (macroscopică / microscopică)</w:t>
       </w:r>
     </w:p>
@@ -2634,38 +3702,52 @@
       <w:r>
         <w:rPr>
           <w:i/>
+          <w:color w:val="555555"/>
         </w:rPr>
         <w:t>Cf. ACR Appropriateness Criteria – Hematuria-Child.</w:t>
       </w:r>
     </w:p>
     <w:tbl>
       <w:tblPr>
-        <w:tblStyle w:val="LightGrid-Accent1"/>
-        <w:tblW w:type="auto" w:w="0"/>
+        <w:tblStyle w:val="TableGrid"/>
+        <w:tblW w:type="dxa" w:w="15120"/>
         <w:tblLayout w:type="fixed"/>
         <w:tblLook w:firstColumn="1" w:firstRow="1" w:lastColumn="0" w:lastRow="0" w:noHBand="0" w:noVBand="1" w:val="04A0"/>
       </w:tblPr>
       <w:tblGrid>
-        <w:gridCol w:w="1767"/>
-        <w:gridCol w:w="1767"/>
-        <w:gridCol w:w="1767"/>
-        <w:gridCol w:w="1767"/>
-        <w:gridCol w:w="1767"/>
-        <w:gridCol w:w="1767"/>
-        <w:gridCol w:w="1767"/>
-        <w:gridCol w:w="1767"/>
+        <w:gridCol w:w="640"/>
+        <w:gridCol w:w="2360"/>
+        <w:gridCol w:w="1900"/>
+        <w:gridCol w:w="760"/>
+        <w:gridCol w:w="800"/>
+        <w:gridCol w:w="3400"/>
+        <w:gridCol w:w="2100"/>
+        <w:gridCol w:w="3160"/>
       </w:tblGrid>
       <w:tr>
+        <w:trPr>
+          <w:tblHeader w:val="true"/>
+        </w:trPr>
         <w:tc>
           <w:tcPr>
-            <w:tcW w:type="dxa" w:w="800"/>
+            <w:tcW w:type="dxa" w:w="640"/>
+            <w:vAlign w:val="top"/>
+            <w:shd w:val="clear" w:fill="1C5D8C"/>
           </w:tcPr>
           <w:p>
-            <w:r/>
+            <w:pPr>
+              <w:spacing w:after="40" w:line="240" w:lineRule="auto"/>
+            </w:pPr>
+            <w:r>
+              <w:rPr>
+                <w:color w:val="FFFFFF"/>
+              </w:rPr>
+            </w:r>
             <w:r>
               <w:rPr>
                 <w:b/>
                 <w:i w:val="0"/>
+                <w:sz w:val="19"/>
               </w:rPr>
               <w:t>Tip</w:t>
             </w:r>
@@ -2673,14 +3755,24 @@
         </w:tc>
         <w:tc>
           <w:tcPr>
-            <w:tcW w:type="dxa" w:w="1800"/>
+            <w:tcW w:type="dxa" w:w="2360"/>
+            <w:vAlign w:val="top"/>
+            <w:shd w:val="clear" w:fill="1C5D8C"/>
           </w:tcPr>
           <w:p>
-            <w:r/>
+            <w:pPr>
+              <w:spacing w:after="40" w:line="240" w:lineRule="auto"/>
+            </w:pPr>
+            <w:r>
+              <w:rPr>
+                <w:color w:val="FFFFFF"/>
+              </w:rPr>
+            </w:r>
             <w:r>
               <w:rPr>
                 <w:b/>
                 <w:i w:val="0"/>
+                <w:sz w:val="19"/>
               </w:rPr>
               <w:t>Examen</w:t>
             </w:r>
@@ -2688,14 +3780,24 @@
         </w:tc>
         <w:tc>
           <w:tcPr>
-            <w:tcW w:type="dxa" w:w="3000"/>
+            <w:tcW w:type="dxa" w:w="1900"/>
+            <w:vAlign w:val="top"/>
+            <w:shd w:val="clear" w:fill="1C5D8C"/>
           </w:tcPr>
           <w:p>
-            <w:r/>
+            <w:pPr>
+              <w:spacing w:after="40" w:line="240" w:lineRule="auto"/>
+            </w:pPr>
+            <w:r>
+              <w:rPr>
+                <w:color w:val="FFFFFF"/>
+              </w:rPr>
+            </w:r>
             <w:r>
               <w:rPr>
                 <w:b/>
                 <w:i w:val="0"/>
+                <w:sz w:val="19"/>
               </w:rPr>
               <w:t>Indicație</w:t>
             </w:r>
@@ -2703,14 +3805,24 @@
         </w:tc>
         <w:tc>
           <w:tcPr>
-            <w:tcW w:type="dxa" w:w="900"/>
+            <w:tcW w:type="dxa" w:w="760"/>
+            <w:vAlign w:val="top"/>
+            <w:shd w:val="clear" w:fill="1C5D8C"/>
           </w:tcPr>
           <w:p>
-            <w:r/>
+            <w:pPr>
+              <w:spacing w:after="40" w:line="240" w:lineRule="auto"/>
+            </w:pPr>
+            <w:r>
+              <w:rPr>
+                <w:color w:val="FFFFFF"/>
+              </w:rPr>
+            </w:r>
             <w:r>
               <w:rPr>
                 <w:b/>
                 <w:i w:val="0"/>
+                <w:sz w:val="19"/>
               </w:rPr>
               <w:t>Grad</w:t>
             </w:r>
@@ -2718,14 +3830,24 @@
         </w:tc>
         <w:tc>
           <w:tcPr>
-            <w:tcW w:type="dxa" w:w="1100"/>
+            <w:tcW w:type="dxa" w:w="800"/>
+            <w:vAlign w:val="top"/>
+            <w:shd w:val="clear" w:fill="1C5D8C"/>
           </w:tcPr>
           <w:p>
-            <w:r/>
+            <w:pPr>
+              <w:spacing w:after="40" w:line="240" w:lineRule="auto"/>
+            </w:pPr>
+            <w:r>
+              <w:rPr>
+                <w:color w:val="FFFFFF"/>
+              </w:rPr>
+            </w:r>
             <w:r>
               <w:rPr>
                 <w:b/>
                 <w:i w:val="0"/>
+                <w:sz w:val="19"/>
               </w:rPr>
               <w:t>Doză</w:t>
             </w:r>
@@ -2733,14 +3855,24 @@
         </w:tc>
         <w:tc>
           <w:tcPr>
-            <w:tcW w:type="dxa" w:w="3000"/>
+            <w:tcW w:type="dxa" w:w="3400"/>
+            <w:vAlign w:val="top"/>
+            <w:shd w:val="clear" w:fill="1C5D8C"/>
           </w:tcPr>
           <w:p>
-            <w:r/>
+            <w:pPr>
+              <w:spacing w:after="40" w:line="240" w:lineRule="auto"/>
+            </w:pPr>
+            <w:r>
+              <w:rPr>
+                <w:color w:val="FFFFFF"/>
+              </w:rPr>
+            </w:r>
             <w:r>
               <w:rPr>
                 <w:b/>
                 <w:i w:val="0"/>
+                <w:sz w:val="19"/>
               </w:rPr>
               <w:t>Comentarii</w:t>
             </w:r>
@@ -2748,14 +3880,24 @@
         </w:tc>
         <w:tc>
           <w:tcPr>
-            <w:tcW w:type="dxa" w:w="1500"/>
+            <w:tcW w:type="dxa" w:w="2100"/>
+            <w:vAlign w:val="top"/>
+            <w:shd w:val="clear" w:fill="1C5D8C"/>
           </w:tcPr>
           <w:p>
-            <w:r/>
+            <w:pPr>
+              <w:spacing w:after="40" w:line="240" w:lineRule="auto"/>
+            </w:pPr>
+            <w:r>
+              <w:rPr>
+                <w:color w:val="FFFFFF"/>
+              </w:rPr>
+            </w:r>
             <w:r>
               <w:rPr>
                 <w:b/>
                 <w:i w:val="0"/>
+                <w:sz w:val="19"/>
               </w:rPr>
               <w:t>Decizie</w:t>
             </w:r>
@@ -2763,14 +3905,24 @@
         </w:tc>
         <w:tc>
           <w:tcPr>
-            <w:tcW w:type="dxa" w:w="1800"/>
+            <w:tcW w:type="dxa" w:w="3160"/>
+            <w:vAlign w:val="top"/>
+            <w:shd w:val="clear" w:fill="1C5D8C"/>
           </w:tcPr>
           <w:p>
-            <w:r/>
+            <w:pPr>
+              <w:spacing w:after="40" w:line="240" w:lineRule="auto"/>
+            </w:pPr>
+            <w:r>
+              <w:rPr>
+                <w:color w:val="FFFFFF"/>
+              </w:rPr>
+            </w:r>
             <w:r>
               <w:rPr>
                 <w:b/>
                 <w:i w:val="0"/>
+                <w:sz w:val="19"/>
               </w:rPr>
               <w:t>Comentariu editor</w:t>
             </w:r>
@@ -2780,14 +3932,19 @@
       <w:tr>
         <w:tc>
           <w:tcPr>
-            <w:tcW w:type="dxa" w:w="800"/>
+            <w:tcW w:type="dxa" w:w="640"/>
+            <w:vAlign w:val="top"/>
           </w:tcPr>
           <w:p>
+            <w:pPr>
+              <w:spacing w:after="40" w:line="240" w:lineRule="auto"/>
+            </w:pPr>
             <w:r/>
             <w:r>
               <w:rPr>
                 <w:b w:val="0"/>
                 <w:i w:val="0"/>
+                <w:sz w:val="19"/>
               </w:rPr>
               <w:t>E</w:t>
             </w:r>
@@ -2795,14 +3952,19 @@
         </w:tc>
         <w:tc>
           <w:tcPr>
-            <w:tcW w:type="dxa" w:w="1800"/>
+            <w:tcW w:type="dxa" w:w="2360"/>
+            <w:vAlign w:val="top"/>
           </w:tcPr>
           <w:p>
+            <w:pPr>
+              <w:spacing w:after="40" w:line="240" w:lineRule="auto"/>
+            </w:pPr>
             <w:r/>
             <w:r>
               <w:rPr>
                 <w:b w:val="0"/>
                 <w:i w:val="0"/>
+                <w:sz w:val="19"/>
               </w:rPr>
               <w:t>Ecografie reno-vezicală</w:t>
             </w:r>
@@ -2810,14 +3972,19 @@
         </w:tc>
         <w:tc>
           <w:tcPr>
-            <w:tcW w:type="dxa" w:w="3000"/>
+            <w:tcW w:type="dxa" w:w="1900"/>
+            <w:vAlign w:val="top"/>
           </w:tcPr>
           <w:p>
+            <w:pPr>
+              <w:spacing w:after="40" w:line="240" w:lineRule="auto"/>
+            </w:pPr>
             <w:r/>
             <w:r>
               <w:rPr>
                 <w:b w:val="0"/>
                 <w:i w:val="0"/>
+                <w:sz w:val="19"/>
               </w:rPr>
               <w:t>Indicat</w:t>
             </w:r>
@@ -2825,14 +3992,19 @@
         </w:tc>
         <w:tc>
           <w:tcPr>
-            <w:tcW w:type="dxa" w:w="900"/>
+            <w:tcW w:type="dxa" w:w="760"/>
+            <w:vAlign w:val="top"/>
           </w:tcPr>
           <w:p>
+            <w:pPr>
+              <w:spacing w:after="40" w:line="240" w:lineRule="auto"/>
+            </w:pPr>
             <w:r/>
             <w:r>
               <w:rPr>
                 <w:b w:val="0"/>
                 <w:i w:val="0"/>
+                <w:sz w:val="19"/>
               </w:rPr>
               <w:t>B</w:t>
             </w:r>
@@ -2840,14 +4012,19 @@
         </w:tc>
         <w:tc>
           <w:tcPr>
-            <w:tcW w:type="dxa" w:w="1100"/>
+            <w:tcW w:type="dxa" w:w="800"/>
+            <w:vAlign w:val="top"/>
           </w:tcPr>
           <w:p>
+            <w:pPr>
+              <w:spacing w:after="40" w:line="240" w:lineRule="auto"/>
+            </w:pPr>
             <w:r/>
             <w:r>
               <w:rPr>
                 <w:b w:val="0"/>
                 <w:i w:val="0"/>
+                <w:sz w:val="19"/>
               </w:rPr>
               <w:t>0</w:t>
             </w:r>
@@ -2855,14 +4032,19 @@
         </w:tc>
         <w:tc>
           <w:tcPr>
-            <w:tcW w:type="dxa" w:w="3000"/>
+            <w:tcW w:type="dxa" w:w="3400"/>
+            <w:vAlign w:val="top"/>
           </w:tcPr>
           <w:p>
+            <w:pPr>
+              <w:spacing w:after="40" w:line="240" w:lineRule="auto"/>
+            </w:pPr>
             <w:r/>
             <w:r>
               <w:rPr>
                 <w:b w:val="0"/>
                 <w:i w:val="0"/>
+                <w:sz w:val="19"/>
               </w:rPr>
               <w:t>Primă intenție: parenchim, dilatație, litiază, mase.</w:t>
             </w:r>
@@ -2870,28 +4052,38 @@
         </w:tc>
         <w:tc>
           <w:tcPr>
-            <w:tcW w:type="dxa" w:w="1500"/>
+            <w:tcW w:type="dxa" w:w="2100"/>
+            <w:vAlign w:val="top"/>
           </w:tcPr>
           <w:p>
+            <w:pPr>
+              <w:spacing w:after="40" w:line="240" w:lineRule="auto"/>
+            </w:pPr>
             <w:r/>
             <w:r>
               <w:rPr>
                 <w:b w:val="0"/>
                 <w:i w:val="0"/>
+                <w:sz w:val="19"/>
               </w:rPr>
             </w:r>
           </w:p>
         </w:tc>
         <w:tc>
           <w:tcPr>
-            <w:tcW w:type="dxa" w:w="1800"/>
+            <w:tcW w:type="dxa" w:w="3160"/>
+            <w:vAlign w:val="top"/>
           </w:tcPr>
           <w:p>
+            <w:pPr>
+              <w:spacing w:after="40" w:line="240" w:lineRule="auto"/>
+            </w:pPr>
             <w:r/>
             <w:r>
               <w:rPr>
                 <w:b w:val="0"/>
                 <w:i w:val="0"/>
+                <w:sz w:val="19"/>
               </w:rPr>
             </w:r>
           </w:p>
@@ -2904,9 +4096,6 @@
         <w:pStyle w:val="Heading3"/>
       </w:pPr>
       <w:r>
-        <w:rPr>
-          <w:color w:val="1C5D8C"/>
-        </w:rPr>
         <w:t>Uro-nefrologie — Litiază renală (colică / suspiciune)</w:t>
       </w:r>
     </w:p>
@@ -2914,38 +4103,52 @@
       <w:r>
         <w:rPr>
           <w:i/>
+          <w:color w:val="555555"/>
         </w:rPr>
         <w:t>Cf. ACR Appropriateness Criteria – Hematuria-Child (varianta durere/urolitiază).</w:t>
       </w:r>
     </w:p>
     <w:tbl>
       <w:tblPr>
-        <w:tblStyle w:val="LightGrid-Accent1"/>
-        <w:tblW w:type="auto" w:w="0"/>
+        <w:tblStyle w:val="TableGrid"/>
+        <w:tblW w:type="dxa" w:w="15120"/>
         <w:tblLayout w:type="fixed"/>
         <w:tblLook w:firstColumn="1" w:firstRow="1" w:lastColumn="0" w:lastRow="0" w:noHBand="0" w:noVBand="1" w:val="04A0"/>
       </w:tblPr>
       <w:tblGrid>
-        <w:gridCol w:w="1767"/>
-        <w:gridCol w:w="1767"/>
-        <w:gridCol w:w="1767"/>
-        <w:gridCol w:w="1767"/>
-        <w:gridCol w:w="1767"/>
-        <w:gridCol w:w="1767"/>
-        <w:gridCol w:w="1767"/>
-        <w:gridCol w:w="1767"/>
+        <w:gridCol w:w="640"/>
+        <w:gridCol w:w="2360"/>
+        <w:gridCol w:w="1900"/>
+        <w:gridCol w:w="760"/>
+        <w:gridCol w:w="800"/>
+        <w:gridCol w:w="3400"/>
+        <w:gridCol w:w="2100"/>
+        <w:gridCol w:w="3160"/>
       </w:tblGrid>
       <w:tr>
+        <w:trPr>
+          <w:tblHeader w:val="true"/>
+        </w:trPr>
         <w:tc>
           <w:tcPr>
-            <w:tcW w:type="dxa" w:w="800"/>
+            <w:tcW w:type="dxa" w:w="640"/>
+            <w:vAlign w:val="top"/>
+            <w:shd w:val="clear" w:fill="1C5D8C"/>
           </w:tcPr>
           <w:p>
-            <w:r/>
+            <w:pPr>
+              <w:spacing w:after="40" w:line="240" w:lineRule="auto"/>
+            </w:pPr>
+            <w:r>
+              <w:rPr>
+                <w:color w:val="FFFFFF"/>
+              </w:rPr>
+            </w:r>
             <w:r>
               <w:rPr>
                 <w:b/>
                 <w:i w:val="0"/>
+                <w:sz w:val="19"/>
               </w:rPr>
               <w:t>Tip</w:t>
             </w:r>
@@ -2953,14 +4156,24 @@
         </w:tc>
         <w:tc>
           <w:tcPr>
-            <w:tcW w:type="dxa" w:w="1800"/>
+            <w:tcW w:type="dxa" w:w="2360"/>
+            <w:vAlign w:val="top"/>
+            <w:shd w:val="clear" w:fill="1C5D8C"/>
           </w:tcPr>
           <w:p>
-            <w:r/>
+            <w:pPr>
+              <w:spacing w:after="40" w:line="240" w:lineRule="auto"/>
+            </w:pPr>
+            <w:r>
+              <w:rPr>
+                <w:color w:val="FFFFFF"/>
+              </w:rPr>
+            </w:r>
             <w:r>
               <w:rPr>
                 <w:b/>
                 <w:i w:val="0"/>
+                <w:sz w:val="19"/>
               </w:rPr>
               <w:t>Examen</w:t>
             </w:r>
@@ -2968,14 +4181,24 @@
         </w:tc>
         <w:tc>
           <w:tcPr>
-            <w:tcW w:type="dxa" w:w="3000"/>
+            <w:tcW w:type="dxa" w:w="1900"/>
+            <w:vAlign w:val="top"/>
+            <w:shd w:val="clear" w:fill="1C5D8C"/>
           </w:tcPr>
           <w:p>
-            <w:r/>
+            <w:pPr>
+              <w:spacing w:after="40" w:line="240" w:lineRule="auto"/>
+            </w:pPr>
+            <w:r>
+              <w:rPr>
+                <w:color w:val="FFFFFF"/>
+              </w:rPr>
+            </w:r>
             <w:r>
               <w:rPr>
                 <w:b/>
                 <w:i w:val="0"/>
+                <w:sz w:val="19"/>
               </w:rPr>
               <w:t>Indicație</w:t>
             </w:r>
@@ -2983,14 +4206,24 @@
         </w:tc>
         <w:tc>
           <w:tcPr>
-            <w:tcW w:type="dxa" w:w="900"/>
+            <w:tcW w:type="dxa" w:w="760"/>
+            <w:vAlign w:val="top"/>
+            <w:shd w:val="clear" w:fill="1C5D8C"/>
           </w:tcPr>
           <w:p>
-            <w:r/>
+            <w:pPr>
+              <w:spacing w:after="40" w:line="240" w:lineRule="auto"/>
+            </w:pPr>
+            <w:r>
+              <w:rPr>
+                <w:color w:val="FFFFFF"/>
+              </w:rPr>
+            </w:r>
             <w:r>
               <w:rPr>
                 <w:b/>
                 <w:i w:val="0"/>
+                <w:sz w:val="19"/>
               </w:rPr>
               <w:t>Grad</w:t>
             </w:r>
@@ -2998,14 +4231,24 @@
         </w:tc>
         <w:tc>
           <w:tcPr>
-            <w:tcW w:type="dxa" w:w="1100"/>
+            <w:tcW w:type="dxa" w:w="800"/>
+            <w:vAlign w:val="top"/>
+            <w:shd w:val="clear" w:fill="1C5D8C"/>
           </w:tcPr>
           <w:p>
-            <w:r/>
+            <w:pPr>
+              <w:spacing w:after="40" w:line="240" w:lineRule="auto"/>
+            </w:pPr>
+            <w:r>
+              <w:rPr>
+                <w:color w:val="FFFFFF"/>
+              </w:rPr>
+            </w:r>
             <w:r>
               <w:rPr>
                 <w:b/>
                 <w:i w:val="0"/>
+                <w:sz w:val="19"/>
               </w:rPr>
               <w:t>Doză</w:t>
             </w:r>
@@ -3013,14 +4256,24 @@
         </w:tc>
         <w:tc>
           <w:tcPr>
-            <w:tcW w:type="dxa" w:w="3000"/>
+            <w:tcW w:type="dxa" w:w="3400"/>
+            <w:vAlign w:val="top"/>
+            <w:shd w:val="clear" w:fill="1C5D8C"/>
           </w:tcPr>
           <w:p>
-            <w:r/>
+            <w:pPr>
+              <w:spacing w:after="40" w:line="240" w:lineRule="auto"/>
+            </w:pPr>
+            <w:r>
+              <w:rPr>
+                <w:color w:val="FFFFFF"/>
+              </w:rPr>
+            </w:r>
             <w:r>
               <w:rPr>
                 <w:b/>
                 <w:i w:val="0"/>
+                <w:sz w:val="19"/>
               </w:rPr>
               <w:t>Comentarii</w:t>
             </w:r>
@@ -3028,14 +4281,24 @@
         </w:tc>
         <w:tc>
           <w:tcPr>
-            <w:tcW w:type="dxa" w:w="1500"/>
+            <w:tcW w:type="dxa" w:w="2100"/>
+            <w:vAlign w:val="top"/>
+            <w:shd w:val="clear" w:fill="1C5D8C"/>
           </w:tcPr>
           <w:p>
-            <w:r/>
+            <w:pPr>
+              <w:spacing w:after="40" w:line="240" w:lineRule="auto"/>
+            </w:pPr>
+            <w:r>
+              <w:rPr>
+                <w:color w:val="FFFFFF"/>
+              </w:rPr>
+            </w:r>
             <w:r>
               <w:rPr>
                 <w:b/>
                 <w:i w:val="0"/>
+                <w:sz w:val="19"/>
               </w:rPr>
               <w:t>Decizie</w:t>
             </w:r>
@@ -3043,14 +4306,24 @@
         </w:tc>
         <w:tc>
           <w:tcPr>
-            <w:tcW w:type="dxa" w:w="1800"/>
+            <w:tcW w:type="dxa" w:w="3160"/>
+            <w:vAlign w:val="top"/>
+            <w:shd w:val="clear" w:fill="1C5D8C"/>
           </w:tcPr>
           <w:p>
-            <w:r/>
+            <w:pPr>
+              <w:spacing w:after="40" w:line="240" w:lineRule="auto"/>
+            </w:pPr>
+            <w:r>
+              <w:rPr>
+                <w:color w:val="FFFFFF"/>
+              </w:rPr>
+            </w:r>
             <w:r>
               <w:rPr>
                 <w:b/>
                 <w:i w:val="0"/>
+                <w:sz w:val="19"/>
               </w:rPr>
               <w:t>Comentariu editor</w:t>
             </w:r>
@@ -3060,14 +4333,19 @@
       <w:tr>
         <w:tc>
           <w:tcPr>
-            <w:tcW w:type="dxa" w:w="800"/>
+            <w:tcW w:type="dxa" w:w="640"/>
+            <w:vAlign w:val="top"/>
           </w:tcPr>
           <w:p>
+            <w:pPr>
+              <w:spacing w:after="40" w:line="240" w:lineRule="auto"/>
+            </w:pPr>
             <w:r/>
             <w:r>
               <w:rPr>
                 <w:b w:val="0"/>
                 <w:i w:val="0"/>
+                <w:sz w:val="19"/>
               </w:rPr>
               <w:t>E</w:t>
             </w:r>
@@ -3075,14 +4353,19 @@
         </w:tc>
         <w:tc>
           <w:tcPr>
-            <w:tcW w:type="dxa" w:w="1800"/>
+            <w:tcW w:type="dxa" w:w="2360"/>
+            <w:vAlign w:val="top"/>
           </w:tcPr>
           <w:p>
+            <w:pPr>
+              <w:spacing w:after="40" w:line="240" w:lineRule="auto"/>
+            </w:pPr>
             <w:r/>
             <w:r>
               <w:rPr>
                 <w:b w:val="0"/>
                 <w:i w:val="0"/>
+                <w:sz w:val="19"/>
               </w:rPr>
               <w:t>Ecografie reno-vezicală</w:t>
             </w:r>
@@ -3090,14 +4373,19 @@
         </w:tc>
         <w:tc>
           <w:tcPr>
-            <w:tcW w:type="dxa" w:w="3000"/>
+            <w:tcW w:type="dxa" w:w="1900"/>
+            <w:vAlign w:val="top"/>
           </w:tcPr>
           <w:p>
+            <w:pPr>
+              <w:spacing w:after="40" w:line="240" w:lineRule="auto"/>
+            </w:pPr>
             <w:r/>
             <w:r>
               <w:rPr>
                 <w:b w:val="0"/>
                 <w:i w:val="0"/>
+                <w:sz w:val="19"/>
               </w:rPr>
               <w:t>Indicat</w:t>
             </w:r>
@@ -3105,14 +4393,19 @@
         </w:tc>
         <w:tc>
           <w:tcPr>
-            <w:tcW w:type="dxa" w:w="900"/>
+            <w:tcW w:type="dxa" w:w="760"/>
+            <w:vAlign w:val="top"/>
           </w:tcPr>
           <w:p>
+            <w:pPr>
+              <w:spacing w:after="40" w:line="240" w:lineRule="auto"/>
+            </w:pPr>
             <w:r/>
             <w:r>
               <w:rPr>
                 <w:b w:val="0"/>
                 <w:i w:val="0"/>
+                <w:sz w:val="19"/>
               </w:rPr>
               <w:t>A</w:t>
             </w:r>
@@ -3120,14 +4413,19 @@
         </w:tc>
         <w:tc>
           <w:tcPr>
-            <w:tcW w:type="dxa" w:w="1100"/>
+            <w:tcW w:type="dxa" w:w="800"/>
+            <w:vAlign w:val="top"/>
           </w:tcPr>
           <w:p>
+            <w:pPr>
+              <w:spacing w:after="40" w:line="240" w:lineRule="auto"/>
+            </w:pPr>
             <w:r/>
             <w:r>
               <w:rPr>
                 <w:b w:val="0"/>
                 <w:i w:val="0"/>
+                <w:sz w:val="19"/>
               </w:rPr>
               <w:t>0</w:t>
             </w:r>
@@ -3135,14 +4433,19 @@
         </w:tc>
         <w:tc>
           <w:tcPr>
-            <w:tcW w:type="dxa" w:w="3000"/>
+            <w:tcW w:type="dxa" w:w="3400"/>
+            <w:vAlign w:val="top"/>
           </w:tcPr>
           <w:p>
+            <w:pPr>
+              <w:spacing w:after="40" w:line="240" w:lineRule="auto"/>
+            </w:pPr>
             <w:r/>
             <w:r>
               <w:rPr>
                 <w:b w:val="0"/>
                 <w:i w:val="0"/>
+                <w:sz w:val="19"/>
               </w:rPr>
               <w:t>Primă intenție: calculi, hidronefroză, fără iradiere.</w:t>
             </w:r>
@@ -3150,28 +4453,38 @@
         </w:tc>
         <w:tc>
           <w:tcPr>
-            <w:tcW w:type="dxa" w:w="1500"/>
+            <w:tcW w:type="dxa" w:w="2100"/>
+            <w:vAlign w:val="top"/>
           </w:tcPr>
           <w:p>
+            <w:pPr>
+              <w:spacing w:after="40" w:line="240" w:lineRule="auto"/>
+            </w:pPr>
             <w:r/>
             <w:r>
               <w:rPr>
                 <w:b w:val="0"/>
                 <w:i w:val="0"/>
+                <w:sz w:val="19"/>
               </w:rPr>
             </w:r>
           </w:p>
         </w:tc>
         <w:tc>
           <w:tcPr>
-            <w:tcW w:type="dxa" w:w="1800"/>
+            <w:tcW w:type="dxa" w:w="3160"/>
+            <w:vAlign w:val="top"/>
           </w:tcPr>
           <w:p>
+            <w:pPr>
+              <w:spacing w:after="40" w:line="240" w:lineRule="auto"/>
+            </w:pPr>
             <w:r/>
             <w:r>
               <w:rPr>
                 <w:b w:val="0"/>
                 <w:i w:val="0"/>
+                <w:sz w:val="19"/>
               </w:rPr>
             </w:r>
           </w:p>
@@ -3180,14 +4493,19 @@
       <w:tr>
         <w:tc>
           <w:tcPr>
-            <w:tcW w:type="dxa" w:w="800"/>
+            <w:tcW w:type="dxa" w:w="640"/>
+            <w:vAlign w:val="top"/>
           </w:tcPr>
           <w:p>
+            <w:pPr>
+              <w:spacing w:after="40" w:line="240" w:lineRule="auto"/>
+            </w:pPr>
             <w:r/>
             <w:r>
               <w:rPr>
                 <w:b w:val="0"/>
                 <w:i w:val="0"/>
+                <w:sz w:val="19"/>
               </w:rPr>
               <w:t>T</w:t>
             </w:r>
@@ -3195,14 +4513,19 @@
         </w:tc>
         <w:tc>
           <w:tcPr>
-            <w:tcW w:type="dxa" w:w="1800"/>
+            <w:tcW w:type="dxa" w:w="2360"/>
+            <w:vAlign w:val="top"/>
           </w:tcPr>
           <w:p>
+            <w:pPr>
+              <w:spacing w:after="40" w:line="240" w:lineRule="auto"/>
+            </w:pPr>
             <w:r/>
             <w:r>
               <w:rPr>
                 <w:b w:val="0"/>
                 <w:i w:val="0"/>
+                <w:sz w:val="19"/>
               </w:rPr>
               <w:t>CT fără substanță de contrast, cu doză redusă</w:t>
             </w:r>
@@ -3210,14 +4533,19 @@
         </w:tc>
         <w:tc>
           <w:tcPr>
-            <w:tcW w:type="dxa" w:w="3000"/>
+            <w:tcW w:type="dxa" w:w="1900"/>
+            <w:vAlign w:val="top"/>
           </w:tcPr>
           <w:p>
+            <w:pPr>
+              <w:spacing w:after="40" w:line="240" w:lineRule="auto"/>
+            </w:pPr>
             <w:r/>
             <w:r>
               <w:rPr>
                 <w:b w:val="0"/>
                 <w:i w:val="0"/>
+                <w:sz w:val="19"/>
               </w:rPr>
               <w:t>Doar cu aviz specializat</w:t>
             </w:r>
@@ -3225,14 +4553,19 @@
         </w:tc>
         <w:tc>
           <w:tcPr>
-            <w:tcW w:type="dxa" w:w="900"/>
+            <w:tcW w:type="dxa" w:w="760"/>
+            <w:vAlign w:val="top"/>
           </w:tcPr>
           <w:p>
+            <w:pPr>
+              <w:spacing w:after="40" w:line="240" w:lineRule="auto"/>
+            </w:pPr>
             <w:r/>
             <w:r>
               <w:rPr>
                 <w:b w:val="0"/>
                 <w:i w:val="0"/>
+                <w:sz w:val="19"/>
               </w:rPr>
               <w:t>B</w:t>
             </w:r>
@@ -3240,14 +4573,19 @@
         </w:tc>
         <w:tc>
           <w:tcPr>
-            <w:tcW w:type="dxa" w:w="1100"/>
+            <w:tcW w:type="dxa" w:w="800"/>
+            <w:vAlign w:val="top"/>
           </w:tcPr>
           <w:p>
+            <w:pPr>
+              <w:spacing w:after="40" w:line="240" w:lineRule="auto"/>
+            </w:pPr>
             <w:r/>
             <w:r>
               <w:rPr>
                 <w:b w:val="0"/>
                 <w:i w:val="0"/>
+                <w:sz w:val="19"/>
               </w:rPr>
               <w:t>2</w:t>
             </w:r>
@@ -3255,14 +4593,19 @@
         </w:tc>
         <w:tc>
           <w:tcPr>
-            <w:tcW w:type="dxa" w:w="3000"/>
+            <w:tcW w:type="dxa" w:w="3400"/>
+            <w:vAlign w:val="top"/>
           </w:tcPr>
           <w:p>
+            <w:pPr>
+              <w:spacing w:after="40" w:line="240" w:lineRule="auto"/>
+            </w:pPr>
             <w:r/>
             <w:r>
               <w:rPr>
                 <w:b w:val="0"/>
                 <w:i w:val="0"/>
+                <w:sz w:val="19"/>
               </w:rPr>
               <w:t>Ecografie neconcludentă, suspiciune persistentă.</w:t>
             </w:r>
@@ -3270,28 +4613,38 @@
         </w:tc>
         <w:tc>
           <w:tcPr>
-            <w:tcW w:type="dxa" w:w="1500"/>
+            <w:tcW w:type="dxa" w:w="2100"/>
+            <w:vAlign w:val="top"/>
           </w:tcPr>
           <w:p>
+            <w:pPr>
+              <w:spacing w:after="40" w:line="240" w:lineRule="auto"/>
+            </w:pPr>
             <w:r/>
             <w:r>
               <w:rPr>
                 <w:b w:val="0"/>
                 <w:i w:val="0"/>
+                <w:sz w:val="19"/>
               </w:rPr>
             </w:r>
           </w:p>
         </w:tc>
         <w:tc>
           <w:tcPr>
-            <w:tcW w:type="dxa" w:w="1800"/>
+            <w:tcW w:type="dxa" w:w="3160"/>
+            <w:vAlign w:val="top"/>
           </w:tcPr>
           <w:p>
+            <w:pPr>
+              <w:spacing w:after="40" w:line="240" w:lineRule="auto"/>
+            </w:pPr>
             <w:r/>
             <w:r>
               <w:rPr>
                 <w:b w:val="0"/>
                 <w:i w:val="0"/>
+                <w:sz w:val="19"/>
               </w:rPr>
             </w:r>
           </w:p>
@@ -3304,9 +4657,6 @@
         <w:pStyle w:val="Heading3"/>
       </w:pPr>
       <w:r>
-        <w:rPr>
-          <w:color w:val="1C5D8C"/>
-        </w:rPr>
         <w:t>Gât și coloană vertebrală — Mase cervicale congenitale (chist tireoglos, chist branhial)</w:t>
       </w:r>
     </w:p>
@@ -3314,38 +4664,52 @@
       <w:r>
         <w:rPr>
           <w:i/>
+          <w:color w:val="555555"/>
         </w:rPr>
         <w:t>Cf. ACR Appropriateness Criteria – Neck Mass/Adenopathy (considerații pediatrice).</w:t>
       </w:r>
     </w:p>
     <w:tbl>
       <w:tblPr>
-        <w:tblStyle w:val="LightGrid-Accent1"/>
-        <w:tblW w:type="auto" w:w="0"/>
+        <w:tblStyle w:val="TableGrid"/>
+        <w:tblW w:type="dxa" w:w="15120"/>
         <w:tblLayout w:type="fixed"/>
         <w:tblLook w:firstColumn="1" w:firstRow="1" w:lastColumn="0" w:lastRow="0" w:noHBand="0" w:noVBand="1" w:val="04A0"/>
       </w:tblPr>
       <w:tblGrid>
-        <w:gridCol w:w="1767"/>
-        <w:gridCol w:w="1767"/>
-        <w:gridCol w:w="1767"/>
-        <w:gridCol w:w="1767"/>
-        <w:gridCol w:w="1767"/>
-        <w:gridCol w:w="1767"/>
-        <w:gridCol w:w="1767"/>
-        <w:gridCol w:w="1767"/>
+        <w:gridCol w:w="640"/>
+        <w:gridCol w:w="2360"/>
+        <w:gridCol w:w="1900"/>
+        <w:gridCol w:w="760"/>
+        <w:gridCol w:w="800"/>
+        <w:gridCol w:w="3400"/>
+        <w:gridCol w:w="2100"/>
+        <w:gridCol w:w="3160"/>
       </w:tblGrid>
       <w:tr>
+        <w:trPr>
+          <w:tblHeader w:val="true"/>
+        </w:trPr>
         <w:tc>
           <w:tcPr>
-            <w:tcW w:type="dxa" w:w="800"/>
+            <w:tcW w:type="dxa" w:w="640"/>
+            <w:vAlign w:val="top"/>
+            <w:shd w:val="clear" w:fill="1C5D8C"/>
           </w:tcPr>
           <w:p>
-            <w:r/>
+            <w:pPr>
+              <w:spacing w:after="40" w:line="240" w:lineRule="auto"/>
+            </w:pPr>
+            <w:r>
+              <w:rPr>
+                <w:color w:val="FFFFFF"/>
+              </w:rPr>
+            </w:r>
             <w:r>
               <w:rPr>
                 <w:b/>
                 <w:i w:val="0"/>
+                <w:sz w:val="19"/>
               </w:rPr>
               <w:t>Tip</w:t>
             </w:r>
@@ -3353,14 +4717,24 @@
         </w:tc>
         <w:tc>
           <w:tcPr>
-            <w:tcW w:type="dxa" w:w="1800"/>
+            <w:tcW w:type="dxa" w:w="2360"/>
+            <w:vAlign w:val="top"/>
+            <w:shd w:val="clear" w:fill="1C5D8C"/>
           </w:tcPr>
           <w:p>
-            <w:r/>
+            <w:pPr>
+              <w:spacing w:after="40" w:line="240" w:lineRule="auto"/>
+            </w:pPr>
+            <w:r>
+              <w:rPr>
+                <w:color w:val="FFFFFF"/>
+              </w:rPr>
+            </w:r>
             <w:r>
               <w:rPr>
                 <w:b/>
                 <w:i w:val="0"/>
+                <w:sz w:val="19"/>
               </w:rPr>
               <w:t>Examen</w:t>
             </w:r>
@@ -3368,14 +4742,24 @@
         </w:tc>
         <w:tc>
           <w:tcPr>
-            <w:tcW w:type="dxa" w:w="3000"/>
+            <w:tcW w:type="dxa" w:w="1900"/>
+            <w:vAlign w:val="top"/>
+            <w:shd w:val="clear" w:fill="1C5D8C"/>
           </w:tcPr>
           <w:p>
-            <w:r/>
+            <w:pPr>
+              <w:spacing w:after="40" w:line="240" w:lineRule="auto"/>
+            </w:pPr>
+            <w:r>
+              <w:rPr>
+                <w:color w:val="FFFFFF"/>
+              </w:rPr>
+            </w:r>
             <w:r>
               <w:rPr>
                 <w:b/>
                 <w:i w:val="0"/>
+                <w:sz w:val="19"/>
               </w:rPr>
               <w:t>Indicație</w:t>
             </w:r>
@@ -3383,14 +4767,24 @@
         </w:tc>
         <w:tc>
           <w:tcPr>
-            <w:tcW w:type="dxa" w:w="900"/>
+            <w:tcW w:type="dxa" w:w="760"/>
+            <w:vAlign w:val="top"/>
+            <w:shd w:val="clear" w:fill="1C5D8C"/>
           </w:tcPr>
           <w:p>
-            <w:r/>
+            <w:pPr>
+              <w:spacing w:after="40" w:line="240" w:lineRule="auto"/>
+            </w:pPr>
+            <w:r>
+              <w:rPr>
+                <w:color w:val="FFFFFF"/>
+              </w:rPr>
+            </w:r>
             <w:r>
               <w:rPr>
                 <w:b/>
                 <w:i w:val="0"/>
+                <w:sz w:val="19"/>
               </w:rPr>
               <w:t>Grad</w:t>
             </w:r>
@@ -3398,14 +4792,24 @@
         </w:tc>
         <w:tc>
           <w:tcPr>
-            <w:tcW w:type="dxa" w:w="1100"/>
+            <w:tcW w:type="dxa" w:w="800"/>
+            <w:vAlign w:val="top"/>
+            <w:shd w:val="clear" w:fill="1C5D8C"/>
           </w:tcPr>
           <w:p>
-            <w:r/>
+            <w:pPr>
+              <w:spacing w:after="40" w:line="240" w:lineRule="auto"/>
+            </w:pPr>
+            <w:r>
+              <w:rPr>
+                <w:color w:val="FFFFFF"/>
+              </w:rPr>
+            </w:r>
             <w:r>
               <w:rPr>
                 <w:b/>
                 <w:i w:val="0"/>
+                <w:sz w:val="19"/>
               </w:rPr>
               <w:t>Doză</w:t>
             </w:r>
@@ -3413,14 +4817,24 @@
         </w:tc>
         <w:tc>
           <w:tcPr>
-            <w:tcW w:type="dxa" w:w="3000"/>
+            <w:tcW w:type="dxa" w:w="3400"/>
+            <w:vAlign w:val="top"/>
+            <w:shd w:val="clear" w:fill="1C5D8C"/>
           </w:tcPr>
           <w:p>
-            <w:r/>
+            <w:pPr>
+              <w:spacing w:after="40" w:line="240" w:lineRule="auto"/>
+            </w:pPr>
+            <w:r>
+              <w:rPr>
+                <w:color w:val="FFFFFF"/>
+              </w:rPr>
+            </w:r>
             <w:r>
               <w:rPr>
                 <w:b/>
                 <w:i w:val="0"/>
+                <w:sz w:val="19"/>
               </w:rPr>
               <w:t>Comentarii</w:t>
             </w:r>
@@ -3428,14 +4842,24 @@
         </w:tc>
         <w:tc>
           <w:tcPr>
-            <w:tcW w:type="dxa" w:w="1500"/>
+            <w:tcW w:type="dxa" w:w="2100"/>
+            <w:vAlign w:val="top"/>
+            <w:shd w:val="clear" w:fill="1C5D8C"/>
           </w:tcPr>
           <w:p>
-            <w:r/>
+            <w:pPr>
+              <w:spacing w:after="40" w:line="240" w:lineRule="auto"/>
+            </w:pPr>
+            <w:r>
+              <w:rPr>
+                <w:color w:val="FFFFFF"/>
+              </w:rPr>
+            </w:r>
             <w:r>
               <w:rPr>
                 <w:b/>
                 <w:i w:val="0"/>
+                <w:sz w:val="19"/>
               </w:rPr>
               <w:t>Decizie</w:t>
             </w:r>
@@ -3443,14 +4867,24 @@
         </w:tc>
         <w:tc>
           <w:tcPr>
-            <w:tcW w:type="dxa" w:w="1800"/>
+            <w:tcW w:type="dxa" w:w="3160"/>
+            <w:vAlign w:val="top"/>
+            <w:shd w:val="clear" w:fill="1C5D8C"/>
           </w:tcPr>
           <w:p>
-            <w:r/>
+            <w:pPr>
+              <w:spacing w:after="40" w:line="240" w:lineRule="auto"/>
+            </w:pPr>
+            <w:r>
+              <w:rPr>
+                <w:color w:val="FFFFFF"/>
+              </w:rPr>
+            </w:r>
             <w:r>
               <w:rPr>
                 <w:b/>
                 <w:i w:val="0"/>
+                <w:sz w:val="19"/>
               </w:rPr>
               <w:t>Comentariu editor</w:t>
             </w:r>
@@ -3460,14 +4894,19 @@
       <w:tr>
         <w:tc>
           <w:tcPr>
-            <w:tcW w:type="dxa" w:w="800"/>
+            <w:tcW w:type="dxa" w:w="640"/>
+            <w:vAlign w:val="top"/>
           </w:tcPr>
           <w:p>
+            <w:pPr>
+              <w:spacing w:after="40" w:line="240" w:lineRule="auto"/>
+            </w:pPr>
             <w:r/>
             <w:r>
               <w:rPr>
                 <w:b w:val="0"/>
                 <w:i w:val="0"/>
+                <w:sz w:val="19"/>
               </w:rPr>
               <w:t>E</w:t>
             </w:r>
@@ -3475,14 +4914,19 @@
         </w:tc>
         <w:tc>
           <w:tcPr>
-            <w:tcW w:type="dxa" w:w="1800"/>
+            <w:tcW w:type="dxa" w:w="2360"/>
+            <w:vAlign w:val="top"/>
           </w:tcPr>
           <w:p>
+            <w:pPr>
+              <w:spacing w:after="40" w:line="240" w:lineRule="auto"/>
+            </w:pPr>
             <w:r/>
             <w:r>
               <w:rPr>
                 <w:b w:val="0"/>
                 <w:i w:val="0"/>
+                <w:sz w:val="19"/>
               </w:rPr>
               <w:t>Ecografie</w:t>
             </w:r>
@@ -3490,14 +4934,19 @@
         </w:tc>
         <w:tc>
           <w:tcPr>
-            <w:tcW w:type="dxa" w:w="3000"/>
+            <w:tcW w:type="dxa" w:w="1900"/>
+            <w:vAlign w:val="top"/>
           </w:tcPr>
           <w:p>
+            <w:pPr>
+              <w:spacing w:after="40" w:line="240" w:lineRule="auto"/>
+            </w:pPr>
             <w:r/>
             <w:r>
               <w:rPr>
                 <w:b w:val="0"/>
                 <w:i w:val="0"/>
+                <w:sz w:val="19"/>
               </w:rPr>
               <w:t>Indicat</w:t>
             </w:r>
@@ -3505,14 +4954,19 @@
         </w:tc>
         <w:tc>
           <w:tcPr>
-            <w:tcW w:type="dxa" w:w="900"/>
+            <w:tcW w:type="dxa" w:w="760"/>
+            <w:vAlign w:val="top"/>
           </w:tcPr>
           <w:p>
+            <w:pPr>
+              <w:spacing w:after="40" w:line="240" w:lineRule="auto"/>
+            </w:pPr>
             <w:r/>
             <w:r>
               <w:rPr>
                 <w:b w:val="0"/>
                 <w:i w:val="0"/>
+                <w:sz w:val="19"/>
               </w:rPr>
               <w:t>A</w:t>
             </w:r>
@@ -3520,14 +4974,19 @@
         </w:tc>
         <w:tc>
           <w:tcPr>
-            <w:tcW w:type="dxa" w:w="1100"/>
+            <w:tcW w:type="dxa" w:w="800"/>
+            <w:vAlign w:val="top"/>
           </w:tcPr>
           <w:p>
+            <w:pPr>
+              <w:spacing w:after="40" w:line="240" w:lineRule="auto"/>
+            </w:pPr>
             <w:r/>
             <w:r>
               <w:rPr>
                 <w:b w:val="0"/>
                 <w:i w:val="0"/>
+                <w:sz w:val="19"/>
               </w:rPr>
               <w:t>0</w:t>
             </w:r>
@@ -3535,14 +4994,19 @@
         </w:tc>
         <w:tc>
           <w:tcPr>
-            <w:tcW w:type="dxa" w:w="3000"/>
+            <w:tcW w:type="dxa" w:w="3400"/>
+            <w:vAlign w:val="top"/>
           </w:tcPr>
           <w:p>
+            <w:pPr>
+              <w:spacing w:after="40" w:line="240" w:lineRule="auto"/>
+            </w:pPr>
             <w:r/>
             <w:r>
               <w:rPr>
                 <w:b w:val="0"/>
                 <w:i w:val="0"/>
+                <w:sz w:val="19"/>
               </w:rPr>
               <w:t>Localizare, chistic/solid; confirmă țesut tiroidian normal.</w:t>
             </w:r>
@@ -3550,28 +5014,38 @@
         </w:tc>
         <w:tc>
           <w:tcPr>
-            <w:tcW w:type="dxa" w:w="1500"/>
+            <w:tcW w:type="dxa" w:w="2100"/>
+            <w:vAlign w:val="top"/>
           </w:tcPr>
           <w:p>
+            <w:pPr>
+              <w:spacing w:after="40" w:line="240" w:lineRule="auto"/>
+            </w:pPr>
             <w:r/>
             <w:r>
               <w:rPr>
                 <w:b w:val="0"/>
                 <w:i w:val="0"/>
+                <w:sz w:val="19"/>
               </w:rPr>
             </w:r>
           </w:p>
         </w:tc>
         <w:tc>
           <w:tcPr>
-            <w:tcW w:type="dxa" w:w="1800"/>
+            <w:tcW w:type="dxa" w:w="3160"/>
+            <w:vAlign w:val="top"/>
           </w:tcPr>
           <w:p>
+            <w:pPr>
+              <w:spacing w:after="40" w:line="240" w:lineRule="auto"/>
+            </w:pPr>
             <w:r/>
             <w:r>
               <w:rPr>
                 <w:b w:val="0"/>
                 <w:i w:val="0"/>
+                <w:sz w:val="19"/>
               </w:rPr>
             </w:r>
           </w:p>
@@ -3580,14 +5054,19 @@
       <w:tr>
         <w:tc>
           <w:tcPr>
-            <w:tcW w:type="dxa" w:w="800"/>
+            <w:tcW w:type="dxa" w:w="640"/>
+            <w:vAlign w:val="top"/>
           </w:tcPr>
           <w:p>
+            <w:pPr>
+              <w:spacing w:after="40" w:line="240" w:lineRule="auto"/>
+            </w:pPr>
             <w:r/>
             <w:r>
               <w:rPr>
                 <w:b w:val="0"/>
                 <w:i w:val="0"/>
+                <w:sz w:val="19"/>
               </w:rPr>
               <w:t>M</w:t>
             </w:r>
@@ -3595,14 +5074,19 @@
         </w:tc>
         <w:tc>
           <w:tcPr>
-            <w:tcW w:type="dxa" w:w="1800"/>
+            <w:tcW w:type="dxa" w:w="2360"/>
+            <w:vAlign w:val="top"/>
           </w:tcPr>
           <w:p>
+            <w:pPr>
+              <w:spacing w:after="40" w:line="240" w:lineRule="auto"/>
+            </w:pPr>
             <w:r/>
             <w:r>
               <w:rPr>
                 <w:b w:val="0"/>
                 <w:i w:val="0"/>
+                <w:sz w:val="19"/>
               </w:rPr>
               <w:t>IRM cu substanță de contrast</w:t>
             </w:r>
@@ -3610,14 +5094,19 @@
         </w:tc>
         <w:tc>
           <w:tcPr>
-            <w:tcW w:type="dxa" w:w="3000"/>
+            <w:tcW w:type="dxa" w:w="1900"/>
+            <w:vAlign w:val="top"/>
           </w:tcPr>
           <w:p>
+            <w:pPr>
+              <w:spacing w:after="40" w:line="240" w:lineRule="auto"/>
+            </w:pPr>
             <w:r/>
             <w:r>
               <w:rPr>
                 <w:b w:val="0"/>
                 <w:i w:val="0"/>
+                <w:sz w:val="19"/>
               </w:rPr>
               <w:t>Doar cu aviz specializat</w:t>
             </w:r>
@@ -3625,14 +5114,19 @@
         </w:tc>
         <w:tc>
           <w:tcPr>
-            <w:tcW w:type="dxa" w:w="900"/>
+            <w:tcW w:type="dxa" w:w="760"/>
+            <w:vAlign w:val="top"/>
           </w:tcPr>
           <w:p>
+            <w:pPr>
+              <w:spacing w:after="40" w:line="240" w:lineRule="auto"/>
+            </w:pPr>
             <w:r/>
             <w:r>
               <w:rPr>
                 <w:b w:val="0"/>
                 <w:i w:val="0"/>
+                <w:sz w:val="19"/>
               </w:rPr>
               <w:t>B</w:t>
             </w:r>
@@ -3640,14 +5134,19 @@
         </w:tc>
         <w:tc>
           <w:tcPr>
-            <w:tcW w:type="dxa" w:w="1100"/>
+            <w:tcW w:type="dxa" w:w="800"/>
+            <w:vAlign w:val="top"/>
           </w:tcPr>
           <w:p>
+            <w:pPr>
+              <w:spacing w:after="40" w:line="240" w:lineRule="auto"/>
+            </w:pPr>
             <w:r/>
             <w:r>
               <w:rPr>
                 <w:b w:val="0"/>
                 <w:i w:val="0"/>
+                <w:sz w:val="19"/>
               </w:rPr>
               <w:t>0</w:t>
             </w:r>
@@ -3655,14 +5154,19 @@
         </w:tc>
         <w:tc>
           <w:tcPr>
-            <w:tcW w:type="dxa" w:w="3000"/>
+            <w:tcW w:type="dxa" w:w="3400"/>
+            <w:vAlign w:val="top"/>
           </w:tcPr>
           <w:p>
+            <w:pPr>
+              <w:spacing w:after="40" w:line="240" w:lineRule="auto"/>
+            </w:pPr>
             <w:r/>
             <w:r>
               <w:rPr>
                 <w:b w:val="0"/>
                 <w:i w:val="0"/>
+                <w:sz w:val="19"/>
               </w:rPr>
               <w:t>Bilanț preoperator, leziuni profunde/complicate.</w:t>
             </w:r>
@@ -3670,28 +5174,38 @@
         </w:tc>
         <w:tc>
           <w:tcPr>
-            <w:tcW w:type="dxa" w:w="1500"/>
+            <w:tcW w:type="dxa" w:w="2100"/>
+            <w:vAlign w:val="top"/>
           </w:tcPr>
           <w:p>
+            <w:pPr>
+              <w:spacing w:after="40" w:line="240" w:lineRule="auto"/>
+            </w:pPr>
             <w:r/>
             <w:r>
               <w:rPr>
                 <w:b w:val="0"/>
                 <w:i w:val="0"/>
+                <w:sz w:val="19"/>
               </w:rPr>
             </w:r>
           </w:p>
         </w:tc>
         <w:tc>
           <w:tcPr>
-            <w:tcW w:type="dxa" w:w="1800"/>
+            <w:tcW w:type="dxa" w:w="3160"/>
+            <w:vAlign w:val="top"/>
           </w:tcPr>
           <w:p>
+            <w:pPr>
+              <w:spacing w:after="40" w:line="240" w:lineRule="auto"/>
+            </w:pPr>
             <w:r/>
             <w:r>
               <w:rPr>
                 <w:b w:val="0"/>
                 <w:i w:val="0"/>
+                <w:sz w:val="19"/>
               </w:rPr>
             </w:r>
           </w:p>
@@ -3700,14 +5214,19 @@
       <w:tr>
         <w:tc>
           <w:tcPr>
-            <w:tcW w:type="dxa" w:w="800"/>
+            <w:tcW w:type="dxa" w:w="640"/>
+            <w:vAlign w:val="top"/>
           </w:tcPr>
           <w:p>
+            <w:pPr>
+              <w:spacing w:after="40" w:line="240" w:lineRule="auto"/>
+            </w:pPr>
             <w:r/>
             <w:r>
               <w:rPr>
                 <w:b w:val="0"/>
                 <w:i w:val="0"/>
+                <w:sz w:val="19"/>
               </w:rPr>
               <w:t>T</w:t>
             </w:r>
@@ -3715,14 +5234,19 @@
         </w:tc>
         <w:tc>
           <w:tcPr>
-            <w:tcW w:type="dxa" w:w="1800"/>
+            <w:tcW w:type="dxa" w:w="2360"/>
+            <w:vAlign w:val="top"/>
           </w:tcPr>
           <w:p>
+            <w:pPr>
+              <w:spacing w:after="40" w:line="240" w:lineRule="auto"/>
+            </w:pPr>
             <w:r/>
             <w:r>
               <w:rPr>
                 <w:b w:val="0"/>
                 <w:i w:val="0"/>
+                <w:sz w:val="19"/>
               </w:rPr>
               <w:t>CT cu substanță de contrast</w:t>
             </w:r>
@@ -3730,14 +5254,19 @@
         </w:tc>
         <w:tc>
           <w:tcPr>
-            <w:tcW w:type="dxa" w:w="3000"/>
+            <w:tcW w:type="dxa" w:w="1900"/>
+            <w:vAlign w:val="top"/>
           </w:tcPr>
           <w:p>
+            <w:pPr>
+              <w:spacing w:after="40" w:line="240" w:lineRule="auto"/>
+            </w:pPr>
             <w:r/>
             <w:r>
               <w:rPr>
                 <w:b w:val="0"/>
                 <w:i w:val="0"/>
+                <w:sz w:val="19"/>
               </w:rPr>
               <w:t>Doar cu aviz specializat</w:t>
             </w:r>
@@ -3745,14 +5274,19 @@
         </w:tc>
         <w:tc>
           <w:tcPr>
-            <w:tcW w:type="dxa" w:w="900"/>
+            <w:tcW w:type="dxa" w:w="760"/>
+            <w:vAlign w:val="top"/>
           </w:tcPr>
           <w:p>
+            <w:pPr>
+              <w:spacing w:after="40" w:line="240" w:lineRule="auto"/>
+            </w:pPr>
             <w:r/>
             <w:r>
               <w:rPr>
                 <w:b w:val="0"/>
                 <w:i w:val="0"/>
+                <w:sz w:val="19"/>
               </w:rPr>
               <w:t>B</w:t>
             </w:r>
@@ -3760,14 +5294,19 @@
         </w:tc>
         <w:tc>
           <w:tcPr>
-            <w:tcW w:type="dxa" w:w="1100"/>
+            <w:tcW w:type="dxa" w:w="800"/>
+            <w:vAlign w:val="top"/>
           </w:tcPr>
           <w:p>
+            <w:pPr>
+              <w:spacing w:after="40" w:line="240" w:lineRule="auto"/>
+            </w:pPr>
             <w:r/>
             <w:r>
               <w:rPr>
                 <w:b w:val="0"/>
                 <w:i w:val="0"/>
+                <w:sz w:val="19"/>
               </w:rPr>
               <w:t>2–3</w:t>
             </w:r>
@@ -3775,14 +5314,19 @@
         </w:tc>
         <w:tc>
           <w:tcPr>
-            <w:tcW w:type="dxa" w:w="3000"/>
+            <w:tcW w:type="dxa" w:w="3400"/>
+            <w:vAlign w:val="top"/>
           </w:tcPr>
           <w:p>
+            <w:pPr>
+              <w:spacing w:after="40" w:line="240" w:lineRule="auto"/>
+            </w:pPr>
             <w:r/>
             <w:r>
               <w:rPr>
                 <w:b w:val="0"/>
                 <w:i w:val="0"/>
+                <w:sz w:val="19"/>
               </w:rPr>
               <w:t>IRM indisponibil sau suprainfecție.</w:t>
             </w:r>
@@ -3790,28 +5334,38 @@
         </w:tc>
         <w:tc>
           <w:tcPr>
-            <w:tcW w:type="dxa" w:w="1500"/>
+            <w:tcW w:type="dxa" w:w="2100"/>
+            <w:vAlign w:val="top"/>
           </w:tcPr>
           <w:p>
+            <w:pPr>
+              <w:spacing w:after="40" w:line="240" w:lineRule="auto"/>
+            </w:pPr>
             <w:r/>
             <w:r>
               <w:rPr>
                 <w:b w:val="0"/>
                 <w:i w:val="0"/>
+                <w:sz w:val="19"/>
               </w:rPr>
             </w:r>
           </w:p>
         </w:tc>
         <w:tc>
           <w:tcPr>
-            <w:tcW w:type="dxa" w:w="1800"/>
+            <w:tcW w:type="dxa" w:w="3160"/>
+            <w:vAlign w:val="top"/>
           </w:tcPr>
           <w:p>
+            <w:pPr>
+              <w:spacing w:after="40" w:line="240" w:lineRule="auto"/>
+            </w:pPr>
             <w:r/>
             <w:r>
               <w:rPr>
                 <w:b w:val="0"/>
                 <w:i w:val="0"/>
+                <w:sz w:val="19"/>
               </w:rPr>
             </w:r>
           </w:p>
@@ -3824,25 +5378,82 @@
         <w:pStyle w:val="Heading2"/>
       </w:pPr>
       <w:r>
-        <w:rPr>
-          <w:color w:val="1C5D8C"/>
-        </w:rPr>
         <w:t>4. Duplicate de rezolvat</w:t>
       </w:r>
     </w:p>
     <w:p>
       <w:r>
-        <w:t>(niciun duplicat deschis pentru acest capitol)</w:t>
+        <w:rPr>
+          <w:i/>
+          <w:color w:val="555555"/>
+        </w:rPr>
+        <w:t>Niciun duplicat deschis pentru acest capitol.</w:t>
       </w:r>
     </w:p>
     <w:sectPr>
-      <w:pgSz w:w="15840" w:h="12240" w:orient="landscape"/>
-      <w:pgMar w:top="1440" w:right="850" w:bottom="1440" w:left="850" w:header="720" w:footer="720" w:gutter="0"/>
+      <w:footerReference w:type="default" r:id="rId9"/>
+      <w:pgSz w:w="16838" w:h="11906" w:orient="landscape"/>
+      <w:pgMar w:top="850" w:right="850" w:bottom="850" w:left="850" w:header="720" w:footer="720" w:gutter="0"/>
       <w:cols w:space="720"/>
       <w:docGrid w:linePitch="360"/>
     </w:sectPr>
   </w:body>
 </w:document>
+</file>
+
+<file path=word/footer1.xml><?xml version="1.0" encoding="utf-8"?>
+<w:ftr xmlns:m="http://schemas.openxmlformats.org/officeDocument/2006/math" xmlns:mc="http://schemas.openxmlformats.org/markup-compatibility/2006" xmlns:mo="http://schemas.microsoft.com/office/mac/office/2008/main" xmlns:mv="urn:schemas-microsoft-com:mac:vml" xmlns:o="urn:schemas-microsoft-com:office:office" xmlns:r="http://schemas.openxmlformats.org/officeDocument/2006/relationships" xmlns:v="urn:schemas-microsoft-com:vml" xmlns:w10="urn:schemas-microsoft-com:office:word" xmlns:w14="http://schemas.microsoft.com/office/word/2010/wordml" xmlns:w="http://schemas.openxmlformats.org/wordprocessingml/2006/main" xmlns:wne="http://schemas.microsoft.com/office/word/2006/wordml" xmlns:wp14="http://schemas.microsoft.com/office/word/2010/wordprocessingDrawing" xmlns:wp="http://schemas.openxmlformats.org/drawingml/2006/wordprocessingDrawing" xmlns:wpc="http://schemas.microsoft.com/office/word/2010/wordprocessingCanvas" xmlns:wpg="http://schemas.microsoft.com/office/word/2010/wordprocessingGroup" xmlns:wpi="http://schemas.microsoft.com/office/word/2010/wordprocessingInk" xmlns:wps="http://schemas.microsoft.com/office/word/2010/wordprocessingShape" mc:Ignorable="w14 wp14">
+  <w:p>
+    <w:pPr>
+      <w:pStyle w:val="Footer"/>
+      <w:tabs>
+        <w:tab w:pos="4680" w:val="clear"/>
+        <w:tab w:pos="9360" w:val="clear"/>
+        <w:tab w:pos="15138" w:val="right"/>
+      </w:tabs>
+    </w:pPr>
+    <w:r>
+      <w:rPr>
+        <w:color w:val="555555"/>
+        <w:sz w:val="18"/>
+      </w:rPr>
+      <w:t>Pediatrie — pachet de review</w:t>
+      <w:tab/>
+    </w:r>
+    <w:r>
+      <w:rPr>
+        <w:color w:val="555555"/>
+        <w:sz w:val="18"/>
+      </w:rPr>
+      <w:t xml:space="preserve">Pagina </w:t>
+    </w:r>
+    <w:r>
+      <w:rPr>
+        <w:color w:val="555555"/>
+        <w:sz w:val="18"/>
+      </w:rPr>
+      <w:fldChar w:fldCharType="begin"/>
+      <w:instrText xml:space="preserve">PAGE</w:instrText>
+      <w:fldChar w:fldCharType="end"/>
+    </w:r>
+    <w:r>
+      <w:rPr>
+        <w:color w:val="555555"/>
+        <w:sz w:val="18"/>
+      </w:rPr>
+      <w:t xml:space="preserve"> din </w:t>
+    </w:r>
+    <w:r>
+      <w:rPr>
+        <w:color w:val="555555"/>
+        <w:sz w:val="18"/>
+      </w:rPr>
+      <w:fldChar w:fldCharType="begin"/>
+      <w:instrText xml:space="preserve">NUMPAGES</w:instrText>
+      <w:fldChar w:fldCharType="end"/>
+    </w:r>
+  </w:p>
+</w:ftr>
 </file>
 
 <file path=word/numbering.xml><?xml version="1.0" encoding="utf-8"?>
@@ -4208,6 +5819,13 @@
     <w:name w:val="Normal"/>
     <w:qFormat/>
     <w:rsid w:val="00FC693F"/>
+    <w:pPr>
+      <w:spacing w:after="160" w:line="276" w:lineRule="auto"/>
+    </w:pPr>
+    <w:rPr>
+      <w:rFonts w:ascii="Calibri" w:hAnsi="Calibri" w:eastAsia="Calibri"/>
+      <w:sz w:val="22"/>
+    </w:rPr>
   </w:style>
   <w:style w:type="paragraph" w:styleId="Header">
     <w:name w:val="header"/>
@@ -4264,15 +5882,15 @@
     <w:pPr>
       <w:keepNext/>
       <w:keepLines/>
-      <w:spacing w:before="480" w:after="0"/>
+      <w:spacing w:before="0" w:after="120"/>
       <w:outlineLvl w:val="0"/>
     </w:pPr>
     <w:rPr>
-      <w:rFonts w:asciiTheme="majorHAnsi" w:eastAsiaTheme="majorEastAsia" w:hAnsiTheme="majorHAnsi" w:cstheme="majorBidi"/>
+      <w:rFonts w:asciiTheme="majorHAnsi" w:eastAsiaTheme="majorEastAsia" w:hAnsiTheme="majorHAnsi" w:cstheme="majorBidi" w:ascii="Calibri" w:hAnsi="Calibri"/>
       <w:b/>
       <w:bCs/>
-      <w:color w:val="365F91" w:themeColor="accent1" w:themeShade="BF"/>
-      <w:sz w:val="28"/>
+      <w:color w:val="1C5D8C"/>
+      <w:sz w:val="40"/>
       <w:szCs w:val="28"/>
     </w:rPr>
   </w:style>
@@ -4288,14 +5906,14 @@
     <w:pPr>
       <w:keepNext/>
       <w:keepLines/>
-      <w:spacing w:before="200" w:after="0"/>
+      <w:spacing w:before="320" w:after="120"/>
       <w:outlineLvl w:val="1"/>
     </w:pPr>
     <w:rPr>
-      <w:rFonts w:asciiTheme="majorHAnsi" w:eastAsiaTheme="majorEastAsia" w:hAnsiTheme="majorHAnsi" w:cstheme="majorBidi"/>
+      <w:rFonts w:asciiTheme="majorHAnsi" w:eastAsiaTheme="majorEastAsia" w:hAnsiTheme="majorHAnsi" w:cstheme="majorBidi" w:ascii="Calibri" w:hAnsi="Calibri"/>
       <w:b/>
       <w:bCs/>
-      <w:color w:val="4F81BD" w:themeColor="accent1"/>
+      <w:color w:val="1C5D8C"/>
       <w:sz w:val="26"/>
       <w:szCs w:val="26"/>
     </w:rPr>
@@ -4312,14 +5930,15 @@
     <w:pPr>
       <w:keepNext/>
       <w:keepLines/>
-      <w:spacing w:before="200" w:after="0"/>
+      <w:spacing w:before="240" w:after="80"/>
       <w:outlineLvl w:val="2"/>
     </w:pPr>
     <w:rPr>
-      <w:rFonts w:asciiTheme="majorHAnsi" w:eastAsiaTheme="majorEastAsia" w:hAnsiTheme="majorHAnsi" w:cstheme="majorBidi"/>
+      <w:rFonts w:asciiTheme="majorHAnsi" w:eastAsiaTheme="majorEastAsia" w:hAnsiTheme="majorHAnsi" w:cstheme="majorBidi" w:ascii="Calibri" w:hAnsi="Calibri"/>
       <w:b/>
       <w:bCs/>
-      <w:color w:val="4F81BD" w:themeColor="accent1"/>
+      <w:color w:val="1C5D8C"/>
+      <w:sz w:val="23"/>
     </w:rPr>
   </w:style>
   <w:style w:type="paragraph" w:styleId="Heading4">
@@ -4735,8 +6354,13 @@
       <w:numPr>
         <w:numId w:val="1"/>
       </w:numPr>
+      <w:spacing w:before="0" w:after="80"/>
       <w:contextualSpacing/>
     </w:pPr>
+    <w:rPr>
+      <w:rFonts w:ascii="Calibri" w:hAnsi="Calibri"/>
+      <w:sz w:val="22"/>
+    </w:rPr>
   </w:style>
   <w:style w:type="paragraph" w:styleId="ListBullet2">
     <w:name w:val="List Bullet 2"/>

--- a/pentru-editori/01-pediatrie/01-pediatrie.docx
+++ b/pentru-editori/01-pediatrie/01-pediatrie.docx
@@ -33,7 +33,7 @@
     </w:p>
     <w:p>
       <w:r>
-        <w:t>Documentul cuprinde, pentru capitolul dumneavoastră: modificările deja aplicate (informativ), problemele rămase de decis, propunerile de conținut nou și duplicatele de rezolvat. Conținutul actual al capitolului nu este reprodus aici — vine din fișierul GHID.csv, transmis alături.</w:t>
+        <w:t>Documentul cuprinde, pentru capitolul dumneavoastră: modificările deja aplicate (informativ), problemele rămase de decis, propunerile de conținut nou și duplicatele de rezolvat. Conținutul actual al capitolului nu este reprodus aici — vine din fișierele GHID.csv și GHID.html, atașate.</w:t>
       </w:r>
     </w:p>
     <w:p>
@@ -47,7 +47,7 @@
           <w:i/>
           <w:color w:val="555555"/>
         </w:rPr>
-        <w:t>Transmise alături: GHID.csv — conținutul integral al ghidului — și memoul „Decizii structurale comune”, de citit înaintea acestui pachet.</w:t>
+        <w:t>Atașate: GHID.csv și GHID.html — conținutul integral al ghidului — și memoul „Decizii structurale comune”, de citit înaintea acestui pachet.</w:t>
       </w:r>
     </w:p>
     <w:p>
@@ -115,13 +115,9 @@
             </w:pPr>
             <w:r>
               <w:rPr>
-                <w:color w:val="FFFFFF"/>
-              </w:rPr>
-            </w:r>
-            <w:r>
-              <w:rPr>
                 <w:b/>
                 <w:i w:val="0"/>
+                <w:color w:val="FFFFFF"/>
                 <w:sz w:val="19"/>
               </w:rPr>
               <w:t>Problemă</w:t>
@@ -140,13 +136,9 @@
             </w:pPr>
             <w:r>
               <w:rPr>
-                <w:color w:val="FFFFFF"/>
-              </w:rPr>
-            </w:r>
-            <w:r>
-              <w:rPr>
                 <w:b/>
                 <w:i w:val="0"/>
+                <w:color w:val="FFFFFF"/>
                 <w:sz w:val="19"/>
               </w:rPr>
               <w:t>Decizie</w:t>
@@ -165,13 +157,9 @@
             </w:pPr>
             <w:r>
               <w:rPr>
-                <w:color w:val="FFFFFF"/>
-              </w:rPr>
-            </w:r>
-            <w:r>
-              <w:rPr>
                 <w:b/>
                 <w:i w:val="0"/>
+                <w:color w:val="FFFFFF"/>
                 <w:sz w:val="19"/>
               </w:rPr>
               <w:t>Comentariu</w:t>
@@ -189,7 +177,6 @@
             <w:pPr>
               <w:spacing w:after="60" w:line="240" w:lineRule="auto"/>
             </w:pPr>
-            <w:r/>
             <w:r>
               <w:rPr>
                 <w:b/>
@@ -242,7 +229,6 @@
             <w:pPr>
               <w:spacing w:after="40" w:line="240" w:lineRule="auto"/>
             </w:pPr>
-            <w:r/>
             <w:r>
               <w:rPr>
                 <w:b w:val="0"/>
@@ -261,7 +247,6 @@
             <w:pPr>
               <w:spacing w:after="40" w:line="240" w:lineRule="auto"/>
             </w:pPr>
-            <w:r/>
             <w:r>
               <w:rPr>
                 <w:b w:val="0"/>
@@ -282,7 +267,6 @@
             <w:pPr>
               <w:spacing w:after="60" w:line="240" w:lineRule="auto"/>
             </w:pPr>
-            <w:r/>
             <w:r>
               <w:rPr>
                 <w:b/>
@@ -335,7 +319,6 @@
             <w:pPr>
               <w:spacing w:after="40" w:line="240" w:lineRule="auto"/>
             </w:pPr>
-            <w:r/>
             <w:r>
               <w:rPr>
                 <w:b w:val="0"/>
@@ -354,7 +337,6 @@
             <w:pPr>
               <w:spacing w:after="40" w:line="240" w:lineRule="auto"/>
             </w:pPr>
-            <w:r/>
             <w:r>
               <w:rPr>
                 <w:b w:val="0"/>
@@ -375,7 +357,6 @@
             <w:pPr>
               <w:spacing w:after="60" w:line="240" w:lineRule="auto"/>
             </w:pPr>
-            <w:r/>
             <w:r>
               <w:rPr>
                 <w:b/>
@@ -428,7 +409,6 @@
             <w:pPr>
               <w:spacing w:after="40" w:line="240" w:lineRule="auto"/>
             </w:pPr>
-            <w:r/>
             <w:r>
               <w:rPr>
                 <w:b w:val="0"/>
@@ -447,7 +427,6 @@
             <w:pPr>
               <w:spacing w:after="40" w:line="240" w:lineRule="auto"/>
             </w:pPr>
-            <w:r/>
             <w:r>
               <w:rPr>
                 <w:b w:val="0"/>
@@ -468,7 +447,6 @@
             <w:pPr>
               <w:spacing w:after="60" w:line="240" w:lineRule="auto"/>
             </w:pPr>
-            <w:r/>
             <w:r>
               <w:rPr>
                 <w:b/>
@@ -521,7 +499,6 @@
             <w:pPr>
               <w:spacing w:after="40" w:line="240" w:lineRule="auto"/>
             </w:pPr>
-            <w:r/>
             <w:r>
               <w:rPr>
                 <w:b w:val="0"/>
@@ -540,7 +517,6 @@
             <w:pPr>
               <w:spacing w:after="40" w:line="240" w:lineRule="auto"/>
             </w:pPr>
-            <w:r/>
             <w:r>
               <w:rPr>
                 <w:b w:val="0"/>
@@ -562,7 +538,7 @@
     </w:p>
     <w:p>
       <w:r>
-        <w:t>Gradele și dozele sunt orientative — se validează clinic. Fiecare rând se aprobă, se respinge sau se amână separat.</w:t>
+        <w:t>Gradele și dozele sunt orientative — necesită validare. Fiecare rând, separat, se aprobă, se respinge sau se amână.</w:t>
       </w:r>
     </w:p>
     <w:p>
@@ -615,13 +591,9 @@
             </w:pPr>
             <w:r>
               <w:rPr>
-                <w:color w:val="FFFFFF"/>
-              </w:rPr>
-            </w:r>
-            <w:r>
-              <w:rPr>
                 <w:b/>
                 <w:i w:val="0"/>
+                <w:color w:val="FFFFFF"/>
                 <w:sz w:val="19"/>
               </w:rPr>
               <w:t>Tip</w:t>
@@ -640,13 +612,9 @@
             </w:pPr>
             <w:r>
               <w:rPr>
-                <w:color w:val="FFFFFF"/>
-              </w:rPr>
-            </w:r>
-            <w:r>
-              <w:rPr>
                 <w:b/>
                 <w:i w:val="0"/>
+                <w:color w:val="FFFFFF"/>
                 <w:sz w:val="19"/>
               </w:rPr>
               <w:t>Examen</w:t>
@@ -665,13 +633,9 @@
             </w:pPr>
             <w:r>
               <w:rPr>
-                <w:color w:val="FFFFFF"/>
-              </w:rPr>
-            </w:r>
-            <w:r>
-              <w:rPr>
                 <w:b/>
                 <w:i w:val="0"/>
+                <w:color w:val="FFFFFF"/>
                 <w:sz w:val="19"/>
               </w:rPr>
               <w:t>Indicație</w:t>
@@ -690,13 +654,9 @@
             </w:pPr>
             <w:r>
               <w:rPr>
-                <w:color w:val="FFFFFF"/>
-              </w:rPr>
-            </w:r>
-            <w:r>
-              <w:rPr>
                 <w:b/>
                 <w:i w:val="0"/>
+                <w:color w:val="FFFFFF"/>
                 <w:sz w:val="19"/>
               </w:rPr>
               <w:t>Grad</w:t>
@@ -715,13 +675,9 @@
             </w:pPr>
             <w:r>
               <w:rPr>
-                <w:color w:val="FFFFFF"/>
-              </w:rPr>
-            </w:r>
-            <w:r>
-              <w:rPr>
                 <w:b/>
                 <w:i w:val="0"/>
+                <w:color w:val="FFFFFF"/>
                 <w:sz w:val="19"/>
               </w:rPr>
               <w:t>Doză</w:t>
@@ -740,13 +696,9 @@
             </w:pPr>
             <w:r>
               <w:rPr>
-                <w:color w:val="FFFFFF"/>
-              </w:rPr>
-            </w:r>
-            <w:r>
-              <w:rPr>
                 <w:b/>
                 <w:i w:val="0"/>
+                <w:color w:val="FFFFFF"/>
                 <w:sz w:val="19"/>
               </w:rPr>
               <w:t>Comentarii</w:t>
@@ -765,13 +717,9 @@
             </w:pPr>
             <w:r>
               <w:rPr>
-                <w:color w:val="FFFFFF"/>
-              </w:rPr>
-            </w:r>
-            <w:r>
-              <w:rPr>
                 <w:b/>
                 <w:i w:val="0"/>
+                <w:color w:val="FFFFFF"/>
                 <w:sz w:val="19"/>
               </w:rPr>
               <w:t>Decizie</w:t>
@@ -790,13 +738,9 @@
             </w:pPr>
             <w:r>
               <w:rPr>
-                <w:color w:val="FFFFFF"/>
-              </w:rPr>
-            </w:r>
-            <w:r>
-              <w:rPr>
                 <w:b/>
                 <w:i w:val="0"/>
+                <w:color w:val="FFFFFF"/>
                 <w:sz w:val="19"/>
               </w:rPr>
               <w:t>Comentariu editor</w:t>
@@ -814,7 +758,6 @@
             <w:pPr>
               <w:spacing w:after="40" w:line="240" w:lineRule="auto"/>
             </w:pPr>
-            <w:r/>
             <w:r>
               <w:rPr>
                 <w:b w:val="0"/>
@@ -834,7 +777,6 @@
             <w:pPr>
               <w:spacing w:after="40" w:line="240" w:lineRule="auto"/>
             </w:pPr>
-            <w:r/>
             <w:r>
               <w:rPr>
                 <w:b w:val="0"/>
@@ -854,7 +796,6 @@
             <w:pPr>
               <w:spacing w:after="40" w:line="240" w:lineRule="auto"/>
             </w:pPr>
-            <w:r/>
             <w:r>
               <w:rPr>
                 <w:b w:val="0"/>
@@ -874,7 +815,6 @@
             <w:pPr>
               <w:spacing w:after="40" w:line="240" w:lineRule="auto"/>
             </w:pPr>
-            <w:r/>
             <w:r>
               <w:rPr>
                 <w:b w:val="0"/>
@@ -894,7 +834,6 @@
             <w:pPr>
               <w:spacing w:after="40" w:line="240" w:lineRule="auto"/>
             </w:pPr>
-            <w:r/>
             <w:r>
               <w:rPr>
                 <w:b w:val="0"/>
@@ -914,7 +853,6 @@
             <w:pPr>
               <w:spacing w:after="40" w:line="240" w:lineRule="auto"/>
             </w:pPr>
-            <w:r/>
             <w:r>
               <w:rPr>
                 <w:b w:val="0"/>
@@ -934,7 +872,6 @@
             <w:pPr>
               <w:spacing w:after="40" w:line="240" w:lineRule="auto"/>
             </w:pPr>
-            <w:r/>
             <w:r>
               <w:rPr>
                 <w:b w:val="0"/>
@@ -953,7 +890,6 @@
             <w:pPr>
               <w:spacing w:after="40" w:line="240" w:lineRule="auto"/>
             </w:pPr>
-            <w:r/>
             <w:r>
               <w:rPr>
                 <w:b w:val="0"/>
@@ -974,7 +910,6 @@
             <w:pPr>
               <w:spacing w:after="40" w:line="240" w:lineRule="auto"/>
             </w:pPr>
-            <w:r/>
             <w:r>
               <w:rPr>
                 <w:b w:val="0"/>
@@ -994,7 +929,6 @@
             <w:pPr>
               <w:spacing w:after="40" w:line="240" w:lineRule="auto"/>
             </w:pPr>
-            <w:r/>
             <w:r>
               <w:rPr>
                 <w:b w:val="0"/>
@@ -1014,7 +948,6 @@
             <w:pPr>
               <w:spacing w:after="40" w:line="240" w:lineRule="auto"/>
             </w:pPr>
-            <w:r/>
             <w:r>
               <w:rPr>
                 <w:b w:val="0"/>
@@ -1034,7 +967,6 @@
             <w:pPr>
               <w:spacing w:after="40" w:line="240" w:lineRule="auto"/>
             </w:pPr>
-            <w:r/>
             <w:r>
               <w:rPr>
                 <w:b w:val="0"/>
@@ -1054,7 +986,6 @@
             <w:pPr>
               <w:spacing w:after="40" w:line="240" w:lineRule="auto"/>
             </w:pPr>
-            <w:r/>
             <w:r>
               <w:rPr>
                 <w:b w:val="0"/>
@@ -1074,7 +1005,6 @@
             <w:pPr>
               <w:spacing w:after="40" w:line="240" w:lineRule="auto"/>
             </w:pPr>
-            <w:r/>
             <w:r>
               <w:rPr>
                 <w:b w:val="0"/>
@@ -1094,7 +1024,6 @@
             <w:pPr>
               <w:spacing w:after="40" w:line="240" w:lineRule="auto"/>
             </w:pPr>
-            <w:r/>
             <w:r>
               <w:rPr>
                 <w:b w:val="0"/>
@@ -1113,7 +1042,6 @@
             <w:pPr>
               <w:spacing w:after="40" w:line="240" w:lineRule="auto"/>
             </w:pPr>
-            <w:r/>
             <w:r>
               <w:rPr>
                 <w:b w:val="0"/>
@@ -1134,7 +1062,6 @@
             <w:pPr>
               <w:spacing w:after="40" w:line="240" w:lineRule="auto"/>
             </w:pPr>
-            <w:r/>
             <w:r>
               <w:rPr>
                 <w:b w:val="0"/>
@@ -1154,7 +1081,6 @@
             <w:pPr>
               <w:spacing w:after="40" w:line="240" w:lineRule="auto"/>
             </w:pPr>
-            <w:r/>
             <w:r>
               <w:rPr>
                 <w:b w:val="0"/>
@@ -1174,7 +1100,6 @@
             <w:pPr>
               <w:spacing w:after="40" w:line="240" w:lineRule="auto"/>
             </w:pPr>
-            <w:r/>
             <w:r>
               <w:rPr>
                 <w:b w:val="0"/>
@@ -1194,7 +1119,6 @@
             <w:pPr>
               <w:spacing w:after="40" w:line="240" w:lineRule="auto"/>
             </w:pPr>
-            <w:r/>
             <w:r>
               <w:rPr>
                 <w:b w:val="0"/>
@@ -1214,7 +1138,6 @@
             <w:pPr>
               <w:spacing w:after="40" w:line="240" w:lineRule="auto"/>
             </w:pPr>
-            <w:r/>
             <w:r>
               <w:rPr>
                 <w:b w:val="0"/>
@@ -1234,7 +1157,6 @@
             <w:pPr>
               <w:spacing w:after="40" w:line="240" w:lineRule="auto"/>
             </w:pPr>
-            <w:r/>
             <w:r>
               <w:rPr>
                 <w:b w:val="0"/>
@@ -1254,7 +1176,6 @@
             <w:pPr>
               <w:spacing w:after="40" w:line="240" w:lineRule="auto"/>
             </w:pPr>
-            <w:r/>
             <w:r>
               <w:rPr>
                 <w:b w:val="0"/>
@@ -1273,7 +1194,6 @@
             <w:pPr>
               <w:spacing w:after="40" w:line="240" w:lineRule="auto"/>
             </w:pPr>
-            <w:r/>
             <w:r>
               <w:rPr>
                 <w:b w:val="0"/>
@@ -1336,13 +1256,9 @@
             </w:pPr>
             <w:r>
               <w:rPr>
-                <w:color w:val="FFFFFF"/>
-              </w:rPr>
-            </w:r>
-            <w:r>
-              <w:rPr>
                 <w:b/>
                 <w:i w:val="0"/>
+                <w:color w:val="FFFFFF"/>
                 <w:sz w:val="19"/>
               </w:rPr>
               <w:t>Tip</w:t>
@@ -1361,13 +1277,9 @@
             </w:pPr>
             <w:r>
               <w:rPr>
-                <w:color w:val="FFFFFF"/>
-              </w:rPr>
-            </w:r>
-            <w:r>
-              <w:rPr>
                 <w:b/>
                 <w:i w:val="0"/>
+                <w:color w:val="FFFFFF"/>
                 <w:sz w:val="19"/>
               </w:rPr>
               <w:t>Examen</w:t>
@@ -1386,13 +1298,9 @@
             </w:pPr>
             <w:r>
               <w:rPr>
-                <w:color w:val="FFFFFF"/>
-              </w:rPr>
-            </w:r>
-            <w:r>
-              <w:rPr>
                 <w:b/>
                 <w:i w:val="0"/>
+                <w:color w:val="FFFFFF"/>
                 <w:sz w:val="19"/>
               </w:rPr>
               <w:t>Indicație</w:t>
@@ -1411,13 +1319,9 @@
             </w:pPr>
             <w:r>
               <w:rPr>
-                <w:color w:val="FFFFFF"/>
-              </w:rPr>
-            </w:r>
-            <w:r>
-              <w:rPr>
                 <w:b/>
                 <w:i w:val="0"/>
+                <w:color w:val="FFFFFF"/>
                 <w:sz w:val="19"/>
               </w:rPr>
               <w:t>Grad</w:t>
@@ -1436,13 +1340,9 @@
             </w:pPr>
             <w:r>
               <w:rPr>
-                <w:color w:val="FFFFFF"/>
-              </w:rPr>
-            </w:r>
-            <w:r>
-              <w:rPr>
                 <w:b/>
                 <w:i w:val="0"/>
+                <w:color w:val="FFFFFF"/>
                 <w:sz w:val="19"/>
               </w:rPr>
               <w:t>Doză</w:t>
@@ -1461,13 +1361,9 @@
             </w:pPr>
             <w:r>
               <w:rPr>
-                <w:color w:val="FFFFFF"/>
-              </w:rPr>
-            </w:r>
-            <w:r>
-              <w:rPr>
                 <w:b/>
                 <w:i w:val="0"/>
+                <w:color w:val="FFFFFF"/>
                 <w:sz w:val="19"/>
               </w:rPr>
               <w:t>Comentarii</w:t>
@@ -1486,13 +1382,9 @@
             </w:pPr>
             <w:r>
               <w:rPr>
-                <w:color w:val="FFFFFF"/>
-              </w:rPr>
-            </w:r>
-            <w:r>
-              <w:rPr>
                 <w:b/>
                 <w:i w:val="0"/>
+                <w:color w:val="FFFFFF"/>
                 <w:sz w:val="19"/>
               </w:rPr>
               <w:t>Decizie</w:t>
@@ -1511,13 +1403,9 @@
             </w:pPr>
             <w:r>
               <w:rPr>
-                <w:color w:val="FFFFFF"/>
-              </w:rPr>
-            </w:r>
-            <w:r>
-              <w:rPr>
                 <w:b/>
                 <w:i w:val="0"/>
+                <w:color w:val="FFFFFF"/>
                 <w:sz w:val="19"/>
               </w:rPr>
               <w:t>Comentariu editor</w:t>
@@ -1535,7 +1423,6 @@
             <w:pPr>
               <w:spacing w:after="40" w:line="240" w:lineRule="auto"/>
             </w:pPr>
-            <w:r/>
             <w:r>
               <w:rPr>
                 <w:b w:val="0"/>
@@ -1555,7 +1442,6 @@
             <w:pPr>
               <w:spacing w:after="40" w:line="240" w:lineRule="auto"/>
             </w:pPr>
-            <w:r/>
             <w:r>
               <w:rPr>
                 <w:b w:val="0"/>
@@ -1575,7 +1461,6 @@
             <w:pPr>
               <w:spacing w:after="40" w:line="240" w:lineRule="auto"/>
             </w:pPr>
-            <w:r/>
             <w:r>
               <w:rPr>
                 <w:b w:val="0"/>
@@ -1595,7 +1480,6 @@
             <w:pPr>
               <w:spacing w:after="40" w:line="240" w:lineRule="auto"/>
             </w:pPr>
-            <w:r/>
             <w:r>
               <w:rPr>
                 <w:b w:val="0"/>
@@ -1615,7 +1499,6 @@
             <w:pPr>
               <w:spacing w:after="40" w:line="240" w:lineRule="auto"/>
             </w:pPr>
-            <w:r/>
             <w:r>
               <w:rPr>
                 <w:b w:val="0"/>
@@ -1635,7 +1518,6 @@
             <w:pPr>
               <w:spacing w:after="40" w:line="240" w:lineRule="auto"/>
             </w:pPr>
-            <w:r/>
             <w:r>
               <w:rPr>
                 <w:b w:val="0"/>
@@ -1655,7 +1537,6 @@
             <w:pPr>
               <w:spacing w:after="40" w:line="240" w:lineRule="auto"/>
             </w:pPr>
-            <w:r/>
             <w:r>
               <w:rPr>
                 <w:b w:val="0"/>
@@ -1674,7 +1555,6 @@
             <w:pPr>
               <w:spacing w:after="40" w:line="240" w:lineRule="auto"/>
             </w:pPr>
-            <w:r/>
             <w:r>
               <w:rPr>
                 <w:b w:val="0"/>
@@ -1695,7 +1575,6 @@
             <w:pPr>
               <w:spacing w:after="40" w:line="240" w:lineRule="auto"/>
             </w:pPr>
-            <w:r/>
             <w:r>
               <w:rPr>
                 <w:b w:val="0"/>
@@ -1715,7 +1594,6 @@
             <w:pPr>
               <w:spacing w:after="40" w:line="240" w:lineRule="auto"/>
             </w:pPr>
-            <w:r/>
             <w:r>
               <w:rPr>
                 <w:b w:val="0"/>
@@ -1735,7 +1613,6 @@
             <w:pPr>
               <w:spacing w:after="40" w:line="240" w:lineRule="auto"/>
             </w:pPr>
-            <w:r/>
             <w:r>
               <w:rPr>
                 <w:b w:val="0"/>
@@ -1755,7 +1632,6 @@
             <w:pPr>
               <w:spacing w:after="40" w:line="240" w:lineRule="auto"/>
             </w:pPr>
-            <w:r/>
             <w:r>
               <w:rPr>
                 <w:b w:val="0"/>
@@ -1775,7 +1651,6 @@
             <w:pPr>
               <w:spacing w:after="40" w:line="240" w:lineRule="auto"/>
             </w:pPr>
-            <w:r/>
             <w:r>
               <w:rPr>
                 <w:b w:val="0"/>
@@ -1795,7 +1670,6 @@
             <w:pPr>
               <w:spacing w:after="40" w:line="240" w:lineRule="auto"/>
             </w:pPr>
-            <w:r/>
             <w:r>
               <w:rPr>
                 <w:b w:val="0"/>
@@ -1815,7 +1689,6 @@
             <w:pPr>
               <w:spacing w:after="40" w:line="240" w:lineRule="auto"/>
             </w:pPr>
-            <w:r/>
             <w:r>
               <w:rPr>
                 <w:b w:val="0"/>
@@ -1834,7 +1707,6 @@
             <w:pPr>
               <w:spacing w:after="40" w:line="240" w:lineRule="auto"/>
             </w:pPr>
-            <w:r/>
             <w:r>
               <w:rPr>
                 <w:b w:val="0"/>
@@ -1855,7 +1727,6 @@
             <w:pPr>
               <w:spacing w:after="40" w:line="240" w:lineRule="auto"/>
             </w:pPr>
-            <w:r/>
             <w:r>
               <w:rPr>
                 <w:b w:val="0"/>
@@ -1875,7 +1746,6 @@
             <w:pPr>
               <w:spacing w:after="40" w:line="240" w:lineRule="auto"/>
             </w:pPr>
-            <w:r/>
             <w:r>
               <w:rPr>
                 <w:b w:val="0"/>
@@ -1895,7 +1765,6 @@
             <w:pPr>
               <w:spacing w:after="40" w:line="240" w:lineRule="auto"/>
             </w:pPr>
-            <w:r/>
             <w:r>
               <w:rPr>
                 <w:b w:val="0"/>
@@ -1915,7 +1784,6 @@
             <w:pPr>
               <w:spacing w:after="40" w:line="240" w:lineRule="auto"/>
             </w:pPr>
-            <w:r/>
             <w:r>
               <w:rPr>
                 <w:b w:val="0"/>
@@ -1935,7 +1803,6 @@
             <w:pPr>
               <w:spacing w:after="40" w:line="240" w:lineRule="auto"/>
             </w:pPr>
-            <w:r/>
             <w:r>
               <w:rPr>
                 <w:b w:val="0"/>
@@ -1955,7 +1822,6 @@
             <w:pPr>
               <w:spacing w:after="40" w:line="240" w:lineRule="auto"/>
             </w:pPr>
-            <w:r/>
             <w:r>
               <w:rPr>
                 <w:b w:val="0"/>
@@ -1975,7 +1841,6 @@
             <w:pPr>
               <w:spacing w:after="40" w:line="240" w:lineRule="auto"/>
             </w:pPr>
-            <w:r/>
             <w:r>
               <w:rPr>
                 <w:b w:val="0"/>
@@ -1994,7 +1859,6 @@
             <w:pPr>
               <w:spacing w:after="40" w:line="240" w:lineRule="auto"/>
             </w:pPr>
-            <w:r/>
             <w:r>
               <w:rPr>
                 <w:b w:val="0"/>
@@ -2015,7 +1879,6 @@
             <w:pPr>
               <w:spacing w:after="40" w:line="240" w:lineRule="auto"/>
             </w:pPr>
-            <w:r/>
             <w:r>
               <w:rPr>
                 <w:b w:val="0"/>
@@ -2035,7 +1898,6 @@
             <w:pPr>
               <w:spacing w:after="40" w:line="240" w:lineRule="auto"/>
             </w:pPr>
-            <w:r/>
             <w:r>
               <w:rPr>
                 <w:b w:val="0"/>
@@ -2055,7 +1917,6 @@
             <w:pPr>
               <w:spacing w:after="40" w:line="240" w:lineRule="auto"/>
             </w:pPr>
-            <w:r/>
             <w:r>
               <w:rPr>
                 <w:b w:val="0"/>
@@ -2075,7 +1936,6 @@
             <w:pPr>
               <w:spacing w:after="40" w:line="240" w:lineRule="auto"/>
             </w:pPr>
-            <w:r/>
             <w:r>
               <w:rPr>
                 <w:b w:val="0"/>
@@ -2095,7 +1955,6 @@
             <w:pPr>
               <w:spacing w:after="40" w:line="240" w:lineRule="auto"/>
             </w:pPr>
-            <w:r/>
             <w:r>
               <w:rPr>
                 <w:b w:val="0"/>
@@ -2115,7 +1974,6 @@
             <w:pPr>
               <w:spacing w:after="40" w:line="240" w:lineRule="auto"/>
             </w:pPr>
-            <w:r/>
             <w:r>
               <w:rPr>
                 <w:b w:val="0"/>
@@ -2135,7 +1993,6 @@
             <w:pPr>
               <w:spacing w:after="40" w:line="240" w:lineRule="auto"/>
             </w:pPr>
-            <w:r/>
             <w:r>
               <w:rPr>
                 <w:b w:val="0"/>
@@ -2154,7 +2011,6 @@
             <w:pPr>
               <w:spacing w:after="40" w:line="240" w:lineRule="auto"/>
             </w:pPr>
-            <w:r/>
             <w:r>
               <w:rPr>
                 <w:b w:val="0"/>
@@ -2217,13 +2073,9 @@
             </w:pPr>
             <w:r>
               <w:rPr>
-                <w:color w:val="FFFFFF"/>
-              </w:rPr>
-            </w:r>
-            <w:r>
-              <w:rPr>
                 <w:b/>
                 <w:i w:val="0"/>
+                <w:color w:val="FFFFFF"/>
                 <w:sz w:val="19"/>
               </w:rPr>
               <w:t>Tip</w:t>
@@ -2242,13 +2094,9 @@
             </w:pPr>
             <w:r>
               <w:rPr>
-                <w:color w:val="FFFFFF"/>
-              </w:rPr>
-            </w:r>
-            <w:r>
-              <w:rPr>
                 <w:b/>
                 <w:i w:val="0"/>
+                <w:color w:val="FFFFFF"/>
                 <w:sz w:val="19"/>
               </w:rPr>
               <w:t>Examen</w:t>
@@ -2267,13 +2115,9 @@
             </w:pPr>
             <w:r>
               <w:rPr>
-                <w:color w:val="FFFFFF"/>
-              </w:rPr>
-            </w:r>
-            <w:r>
-              <w:rPr>
                 <w:b/>
                 <w:i w:val="0"/>
+                <w:color w:val="FFFFFF"/>
                 <w:sz w:val="19"/>
               </w:rPr>
               <w:t>Indicație</w:t>
@@ -2292,13 +2136,9 @@
             </w:pPr>
             <w:r>
               <w:rPr>
-                <w:color w:val="FFFFFF"/>
-              </w:rPr>
-            </w:r>
-            <w:r>
-              <w:rPr>
                 <w:b/>
                 <w:i w:val="0"/>
+                <w:color w:val="FFFFFF"/>
                 <w:sz w:val="19"/>
               </w:rPr>
               <w:t>Grad</w:t>
@@ -2317,13 +2157,9 @@
             </w:pPr>
             <w:r>
               <w:rPr>
-                <w:color w:val="FFFFFF"/>
-              </w:rPr>
-            </w:r>
-            <w:r>
-              <w:rPr>
                 <w:b/>
                 <w:i w:val="0"/>
+                <w:color w:val="FFFFFF"/>
                 <w:sz w:val="19"/>
               </w:rPr>
               <w:t>Doză</w:t>
@@ -2342,13 +2178,9 @@
             </w:pPr>
             <w:r>
               <w:rPr>
-                <w:color w:val="FFFFFF"/>
-              </w:rPr>
-            </w:r>
-            <w:r>
-              <w:rPr>
                 <w:b/>
                 <w:i w:val="0"/>
+                <w:color w:val="FFFFFF"/>
                 <w:sz w:val="19"/>
               </w:rPr>
               <w:t>Comentarii</w:t>
@@ -2367,13 +2199,9 @@
             </w:pPr>
             <w:r>
               <w:rPr>
-                <w:color w:val="FFFFFF"/>
-              </w:rPr>
-            </w:r>
-            <w:r>
-              <w:rPr>
                 <w:b/>
                 <w:i w:val="0"/>
+                <w:color w:val="FFFFFF"/>
                 <w:sz w:val="19"/>
               </w:rPr>
               <w:t>Decizie</w:t>
@@ -2392,13 +2220,9 @@
             </w:pPr>
             <w:r>
               <w:rPr>
-                <w:color w:val="FFFFFF"/>
-              </w:rPr>
-            </w:r>
-            <w:r>
-              <w:rPr>
                 <w:b/>
                 <w:i w:val="0"/>
+                <w:color w:val="FFFFFF"/>
                 <w:sz w:val="19"/>
               </w:rPr>
               <w:t>Comentariu editor</w:t>
@@ -2416,7 +2240,6 @@
             <w:pPr>
               <w:spacing w:after="40" w:line="240" w:lineRule="auto"/>
             </w:pPr>
-            <w:r/>
             <w:r>
               <w:rPr>
                 <w:b w:val="0"/>
@@ -2436,7 +2259,6 @@
             <w:pPr>
               <w:spacing w:after="40" w:line="240" w:lineRule="auto"/>
             </w:pPr>
-            <w:r/>
             <w:r>
               <w:rPr>
                 <w:b w:val="0"/>
@@ -2456,7 +2278,6 @@
             <w:pPr>
               <w:spacing w:after="40" w:line="240" w:lineRule="auto"/>
             </w:pPr>
-            <w:r/>
             <w:r>
               <w:rPr>
                 <w:b w:val="0"/>
@@ -2476,7 +2297,6 @@
             <w:pPr>
               <w:spacing w:after="40" w:line="240" w:lineRule="auto"/>
             </w:pPr>
-            <w:r/>
             <w:r>
               <w:rPr>
                 <w:b w:val="0"/>
@@ -2496,7 +2316,6 @@
             <w:pPr>
               <w:spacing w:after="40" w:line="240" w:lineRule="auto"/>
             </w:pPr>
-            <w:r/>
             <w:r>
               <w:rPr>
                 <w:b w:val="0"/>
@@ -2516,7 +2335,6 @@
             <w:pPr>
               <w:spacing w:after="40" w:line="240" w:lineRule="auto"/>
             </w:pPr>
-            <w:r/>
             <w:r>
               <w:rPr>
                 <w:b w:val="0"/>
@@ -2536,7 +2354,6 @@
             <w:pPr>
               <w:spacing w:after="40" w:line="240" w:lineRule="auto"/>
             </w:pPr>
-            <w:r/>
             <w:r>
               <w:rPr>
                 <w:b w:val="0"/>
@@ -2555,7 +2372,6 @@
             <w:pPr>
               <w:spacing w:after="40" w:line="240" w:lineRule="auto"/>
             </w:pPr>
-            <w:r/>
             <w:r>
               <w:rPr>
                 <w:b w:val="0"/>
@@ -2576,7 +2392,6 @@
             <w:pPr>
               <w:spacing w:after="40" w:line="240" w:lineRule="auto"/>
             </w:pPr>
-            <w:r/>
             <w:r>
               <w:rPr>
                 <w:b w:val="0"/>
@@ -2596,7 +2411,6 @@
             <w:pPr>
               <w:spacing w:after="40" w:line="240" w:lineRule="auto"/>
             </w:pPr>
-            <w:r/>
             <w:r>
               <w:rPr>
                 <w:b w:val="0"/>
@@ -2616,7 +2430,6 @@
             <w:pPr>
               <w:spacing w:after="40" w:line="240" w:lineRule="auto"/>
             </w:pPr>
-            <w:r/>
             <w:r>
               <w:rPr>
                 <w:b w:val="0"/>
@@ -2636,7 +2449,6 @@
             <w:pPr>
               <w:spacing w:after="40" w:line="240" w:lineRule="auto"/>
             </w:pPr>
-            <w:r/>
             <w:r>
               <w:rPr>
                 <w:b w:val="0"/>
@@ -2656,7 +2468,6 @@
             <w:pPr>
               <w:spacing w:after="40" w:line="240" w:lineRule="auto"/>
             </w:pPr>
-            <w:r/>
             <w:r>
               <w:rPr>
                 <w:b w:val="0"/>
@@ -2676,7 +2487,6 @@
             <w:pPr>
               <w:spacing w:after="40" w:line="240" w:lineRule="auto"/>
             </w:pPr>
-            <w:r/>
             <w:r>
               <w:rPr>
                 <w:b w:val="0"/>
@@ -2696,7 +2506,6 @@
             <w:pPr>
               <w:spacing w:after="40" w:line="240" w:lineRule="auto"/>
             </w:pPr>
-            <w:r/>
             <w:r>
               <w:rPr>
                 <w:b w:val="0"/>
@@ -2715,7 +2524,6 @@
             <w:pPr>
               <w:spacing w:after="40" w:line="240" w:lineRule="auto"/>
             </w:pPr>
-            <w:r/>
             <w:r>
               <w:rPr>
                 <w:b w:val="0"/>
@@ -2778,13 +2586,9 @@
             </w:pPr>
             <w:r>
               <w:rPr>
-                <w:color w:val="FFFFFF"/>
-              </w:rPr>
-            </w:r>
-            <w:r>
-              <w:rPr>
                 <w:b/>
                 <w:i w:val="0"/>
+                <w:color w:val="FFFFFF"/>
                 <w:sz w:val="19"/>
               </w:rPr>
               <w:t>Tip</w:t>
@@ -2803,13 +2607,9 @@
             </w:pPr>
             <w:r>
               <w:rPr>
-                <w:color w:val="FFFFFF"/>
-              </w:rPr>
-            </w:r>
-            <w:r>
-              <w:rPr>
                 <w:b/>
                 <w:i w:val="0"/>
+                <w:color w:val="FFFFFF"/>
                 <w:sz w:val="19"/>
               </w:rPr>
               <w:t>Examen</w:t>
@@ -2828,13 +2628,9 @@
             </w:pPr>
             <w:r>
               <w:rPr>
-                <w:color w:val="FFFFFF"/>
-              </w:rPr>
-            </w:r>
-            <w:r>
-              <w:rPr>
                 <w:b/>
                 <w:i w:val="0"/>
+                <w:color w:val="FFFFFF"/>
                 <w:sz w:val="19"/>
               </w:rPr>
               <w:t>Indicație</w:t>
@@ -2853,13 +2649,9 @@
             </w:pPr>
             <w:r>
               <w:rPr>
-                <w:color w:val="FFFFFF"/>
-              </w:rPr>
-            </w:r>
-            <w:r>
-              <w:rPr>
                 <w:b/>
                 <w:i w:val="0"/>
+                <w:color w:val="FFFFFF"/>
                 <w:sz w:val="19"/>
               </w:rPr>
               <w:t>Grad</w:t>
@@ -2878,13 +2670,9 @@
             </w:pPr>
             <w:r>
               <w:rPr>
-                <w:color w:val="FFFFFF"/>
-              </w:rPr>
-            </w:r>
-            <w:r>
-              <w:rPr>
                 <w:b/>
                 <w:i w:val="0"/>
+                <w:color w:val="FFFFFF"/>
                 <w:sz w:val="19"/>
               </w:rPr>
               <w:t>Doză</w:t>
@@ -2903,13 +2691,9 @@
             </w:pPr>
             <w:r>
               <w:rPr>
-                <w:color w:val="FFFFFF"/>
-              </w:rPr>
-            </w:r>
-            <w:r>
-              <w:rPr>
                 <w:b/>
                 <w:i w:val="0"/>
+                <w:color w:val="FFFFFF"/>
                 <w:sz w:val="19"/>
               </w:rPr>
               <w:t>Comentarii</w:t>
@@ -2928,13 +2712,9 @@
             </w:pPr>
             <w:r>
               <w:rPr>
-                <w:color w:val="FFFFFF"/>
-              </w:rPr>
-            </w:r>
-            <w:r>
-              <w:rPr>
                 <w:b/>
                 <w:i w:val="0"/>
+                <w:color w:val="FFFFFF"/>
                 <w:sz w:val="19"/>
               </w:rPr>
               <w:t>Decizie</w:t>
@@ -2953,13 +2733,9 @@
             </w:pPr>
             <w:r>
               <w:rPr>
-                <w:color w:val="FFFFFF"/>
-              </w:rPr>
-            </w:r>
-            <w:r>
-              <w:rPr>
                 <w:b/>
                 <w:i w:val="0"/>
+                <w:color w:val="FFFFFF"/>
                 <w:sz w:val="19"/>
               </w:rPr>
               <w:t>Comentariu editor</w:t>
@@ -2977,7 +2753,6 @@
             <w:pPr>
               <w:spacing w:after="40" w:line="240" w:lineRule="auto"/>
             </w:pPr>
-            <w:r/>
             <w:r>
               <w:rPr>
                 <w:b w:val="0"/>
@@ -2997,7 +2772,6 @@
             <w:pPr>
               <w:spacing w:after="40" w:line="240" w:lineRule="auto"/>
             </w:pPr>
-            <w:r/>
             <w:r>
               <w:rPr>
                 <w:b w:val="0"/>
@@ -3017,7 +2791,6 @@
             <w:pPr>
               <w:spacing w:after="40" w:line="240" w:lineRule="auto"/>
             </w:pPr>
-            <w:r/>
             <w:r>
               <w:rPr>
                 <w:b w:val="0"/>
@@ -3037,7 +2810,6 @@
             <w:pPr>
               <w:spacing w:after="40" w:line="240" w:lineRule="auto"/>
             </w:pPr>
-            <w:r/>
             <w:r>
               <w:rPr>
                 <w:b w:val="0"/>
@@ -3057,7 +2829,6 @@
             <w:pPr>
               <w:spacing w:after="40" w:line="240" w:lineRule="auto"/>
             </w:pPr>
-            <w:r/>
             <w:r>
               <w:rPr>
                 <w:b w:val="0"/>
@@ -3077,7 +2848,6 @@
             <w:pPr>
               <w:spacing w:after="40" w:line="240" w:lineRule="auto"/>
             </w:pPr>
-            <w:r/>
             <w:r>
               <w:rPr>
                 <w:b w:val="0"/>
@@ -3097,7 +2867,6 @@
             <w:pPr>
               <w:spacing w:after="40" w:line="240" w:lineRule="auto"/>
             </w:pPr>
-            <w:r/>
             <w:r>
               <w:rPr>
                 <w:b w:val="0"/>
@@ -3116,7 +2885,6 @@
             <w:pPr>
               <w:spacing w:after="40" w:line="240" w:lineRule="auto"/>
             </w:pPr>
-            <w:r/>
             <w:r>
               <w:rPr>
                 <w:b w:val="0"/>
@@ -3134,7 +2902,7 @@
         <w:pStyle w:val="Heading3"/>
       </w:pPr>
       <w:r>
-        <w:t>Torace, pulmon, cord — Malformații pulmonare congenitale (CPAM / sechestrare pulmonară) – bilanț postnatal</w:t>
+        <w:t>Torace, pulmon, cord — Malformații pulmonare congenitale (CPAM / sechestru pulmonar) – bilanț postnatal</w:t>
       </w:r>
     </w:p>
     <w:p>
@@ -3179,13 +2947,9 @@
             </w:pPr>
             <w:r>
               <w:rPr>
-                <w:color w:val="FFFFFF"/>
-              </w:rPr>
-            </w:r>
-            <w:r>
-              <w:rPr>
                 <w:b/>
                 <w:i w:val="0"/>
+                <w:color w:val="FFFFFF"/>
                 <w:sz w:val="19"/>
               </w:rPr>
               <w:t>Tip</w:t>
@@ -3204,13 +2968,9 @@
             </w:pPr>
             <w:r>
               <w:rPr>
-                <w:color w:val="FFFFFF"/>
-              </w:rPr>
-            </w:r>
-            <w:r>
-              <w:rPr>
                 <w:b/>
                 <w:i w:val="0"/>
+                <w:color w:val="FFFFFF"/>
                 <w:sz w:val="19"/>
               </w:rPr>
               <w:t>Examen</w:t>
@@ -3229,13 +2989,9 @@
             </w:pPr>
             <w:r>
               <w:rPr>
-                <w:color w:val="FFFFFF"/>
-              </w:rPr>
-            </w:r>
-            <w:r>
-              <w:rPr>
                 <w:b/>
                 <w:i w:val="0"/>
+                <w:color w:val="FFFFFF"/>
                 <w:sz w:val="19"/>
               </w:rPr>
               <w:t>Indicație</w:t>
@@ -3254,13 +3010,9 @@
             </w:pPr>
             <w:r>
               <w:rPr>
-                <w:color w:val="FFFFFF"/>
-              </w:rPr>
-            </w:r>
-            <w:r>
-              <w:rPr>
                 <w:b/>
                 <w:i w:val="0"/>
+                <w:color w:val="FFFFFF"/>
                 <w:sz w:val="19"/>
               </w:rPr>
               <w:t>Grad</w:t>
@@ -3279,13 +3031,9 @@
             </w:pPr>
             <w:r>
               <w:rPr>
-                <w:color w:val="FFFFFF"/>
-              </w:rPr>
-            </w:r>
-            <w:r>
-              <w:rPr>
                 <w:b/>
                 <w:i w:val="0"/>
+                <w:color w:val="FFFFFF"/>
                 <w:sz w:val="19"/>
               </w:rPr>
               <w:t>Doză</w:t>
@@ -3304,13 +3052,9 @@
             </w:pPr>
             <w:r>
               <w:rPr>
-                <w:color w:val="FFFFFF"/>
-              </w:rPr>
-            </w:r>
-            <w:r>
-              <w:rPr>
                 <w:b/>
                 <w:i w:val="0"/>
+                <w:color w:val="FFFFFF"/>
                 <w:sz w:val="19"/>
               </w:rPr>
               <w:t>Comentarii</w:t>
@@ -3329,13 +3073,9 @@
             </w:pPr>
             <w:r>
               <w:rPr>
-                <w:color w:val="FFFFFF"/>
-              </w:rPr>
-            </w:r>
-            <w:r>
-              <w:rPr>
                 <w:b/>
                 <w:i w:val="0"/>
+                <w:color w:val="FFFFFF"/>
                 <w:sz w:val="19"/>
               </w:rPr>
               <w:t>Decizie</w:t>
@@ -3354,13 +3094,9 @@
             </w:pPr>
             <w:r>
               <w:rPr>
-                <w:color w:val="FFFFFF"/>
-              </w:rPr>
-            </w:r>
-            <w:r>
-              <w:rPr>
                 <w:b/>
                 <w:i w:val="0"/>
+                <w:color w:val="FFFFFF"/>
                 <w:sz w:val="19"/>
               </w:rPr>
               <w:t>Comentariu editor</w:t>
@@ -3378,7 +3114,6 @@
             <w:pPr>
               <w:spacing w:after="40" w:line="240" w:lineRule="auto"/>
             </w:pPr>
-            <w:r/>
             <w:r>
               <w:rPr>
                 <w:b w:val="0"/>
@@ -3398,7 +3133,6 @@
             <w:pPr>
               <w:spacing w:after="40" w:line="240" w:lineRule="auto"/>
             </w:pPr>
-            <w:r/>
             <w:r>
               <w:rPr>
                 <w:b w:val="0"/>
@@ -3418,7 +3152,6 @@
             <w:pPr>
               <w:spacing w:after="40" w:line="240" w:lineRule="auto"/>
             </w:pPr>
-            <w:r/>
             <w:r>
               <w:rPr>
                 <w:b w:val="0"/>
@@ -3438,7 +3171,6 @@
             <w:pPr>
               <w:spacing w:after="40" w:line="240" w:lineRule="auto"/>
             </w:pPr>
-            <w:r/>
             <w:r>
               <w:rPr>
                 <w:b w:val="0"/>
@@ -3458,7 +3190,6 @@
             <w:pPr>
               <w:spacing w:after="40" w:line="240" w:lineRule="auto"/>
             </w:pPr>
-            <w:r/>
             <w:r>
               <w:rPr>
                 <w:b w:val="0"/>
@@ -3478,7 +3209,6 @@
             <w:pPr>
               <w:spacing w:after="40" w:line="240" w:lineRule="auto"/>
             </w:pPr>
-            <w:r/>
             <w:r>
               <w:rPr>
                 <w:b w:val="0"/>
@@ -3498,7 +3228,6 @@
             <w:pPr>
               <w:spacing w:after="40" w:line="240" w:lineRule="auto"/>
             </w:pPr>
-            <w:r/>
             <w:r>
               <w:rPr>
                 <w:b w:val="0"/>
@@ -3517,7 +3246,6 @@
             <w:pPr>
               <w:spacing w:after="40" w:line="240" w:lineRule="auto"/>
             </w:pPr>
-            <w:r/>
             <w:r>
               <w:rPr>
                 <w:b w:val="0"/>
@@ -3538,7 +3266,6 @@
             <w:pPr>
               <w:spacing w:after="40" w:line="240" w:lineRule="auto"/>
             </w:pPr>
-            <w:r/>
             <w:r>
               <w:rPr>
                 <w:b w:val="0"/>
@@ -3558,7 +3285,6 @@
             <w:pPr>
               <w:spacing w:after="40" w:line="240" w:lineRule="auto"/>
             </w:pPr>
-            <w:r/>
             <w:r>
               <w:rPr>
                 <w:b w:val="0"/>
@@ -3578,7 +3304,6 @@
             <w:pPr>
               <w:spacing w:after="40" w:line="240" w:lineRule="auto"/>
             </w:pPr>
-            <w:r/>
             <w:r>
               <w:rPr>
                 <w:b w:val="0"/>
@@ -3598,7 +3323,6 @@
             <w:pPr>
               <w:spacing w:after="40" w:line="240" w:lineRule="auto"/>
             </w:pPr>
-            <w:r/>
             <w:r>
               <w:rPr>
                 <w:b w:val="0"/>
@@ -3618,7 +3342,6 @@
             <w:pPr>
               <w:spacing w:after="40" w:line="240" w:lineRule="auto"/>
             </w:pPr>
-            <w:r/>
             <w:r>
               <w:rPr>
                 <w:b w:val="0"/>
@@ -3638,7 +3361,6 @@
             <w:pPr>
               <w:spacing w:after="40" w:line="240" w:lineRule="auto"/>
             </w:pPr>
-            <w:r/>
             <w:r>
               <w:rPr>
                 <w:b w:val="0"/>
@@ -3658,7 +3380,6 @@
             <w:pPr>
               <w:spacing w:after="40" w:line="240" w:lineRule="auto"/>
             </w:pPr>
-            <w:r/>
             <w:r>
               <w:rPr>
                 <w:b w:val="0"/>
@@ -3677,7 +3398,6 @@
             <w:pPr>
               <w:spacing w:after="40" w:line="240" w:lineRule="auto"/>
             </w:pPr>
-            <w:r/>
             <w:r>
               <w:rPr>
                 <w:b w:val="0"/>
@@ -3740,13 +3460,9 @@
             </w:pPr>
             <w:r>
               <w:rPr>
-                <w:color w:val="FFFFFF"/>
-              </w:rPr>
-            </w:r>
-            <w:r>
-              <w:rPr>
                 <w:b/>
                 <w:i w:val="0"/>
+                <w:color w:val="FFFFFF"/>
                 <w:sz w:val="19"/>
               </w:rPr>
               <w:t>Tip</w:t>
@@ -3765,13 +3481,9 @@
             </w:pPr>
             <w:r>
               <w:rPr>
-                <w:color w:val="FFFFFF"/>
-              </w:rPr>
-            </w:r>
-            <w:r>
-              <w:rPr>
                 <w:b/>
                 <w:i w:val="0"/>
+                <w:color w:val="FFFFFF"/>
                 <w:sz w:val="19"/>
               </w:rPr>
               <w:t>Examen</w:t>
@@ -3790,13 +3502,9 @@
             </w:pPr>
             <w:r>
               <w:rPr>
-                <w:color w:val="FFFFFF"/>
-              </w:rPr>
-            </w:r>
-            <w:r>
-              <w:rPr>
                 <w:b/>
                 <w:i w:val="0"/>
+                <w:color w:val="FFFFFF"/>
                 <w:sz w:val="19"/>
               </w:rPr>
               <w:t>Indicație</w:t>
@@ -3815,13 +3523,9 @@
             </w:pPr>
             <w:r>
               <w:rPr>
-                <w:color w:val="FFFFFF"/>
-              </w:rPr>
-            </w:r>
-            <w:r>
-              <w:rPr>
                 <w:b/>
                 <w:i w:val="0"/>
+                <w:color w:val="FFFFFF"/>
                 <w:sz w:val="19"/>
               </w:rPr>
               <w:t>Grad</w:t>
@@ -3840,13 +3544,9 @@
             </w:pPr>
             <w:r>
               <w:rPr>
-                <w:color w:val="FFFFFF"/>
-              </w:rPr>
-            </w:r>
-            <w:r>
-              <w:rPr>
                 <w:b/>
                 <w:i w:val="0"/>
+                <w:color w:val="FFFFFF"/>
                 <w:sz w:val="19"/>
               </w:rPr>
               <w:t>Doză</w:t>
@@ -3865,13 +3565,9 @@
             </w:pPr>
             <w:r>
               <w:rPr>
-                <w:color w:val="FFFFFF"/>
-              </w:rPr>
-            </w:r>
-            <w:r>
-              <w:rPr>
                 <w:b/>
                 <w:i w:val="0"/>
+                <w:color w:val="FFFFFF"/>
                 <w:sz w:val="19"/>
               </w:rPr>
               <w:t>Comentarii</w:t>
@@ -3890,13 +3586,9 @@
             </w:pPr>
             <w:r>
               <w:rPr>
-                <w:color w:val="FFFFFF"/>
-              </w:rPr>
-            </w:r>
-            <w:r>
-              <w:rPr>
                 <w:b/>
                 <w:i w:val="0"/>
+                <w:color w:val="FFFFFF"/>
                 <w:sz w:val="19"/>
               </w:rPr>
               <w:t>Decizie</w:t>
@@ -3915,13 +3607,9 @@
             </w:pPr>
             <w:r>
               <w:rPr>
-                <w:color w:val="FFFFFF"/>
-              </w:rPr>
-            </w:r>
-            <w:r>
-              <w:rPr>
                 <w:b/>
                 <w:i w:val="0"/>
+                <w:color w:val="FFFFFF"/>
                 <w:sz w:val="19"/>
               </w:rPr>
               <w:t>Comentariu editor</w:t>
@@ -3939,7 +3627,6 @@
             <w:pPr>
               <w:spacing w:after="40" w:line="240" w:lineRule="auto"/>
             </w:pPr>
-            <w:r/>
             <w:r>
               <w:rPr>
                 <w:b w:val="0"/>
@@ -3959,7 +3646,6 @@
             <w:pPr>
               <w:spacing w:after="40" w:line="240" w:lineRule="auto"/>
             </w:pPr>
-            <w:r/>
             <w:r>
               <w:rPr>
                 <w:b w:val="0"/>
@@ -3979,7 +3665,6 @@
             <w:pPr>
               <w:spacing w:after="40" w:line="240" w:lineRule="auto"/>
             </w:pPr>
-            <w:r/>
             <w:r>
               <w:rPr>
                 <w:b w:val="0"/>
@@ -3999,7 +3684,6 @@
             <w:pPr>
               <w:spacing w:after="40" w:line="240" w:lineRule="auto"/>
             </w:pPr>
-            <w:r/>
             <w:r>
               <w:rPr>
                 <w:b w:val="0"/>
@@ -4019,7 +3703,6 @@
             <w:pPr>
               <w:spacing w:after="40" w:line="240" w:lineRule="auto"/>
             </w:pPr>
-            <w:r/>
             <w:r>
               <w:rPr>
                 <w:b w:val="0"/>
@@ -4039,7 +3722,6 @@
             <w:pPr>
               <w:spacing w:after="40" w:line="240" w:lineRule="auto"/>
             </w:pPr>
-            <w:r/>
             <w:r>
               <w:rPr>
                 <w:b w:val="0"/>
@@ -4059,7 +3741,6 @@
             <w:pPr>
               <w:spacing w:after="40" w:line="240" w:lineRule="auto"/>
             </w:pPr>
-            <w:r/>
             <w:r>
               <w:rPr>
                 <w:b w:val="0"/>
@@ -4078,7 +3759,6 @@
             <w:pPr>
               <w:spacing w:after="40" w:line="240" w:lineRule="auto"/>
             </w:pPr>
-            <w:r/>
             <w:r>
               <w:rPr>
                 <w:b w:val="0"/>
@@ -4141,13 +3821,9 @@
             </w:pPr>
             <w:r>
               <w:rPr>
-                <w:color w:val="FFFFFF"/>
-              </w:rPr>
-            </w:r>
-            <w:r>
-              <w:rPr>
                 <w:b/>
                 <w:i w:val="0"/>
+                <w:color w:val="FFFFFF"/>
                 <w:sz w:val="19"/>
               </w:rPr>
               <w:t>Tip</w:t>
@@ -4166,13 +3842,9 @@
             </w:pPr>
             <w:r>
               <w:rPr>
-                <w:color w:val="FFFFFF"/>
-              </w:rPr>
-            </w:r>
-            <w:r>
-              <w:rPr>
                 <w:b/>
                 <w:i w:val="0"/>
+                <w:color w:val="FFFFFF"/>
                 <w:sz w:val="19"/>
               </w:rPr>
               <w:t>Examen</w:t>
@@ -4191,13 +3863,9 @@
             </w:pPr>
             <w:r>
               <w:rPr>
-                <w:color w:val="FFFFFF"/>
-              </w:rPr>
-            </w:r>
-            <w:r>
-              <w:rPr>
                 <w:b/>
                 <w:i w:val="0"/>
+                <w:color w:val="FFFFFF"/>
                 <w:sz w:val="19"/>
               </w:rPr>
               <w:t>Indicație</w:t>
@@ -4216,13 +3884,9 @@
             </w:pPr>
             <w:r>
               <w:rPr>
-                <w:color w:val="FFFFFF"/>
-              </w:rPr>
-            </w:r>
-            <w:r>
-              <w:rPr>
                 <w:b/>
                 <w:i w:val="0"/>
+                <w:color w:val="FFFFFF"/>
                 <w:sz w:val="19"/>
               </w:rPr>
               <w:t>Grad</w:t>
@@ -4241,13 +3905,9 @@
             </w:pPr>
             <w:r>
               <w:rPr>
-                <w:color w:val="FFFFFF"/>
-              </w:rPr>
-            </w:r>
-            <w:r>
-              <w:rPr>
                 <w:b/>
                 <w:i w:val="0"/>
+                <w:color w:val="FFFFFF"/>
                 <w:sz w:val="19"/>
               </w:rPr>
               <w:t>Doză</w:t>
@@ -4266,13 +3926,9 @@
             </w:pPr>
             <w:r>
               <w:rPr>
-                <w:color w:val="FFFFFF"/>
-              </w:rPr>
-            </w:r>
-            <w:r>
-              <w:rPr>
                 <w:b/>
                 <w:i w:val="0"/>
+                <w:color w:val="FFFFFF"/>
                 <w:sz w:val="19"/>
               </w:rPr>
               <w:t>Comentarii</w:t>
@@ -4291,13 +3947,9 @@
             </w:pPr>
             <w:r>
               <w:rPr>
-                <w:color w:val="FFFFFF"/>
-              </w:rPr>
-            </w:r>
-            <w:r>
-              <w:rPr>
                 <w:b/>
                 <w:i w:val="0"/>
+                <w:color w:val="FFFFFF"/>
                 <w:sz w:val="19"/>
               </w:rPr>
               <w:t>Decizie</w:t>
@@ -4316,13 +3968,9 @@
             </w:pPr>
             <w:r>
               <w:rPr>
-                <w:color w:val="FFFFFF"/>
-              </w:rPr>
-            </w:r>
-            <w:r>
-              <w:rPr>
                 <w:b/>
                 <w:i w:val="0"/>
+                <w:color w:val="FFFFFF"/>
                 <w:sz w:val="19"/>
               </w:rPr>
               <w:t>Comentariu editor</w:t>
@@ -4340,7 +3988,6 @@
             <w:pPr>
               <w:spacing w:after="40" w:line="240" w:lineRule="auto"/>
             </w:pPr>
-            <w:r/>
             <w:r>
               <w:rPr>
                 <w:b w:val="0"/>
@@ -4360,7 +4007,6 @@
             <w:pPr>
               <w:spacing w:after="40" w:line="240" w:lineRule="auto"/>
             </w:pPr>
-            <w:r/>
             <w:r>
               <w:rPr>
                 <w:b w:val="0"/>
@@ -4380,7 +4026,6 @@
             <w:pPr>
               <w:spacing w:after="40" w:line="240" w:lineRule="auto"/>
             </w:pPr>
-            <w:r/>
             <w:r>
               <w:rPr>
                 <w:b w:val="0"/>
@@ -4400,7 +4045,6 @@
             <w:pPr>
               <w:spacing w:after="40" w:line="240" w:lineRule="auto"/>
             </w:pPr>
-            <w:r/>
             <w:r>
               <w:rPr>
                 <w:b w:val="0"/>
@@ -4420,7 +4064,6 @@
             <w:pPr>
               <w:spacing w:after="40" w:line="240" w:lineRule="auto"/>
             </w:pPr>
-            <w:r/>
             <w:r>
               <w:rPr>
                 <w:b w:val="0"/>
@@ -4440,7 +4083,6 @@
             <w:pPr>
               <w:spacing w:after="40" w:line="240" w:lineRule="auto"/>
             </w:pPr>
-            <w:r/>
             <w:r>
               <w:rPr>
                 <w:b w:val="0"/>
@@ -4460,7 +4102,6 @@
             <w:pPr>
               <w:spacing w:after="40" w:line="240" w:lineRule="auto"/>
             </w:pPr>
-            <w:r/>
             <w:r>
               <w:rPr>
                 <w:b w:val="0"/>
@@ -4479,7 +4120,6 @@
             <w:pPr>
               <w:spacing w:after="40" w:line="240" w:lineRule="auto"/>
             </w:pPr>
-            <w:r/>
             <w:r>
               <w:rPr>
                 <w:b w:val="0"/>
@@ -4500,7 +4140,6 @@
             <w:pPr>
               <w:spacing w:after="40" w:line="240" w:lineRule="auto"/>
             </w:pPr>
-            <w:r/>
             <w:r>
               <w:rPr>
                 <w:b w:val="0"/>
@@ -4520,7 +4159,6 @@
             <w:pPr>
               <w:spacing w:after="40" w:line="240" w:lineRule="auto"/>
             </w:pPr>
-            <w:r/>
             <w:r>
               <w:rPr>
                 <w:b w:val="0"/>
@@ -4540,7 +4178,6 @@
             <w:pPr>
               <w:spacing w:after="40" w:line="240" w:lineRule="auto"/>
             </w:pPr>
-            <w:r/>
             <w:r>
               <w:rPr>
                 <w:b w:val="0"/>
@@ -4560,7 +4197,6 @@
             <w:pPr>
               <w:spacing w:after="40" w:line="240" w:lineRule="auto"/>
             </w:pPr>
-            <w:r/>
             <w:r>
               <w:rPr>
                 <w:b w:val="0"/>
@@ -4580,7 +4216,6 @@
             <w:pPr>
               <w:spacing w:after="40" w:line="240" w:lineRule="auto"/>
             </w:pPr>
-            <w:r/>
             <w:r>
               <w:rPr>
                 <w:b w:val="0"/>
@@ -4600,7 +4235,6 @@
             <w:pPr>
               <w:spacing w:after="40" w:line="240" w:lineRule="auto"/>
             </w:pPr>
-            <w:r/>
             <w:r>
               <w:rPr>
                 <w:b w:val="0"/>
@@ -4620,7 +4254,6 @@
             <w:pPr>
               <w:spacing w:after="40" w:line="240" w:lineRule="auto"/>
             </w:pPr>
-            <w:r/>
             <w:r>
               <w:rPr>
                 <w:b w:val="0"/>
@@ -4639,7 +4272,6 @@
             <w:pPr>
               <w:spacing w:after="40" w:line="240" w:lineRule="auto"/>
             </w:pPr>
-            <w:r/>
             <w:r>
               <w:rPr>
                 <w:b w:val="0"/>
@@ -4702,13 +4334,9 @@
             </w:pPr>
             <w:r>
               <w:rPr>
-                <w:color w:val="FFFFFF"/>
-              </w:rPr>
-            </w:r>
-            <w:r>
-              <w:rPr>
                 <w:b/>
                 <w:i w:val="0"/>
+                <w:color w:val="FFFFFF"/>
                 <w:sz w:val="19"/>
               </w:rPr>
               <w:t>Tip</w:t>
@@ -4727,13 +4355,9 @@
             </w:pPr>
             <w:r>
               <w:rPr>
-                <w:color w:val="FFFFFF"/>
-              </w:rPr>
-            </w:r>
-            <w:r>
-              <w:rPr>
                 <w:b/>
                 <w:i w:val="0"/>
+                <w:color w:val="FFFFFF"/>
                 <w:sz w:val="19"/>
               </w:rPr>
               <w:t>Examen</w:t>
@@ -4752,13 +4376,9 @@
             </w:pPr>
             <w:r>
               <w:rPr>
-                <w:color w:val="FFFFFF"/>
-              </w:rPr>
-            </w:r>
-            <w:r>
-              <w:rPr>
                 <w:b/>
                 <w:i w:val="0"/>
+                <w:color w:val="FFFFFF"/>
                 <w:sz w:val="19"/>
               </w:rPr>
               <w:t>Indicație</w:t>
@@ -4777,13 +4397,9 @@
             </w:pPr>
             <w:r>
               <w:rPr>
-                <w:color w:val="FFFFFF"/>
-              </w:rPr>
-            </w:r>
-            <w:r>
-              <w:rPr>
                 <w:b/>
                 <w:i w:val="0"/>
+                <w:color w:val="FFFFFF"/>
                 <w:sz w:val="19"/>
               </w:rPr>
               <w:t>Grad</w:t>
@@ -4802,13 +4418,9 @@
             </w:pPr>
             <w:r>
               <w:rPr>
-                <w:color w:val="FFFFFF"/>
-              </w:rPr>
-            </w:r>
-            <w:r>
-              <w:rPr>
                 <w:b/>
                 <w:i w:val="0"/>
+                <w:color w:val="FFFFFF"/>
                 <w:sz w:val="19"/>
               </w:rPr>
               <w:t>Doză</w:t>
@@ -4827,13 +4439,9 @@
             </w:pPr>
             <w:r>
               <w:rPr>
-                <w:color w:val="FFFFFF"/>
-              </w:rPr>
-            </w:r>
-            <w:r>
-              <w:rPr>
                 <w:b/>
                 <w:i w:val="0"/>
+                <w:color w:val="FFFFFF"/>
                 <w:sz w:val="19"/>
               </w:rPr>
               <w:t>Comentarii</w:t>
@@ -4852,13 +4460,9 @@
             </w:pPr>
             <w:r>
               <w:rPr>
-                <w:color w:val="FFFFFF"/>
-              </w:rPr>
-            </w:r>
-            <w:r>
-              <w:rPr>
                 <w:b/>
                 <w:i w:val="0"/>
+                <w:color w:val="FFFFFF"/>
                 <w:sz w:val="19"/>
               </w:rPr>
               <w:t>Decizie</w:t>
@@ -4877,13 +4481,9 @@
             </w:pPr>
             <w:r>
               <w:rPr>
-                <w:color w:val="FFFFFF"/>
-              </w:rPr>
-            </w:r>
-            <w:r>
-              <w:rPr>
                 <w:b/>
                 <w:i w:val="0"/>
+                <w:color w:val="FFFFFF"/>
                 <w:sz w:val="19"/>
               </w:rPr>
               <w:t>Comentariu editor</w:t>
@@ -4901,7 +4501,6 @@
             <w:pPr>
               <w:spacing w:after="40" w:line="240" w:lineRule="auto"/>
             </w:pPr>
-            <w:r/>
             <w:r>
               <w:rPr>
                 <w:b w:val="0"/>
@@ -4921,7 +4520,6 @@
             <w:pPr>
               <w:spacing w:after="40" w:line="240" w:lineRule="auto"/>
             </w:pPr>
-            <w:r/>
             <w:r>
               <w:rPr>
                 <w:b w:val="0"/>
@@ -4941,7 +4539,6 @@
             <w:pPr>
               <w:spacing w:after="40" w:line="240" w:lineRule="auto"/>
             </w:pPr>
-            <w:r/>
             <w:r>
               <w:rPr>
                 <w:b w:val="0"/>
@@ -4961,7 +4558,6 @@
             <w:pPr>
               <w:spacing w:after="40" w:line="240" w:lineRule="auto"/>
             </w:pPr>
-            <w:r/>
             <w:r>
               <w:rPr>
                 <w:b w:val="0"/>
@@ -4981,7 +4577,6 @@
             <w:pPr>
               <w:spacing w:after="40" w:line="240" w:lineRule="auto"/>
             </w:pPr>
-            <w:r/>
             <w:r>
               <w:rPr>
                 <w:b w:val="0"/>
@@ -5001,7 +4596,6 @@
             <w:pPr>
               <w:spacing w:after="40" w:line="240" w:lineRule="auto"/>
             </w:pPr>
-            <w:r/>
             <w:r>
               <w:rPr>
                 <w:b w:val="0"/>
@@ -5021,7 +4615,6 @@
             <w:pPr>
               <w:spacing w:after="40" w:line="240" w:lineRule="auto"/>
             </w:pPr>
-            <w:r/>
             <w:r>
               <w:rPr>
                 <w:b w:val="0"/>
@@ -5040,7 +4633,6 @@
             <w:pPr>
               <w:spacing w:after="40" w:line="240" w:lineRule="auto"/>
             </w:pPr>
-            <w:r/>
             <w:r>
               <w:rPr>
                 <w:b w:val="0"/>
@@ -5061,7 +4653,6 @@
             <w:pPr>
               <w:spacing w:after="40" w:line="240" w:lineRule="auto"/>
             </w:pPr>
-            <w:r/>
             <w:r>
               <w:rPr>
                 <w:b w:val="0"/>
@@ -5081,7 +4672,6 @@
             <w:pPr>
               <w:spacing w:after="40" w:line="240" w:lineRule="auto"/>
             </w:pPr>
-            <w:r/>
             <w:r>
               <w:rPr>
                 <w:b w:val="0"/>
@@ -5101,7 +4691,6 @@
             <w:pPr>
               <w:spacing w:after="40" w:line="240" w:lineRule="auto"/>
             </w:pPr>
-            <w:r/>
             <w:r>
               <w:rPr>
                 <w:b w:val="0"/>
@@ -5121,7 +4710,6 @@
             <w:pPr>
               <w:spacing w:after="40" w:line="240" w:lineRule="auto"/>
             </w:pPr>
-            <w:r/>
             <w:r>
               <w:rPr>
                 <w:b w:val="0"/>
@@ -5141,7 +4729,6 @@
             <w:pPr>
               <w:spacing w:after="40" w:line="240" w:lineRule="auto"/>
             </w:pPr>
-            <w:r/>
             <w:r>
               <w:rPr>
                 <w:b w:val="0"/>
@@ -5161,7 +4748,6 @@
             <w:pPr>
               <w:spacing w:after="40" w:line="240" w:lineRule="auto"/>
             </w:pPr>
-            <w:r/>
             <w:r>
               <w:rPr>
                 <w:b w:val="0"/>
@@ -5181,7 +4767,6 @@
             <w:pPr>
               <w:spacing w:after="40" w:line="240" w:lineRule="auto"/>
             </w:pPr>
-            <w:r/>
             <w:r>
               <w:rPr>
                 <w:b w:val="0"/>
@@ -5200,7 +4785,6 @@
             <w:pPr>
               <w:spacing w:after="40" w:line="240" w:lineRule="auto"/>
             </w:pPr>
-            <w:r/>
             <w:r>
               <w:rPr>
                 <w:b w:val="0"/>
@@ -5221,7 +4805,6 @@
             <w:pPr>
               <w:spacing w:after="40" w:line="240" w:lineRule="auto"/>
             </w:pPr>
-            <w:r/>
             <w:r>
               <w:rPr>
                 <w:b w:val="0"/>
@@ -5241,7 +4824,6 @@
             <w:pPr>
               <w:spacing w:after="40" w:line="240" w:lineRule="auto"/>
             </w:pPr>
-            <w:r/>
             <w:r>
               <w:rPr>
                 <w:b w:val="0"/>
@@ -5261,7 +4843,6 @@
             <w:pPr>
               <w:spacing w:after="40" w:line="240" w:lineRule="auto"/>
             </w:pPr>
-            <w:r/>
             <w:r>
               <w:rPr>
                 <w:b w:val="0"/>
@@ -5281,7 +4862,6 @@
             <w:pPr>
               <w:spacing w:after="40" w:line="240" w:lineRule="auto"/>
             </w:pPr>
-            <w:r/>
             <w:r>
               <w:rPr>
                 <w:b w:val="0"/>
@@ -5301,7 +4881,6 @@
             <w:pPr>
               <w:spacing w:after="40" w:line="240" w:lineRule="auto"/>
             </w:pPr>
-            <w:r/>
             <w:r>
               <w:rPr>
                 <w:b w:val="0"/>
@@ -5321,7 +4900,6 @@
             <w:pPr>
               <w:spacing w:after="40" w:line="240" w:lineRule="auto"/>
             </w:pPr>
-            <w:r/>
             <w:r>
               <w:rPr>
                 <w:b w:val="0"/>
@@ -5341,7 +4919,6 @@
             <w:pPr>
               <w:spacing w:after="40" w:line="240" w:lineRule="auto"/>
             </w:pPr>
-            <w:r/>
             <w:r>
               <w:rPr>
                 <w:b w:val="0"/>
@@ -5360,7 +4937,6 @@
             <w:pPr>
               <w:spacing w:after="40" w:line="240" w:lineRule="auto"/>
             </w:pPr>
-            <w:r/>
             <w:r>
               <w:rPr>
                 <w:b w:val="0"/>
